--- a/documentation/0681407_healeyCoteMarieAndree_documentation.docx
+++ b/documentation/0681407_healeyCoteMarieAndree_documentation.docx
@@ -6,7 +6,7 @@
       <w:pPr>
         <w:jc w:val="center"/>
         <w:rPr>
-          <w:rFonts w:asciiTheme="minorHAnsi" w:hAnsiTheme="minorHAnsi" w:cstheme="minorHAnsi"/>
+          <w:rFonts w:asciiTheme="majorHAnsi" w:hAnsiTheme="majorHAnsi" w:cstheme="majorHAnsi"/>
         </w:rPr>
       </w:pPr>
     </w:p>
@@ -14,7 +14,7 @@
       <w:sdtPr>
         <w:rPr>
           <w:rStyle w:val="Style5"/>
-          <w:rFonts w:asciiTheme="minorHAnsi" w:hAnsiTheme="minorHAnsi" w:cstheme="minorHAnsi"/>
+          <w:rFonts w:asciiTheme="majorHAnsi" w:hAnsiTheme="majorHAnsi" w:cstheme="majorHAnsi"/>
         </w:rPr>
         <w:alias w:val="PRÉNOM NOM"/>
         <w:tag w:val="PRÉNOM NOM"/>
@@ -35,13 +35,13 @@
             <w:jc w:val="center"/>
             <w:rPr>
               <w:rStyle w:val="Style5"/>
-              <w:rFonts w:asciiTheme="minorHAnsi" w:hAnsiTheme="minorHAnsi" w:cstheme="minorHAnsi"/>
+              <w:rFonts w:asciiTheme="majorHAnsi" w:hAnsiTheme="majorHAnsi" w:cstheme="majorHAnsi"/>
             </w:rPr>
           </w:pPr>
           <w:r>
             <w:rPr>
               <w:rStyle w:val="Style5"/>
-              <w:rFonts w:asciiTheme="minorHAnsi" w:hAnsiTheme="minorHAnsi" w:cstheme="minorHAnsi"/>
+              <w:rFonts w:asciiTheme="majorHAnsi" w:hAnsiTheme="majorHAnsi" w:cstheme="majorHAnsi"/>
             </w:rPr>
             <w:t xml:space="preserve">Marie-andrée healey-côté </w:t>
           </w:r>
@@ -50,7 +50,7 @@
           <w:pPr>
             <w:jc w:val="center"/>
             <w:rPr>
-              <w:rFonts w:asciiTheme="minorHAnsi" w:hAnsiTheme="minorHAnsi" w:cstheme="minorHAnsi"/>
+              <w:rFonts w:asciiTheme="majorHAnsi" w:hAnsiTheme="majorHAnsi" w:cstheme="majorHAnsi"/>
               <w:caps/>
             </w:rPr>
           </w:pPr>
@@ -61,13 +61,13 @@
       <w:pPr>
         <w:jc w:val="center"/>
         <w:rPr>
-          <w:rFonts w:asciiTheme="minorHAnsi" w:hAnsiTheme="minorHAnsi" w:cstheme="minorHAnsi"/>
+          <w:rFonts w:asciiTheme="majorHAnsi" w:hAnsiTheme="majorHAnsi" w:cstheme="majorHAnsi"/>
         </w:rPr>
       </w:pPr>
       <w:sdt>
         <w:sdtPr>
           <w:rPr>
-            <w:rFonts w:asciiTheme="minorHAnsi" w:hAnsiTheme="minorHAnsi" w:cstheme="minorHAnsi"/>
+            <w:rFonts w:asciiTheme="majorHAnsi" w:hAnsiTheme="majorHAnsi" w:cstheme="majorHAnsi"/>
           </w:rPr>
           <w:alias w:val="Titre du cours"/>
           <w:tag w:val="Titre du cours"/>
@@ -79,7 +79,7 @@
         <w:sdtContent>
           <w:r>
             <w:rPr>
-              <w:rFonts w:asciiTheme="minorHAnsi" w:hAnsiTheme="minorHAnsi" w:cstheme="minorHAnsi"/>
+              <w:rFonts w:asciiTheme="majorHAnsi" w:hAnsiTheme="majorHAnsi" w:cstheme="majorHAnsi"/>
             </w:rPr>
             <w:t>Techniques avancées en programmation Web</w:t>
           </w:r>
@@ -90,31 +90,31 @@
       <w:pPr>
         <w:jc w:val="center"/>
         <w:rPr>
-          <w:rFonts w:asciiTheme="minorHAnsi" w:hAnsiTheme="minorHAnsi" w:cstheme="minorHAnsi"/>
-        </w:rPr>
-      </w:pPr>
-      <w:r>
-        <w:rPr>
-          <w:rFonts w:asciiTheme="minorHAnsi" w:hAnsiTheme="minorHAnsi" w:cstheme="minorHAnsi"/>
+          <w:rFonts w:asciiTheme="majorHAnsi" w:hAnsiTheme="majorHAnsi" w:cstheme="majorHAnsi"/>
+        </w:rPr>
+      </w:pPr>
+      <w:r>
+        <w:rPr>
+          <w:rFonts w:asciiTheme="majorHAnsi" w:hAnsiTheme="majorHAnsi" w:cstheme="majorHAnsi"/>
         </w:rPr>
         <w:t>582-41F-MA</w:t>
       </w:r>
       <w:r>
         <w:rPr>
-          <w:rFonts w:asciiTheme="minorHAnsi" w:hAnsiTheme="minorHAnsi" w:cstheme="minorHAnsi"/>
+          <w:rFonts w:asciiTheme="majorHAnsi" w:hAnsiTheme="majorHAnsi" w:cstheme="majorHAnsi"/>
         </w:rPr>
         <w:t xml:space="preserve"> </w:t>
       </w:r>
       <w:r>
         <w:rPr>
-          <w:rFonts w:asciiTheme="minorHAnsi" w:hAnsiTheme="minorHAnsi" w:cstheme="minorHAnsi"/>
+          <w:rFonts w:asciiTheme="majorHAnsi" w:hAnsiTheme="majorHAnsi" w:cstheme="majorHAnsi"/>
         </w:rPr>
         <w:t>gr.</w:t>
       </w:r>
       <w:sdt>
         <w:sdtPr>
           <w:rPr>
-            <w:rFonts w:asciiTheme="minorHAnsi" w:hAnsiTheme="minorHAnsi" w:cstheme="minorHAnsi"/>
+            <w:rFonts w:asciiTheme="majorHAnsi" w:hAnsiTheme="majorHAnsi" w:cstheme="majorHAnsi"/>
           </w:rPr>
           <w:alias w:val="no du groupe"/>
           <w:tag w:val="no du groupe"/>
@@ -126,7 +126,7 @@
         <w:sdtContent>
           <w:r>
             <w:rPr>
-              <w:rFonts w:asciiTheme="minorHAnsi" w:hAnsiTheme="minorHAnsi" w:cstheme="minorHAnsi"/>
+              <w:rFonts w:asciiTheme="majorHAnsi" w:hAnsiTheme="majorHAnsi" w:cstheme="majorHAnsi"/>
             </w:rPr>
             <w:t>24610</w:t>
           </w:r>
@@ -137,7 +137,7 @@
       <w:pPr>
         <w:jc w:val="center"/>
         <w:rPr>
-          <w:rFonts w:asciiTheme="minorHAnsi" w:hAnsiTheme="minorHAnsi" w:cstheme="minorHAnsi"/>
+          <w:rFonts w:asciiTheme="majorHAnsi" w:hAnsiTheme="majorHAnsi" w:cstheme="majorHAnsi"/>
         </w:rPr>
       </w:pPr>
     </w:p>
@@ -145,7 +145,7 @@
       <w:pPr>
         <w:jc w:val="center"/>
         <w:rPr>
-          <w:rFonts w:asciiTheme="minorHAnsi" w:hAnsiTheme="minorHAnsi" w:cstheme="minorHAnsi"/>
+          <w:rFonts w:asciiTheme="majorHAnsi" w:hAnsiTheme="majorHAnsi" w:cstheme="majorHAnsi"/>
         </w:rPr>
       </w:pPr>
     </w:p>
@@ -153,7 +153,7 @@
       <w:pPr>
         <w:jc w:val="center"/>
         <w:rPr>
-          <w:rFonts w:asciiTheme="minorHAnsi" w:hAnsiTheme="minorHAnsi" w:cstheme="minorHAnsi"/>
+          <w:rFonts w:asciiTheme="majorHAnsi" w:hAnsiTheme="majorHAnsi" w:cstheme="majorHAnsi"/>
         </w:rPr>
       </w:pPr>
     </w:p>
@@ -161,7 +161,7 @@
       <w:pPr>
         <w:jc w:val="center"/>
         <w:rPr>
-          <w:rFonts w:asciiTheme="minorHAnsi" w:hAnsiTheme="minorHAnsi" w:cstheme="minorHAnsi"/>
+          <w:rFonts w:asciiTheme="majorHAnsi" w:hAnsiTheme="majorHAnsi" w:cstheme="majorHAnsi"/>
         </w:rPr>
       </w:pPr>
     </w:p>
@@ -169,7 +169,7 @@
       <w:pPr>
         <w:jc w:val="center"/>
         <w:rPr>
-          <w:rFonts w:asciiTheme="minorHAnsi" w:hAnsiTheme="minorHAnsi" w:cstheme="minorHAnsi"/>
+          <w:rFonts w:asciiTheme="majorHAnsi" w:hAnsiTheme="majorHAnsi" w:cstheme="majorHAnsi"/>
         </w:rPr>
       </w:pPr>
     </w:p>
@@ -177,7 +177,7 @@
       <w:pPr>
         <w:jc w:val="center"/>
         <w:rPr>
-          <w:rFonts w:asciiTheme="minorHAnsi" w:hAnsiTheme="minorHAnsi" w:cstheme="minorHAnsi"/>
+          <w:rFonts w:asciiTheme="majorHAnsi" w:hAnsiTheme="majorHAnsi" w:cstheme="majorHAnsi"/>
           <w:b/>
         </w:rPr>
       </w:pPr>
@@ -185,7 +185,7 @@
         <w:sdtPr>
           <w:rPr>
             <w:rStyle w:val="Style2"/>
-            <w:rFonts w:asciiTheme="minorHAnsi" w:hAnsiTheme="minorHAnsi" w:cstheme="minorHAnsi"/>
+            <w:rFonts w:cstheme="majorHAnsi"/>
           </w:rPr>
           <w:alias w:val="TITRE"/>
           <w:tag w:val="TITRE"/>
@@ -205,13 +205,13 @@
           <w:r>
             <w:rPr>
               <w:rStyle w:val="Style2"/>
-              <w:rFonts w:asciiTheme="minorHAnsi" w:hAnsiTheme="minorHAnsi" w:cstheme="minorHAnsi"/>
+              <w:rFonts w:cstheme="majorHAnsi"/>
             </w:rPr>
             <w:t xml:space="preserve">Tp1 : </w:t>
           </w:r>
           <w:r>
             <w:rPr>
-              <w:rFonts w:asciiTheme="minorHAnsi" w:hAnsiTheme="minorHAnsi" w:cstheme="minorHAnsi"/>
+              <w:rFonts w:asciiTheme="majorHAnsi" w:hAnsiTheme="majorHAnsi" w:cstheme="majorHAnsi"/>
               <w:b/>
               <w:caps/>
             </w:rPr>
@@ -224,7 +224,7 @@
       <w:pPr>
         <w:jc w:val="center"/>
         <w:rPr>
-          <w:rFonts w:asciiTheme="minorHAnsi" w:hAnsiTheme="minorHAnsi" w:cstheme="minorHAnsi"/>
+          <w:rFonts w:asciiTheme="majorHAnsi" w:hAnsiTheme="majorHAnsi" w:cstheme="majorHAnsi"/>
           <w:b/>
         </w:rPr>
       </w:pPr>
@@ -233,7 +233,7 @@
       <w:pPr>
         <w:jc w:val="center"/>
         <w:rPr>
-          <w:rFonts w:asciiTheme="minorHAnsi" w:hAnsiTheme="minorHAnsi" w:cstheme="minorHAnsi"/>
+          <w:rFonts w:asciiTheme="majorHAnsi" w:hAnsiTheme="majorHAnsi" w:cstheme="majorHAnsi"/>
         </w:rPr>
       </w:pPr>
     </w:p>
@@ -241,7 +241,7 @@
       <w:pPr>
         <w:jc w:val="center"/>
         <w:rPr>
-          <w:rFonts w:asciiTheme="minorHAnsi" w:hAnsiTheme="minorHAnsi" w:cstheme="minorHAnsi"/>
+          <w:rFonts w:asciiTheme="majorHAnsi" w:hAnsiTheme="majorHAnsi" w:cstheme="majorHAnsi"/>
         </w:rPr>
       </w:pPr>
     </w:p>
@@ -249,7 +249,7 @@
       <w:pPr>
         <w:jc w:val="center"/>
         <w:rPr>
-          <w:rFonts w:asciiTheme="minorHAnsi" w:hAnsiTheme="minorHAnsi" w:cstheme="minorHAnsi"/>
+          <w:rFonts w:asciiTheme="majorHAnsi" w:hAnsiTheme="majorHAnsi" w:cstheme="majorHAnsi"/>
         </w:rPr>
       </w:pPr>
     </w:p>
@@ -257,7 +257,7 @@
       <w:pPr>
         <w:jc w:val="center"/>
         <w:rPr>
-          <w:rFonts w:asciiTheme="minorHAnsi" w:hAnsiTheme="minorHAnsi" w:cstheme="minorHAnsi"/>
+          <w:rFonts w:asciiTheme="majorHAnsi" w:hAnsiTheme="majorHAnsi" w:cstheme="majorHAnsi"/>
         </w:rPr>
       </w:pPr>
     </w:p>
@@ -265,7 +265,7 @@
       <w:pPr>
         <w:jc w:val="center"/>
         <w:rPr>
-          <w:rFonts w:asciiTheme="minorHAnsi" w:hAnsiTheme="minorHAnsi" w:cstheme="minorHAnsi"/>
+          <w:rFonts w:asciiTheme="majorHAnsi" w:hAnsiTheme="majorHAnsi" w:cstheme="majorHAnsi"/>
         </w:rPr>
       </w:pPr>
     </w:p>
@@ -273,12 +273,12 @@
       <w:pPr>
         <w:jc w:val="center"/>
         <w:rPr>
-          <w:rFonts w:asciiTheme="minorHAnsi" w:hAnsiTheme="minorHAnsi" w:cstheme="minorHAnsi"/>
-        </w:rPr>
-      </w:pPr>
-      <w:r>
-        <w:rPr>
-          <w:rFonts w:asciiTheme="minorHAnsi" w:hAnsiTheme="minorHAnsi" w:cstheme="minorHAnsi"/>
+          <w:rFonts w:asciiTheme="majorHAnsi" w:hAnsiTheme="majorHAnsi" w:cstheme="majorHAnsi"/>
+        </w:rPr>
+      </w:pPr>
+      <w:r>
+        <w:rPr>
+          <w:rFonts w:asciiTheme="majorHAnsi" w:hAnsiTheme="majorHAnsi" w:cstheme="majorHAnsi"/>
         </w:rPr>
         <w:t>Travail présenté à</w:t>
       </w:r>
@@ -287,13 +287,13 @@
       <w:pPr>
         <w:jc w:val="center"/>
         <w:rPr>
-          <w:rFonts w:asciiTheme="minorHAnsi" w:hAnsiTheme="minorHAnsi" w:cstheme="minorHAnsi"/>
+          <w:rFonts w:asciiTheme="majorHAnsi" w:hAnsiTheme="majorHAnsi" w:cstheme="majorHAnsi"/>
         </w:rPr>
       </w:pPr>
       <w:sdt>
         <w:sdtPr>
           <w:rPr>
-            <w:rFonts w:asciiTheme="minorHAnsi" w:hAnsiTheme="minorHAnsi" w:cstheme="minorHAnsi"/>
+            <w:rFonts w:asciiTheme="majorHAnsi" w:hAnsiTheme="majorHAnsi" w:cstheme="majorHAnsi"/>
           </w:rPr>
           <w:alias w:val="Mme M."/>
           <w:tag w:val="Mme M."/>
@@ -310,7 +310,7 @@
         <w:sdtContent>
           <w:r>
             <w:rPr>
-              <w:rFonts w:asciiTheme="minorHAnsi" w:hAnsiTheme="minorHAnsi" w:cstheme="minorHAnsi"/>
+              <w:rFonts w:asciiTheme="majorHAnsi" w:hAnsiTheme="majorHAnsi" w:cstheme="majorHAnsi"/>
             </w:rPr>
             <w:t>M.</w:t>
           </w:r>
@@ -318,14 +318,14 @@
       </w:sdt>
       <w:r>
         <w:rPr>
-          <w:rFonts w:asciiTheme="minorHAnsi" w:hAnsiTheme="minorHAnsi" w:cstheme="minorHAnsi"/>
+          <w:rFonts w:asciiTheme="majorHAnsi" w:hAnsiTheme="majorHAnsi" w:cstheme="majorHAnsi"/>
         </w:rPr>
         <w:t xml:space="preserve"> </w:t>
       </w:r>
       <w:sdt>
         <w:sdtPr>
           <w:rPr>
-            <w:rFonts w:asciiTheme="minorHAnsi" w:hAnsiTheme="minorHAnsi" w:cstheme="minorHAnsi"/>
+            <w:rFonts w:asciiTheme="majorHAnsi" w:hAnsiTheme="majorHAnsi" w:cstheme="majorHAnsi"/>
           </w:rPr>
           <w:alias w:val="Nom de l'enseignant"/>
           <w:tag w:val="Nom de l'enseignant"/>
@@ -337,7 +337,7 @@
         <w:sdtContent>
           <w:r>
             <w:rPr>
-              <w:rFonts w:asciiTheme="minorHAnsi" w:hAnsiTheme="minorHAnsi" w:cstheme="minorHAnsi"/>
+              <w:rFonts w:asciiTheme="majorHAnsi" w:hAnsiTheme="majorHAnsi" w:cstheme="majorHAnsi"/>
             </w:rPr>
             <w:t>Marcos Sanches</w:t>
           </w:r>
@@ -348,14 +348,14 @@
       <w:pPr>
         <w:jc w:val="center"/>
         <w:rPr>
-          <w:rFonts w:asciiTheme="minorHAnsi" w:hAnsiTheme="minorHAnsi" w:cstheme="minorHAnsi"/>
-        </w:rPr>
-      </w:pPr>
-    </w:p>
-    <w:p>
-      <w:pPr>
-        <w:rPr>
-          <w:rFonts w:asciiTheme="minorHAnsi" w:hAnsiTheme="minorHAnsi" w:cstheme="minorHAnsi"/>
+          <w:rFonts w:asciiTheme="majorHAnsi" w:hAnsiTheme="majorHAnsi" w:cstheme="majorHAnsi"/>
+        </w:rPr>
+      </w:pPr>
+    </w:p>
+    <w:p>
+      <w:pPr>
+        <w:rPr>
+          <w:rFonts w:asciiTheme="majorHAnsi" w:hAnsiTheme="majorHAnsi" w:cstheme="majorHAnsi"/>
         </w:rPr>
       </w:pPr>
     </w:p>
@@ -363,7 +363,7 @@
       <w:pPr>
         <w:jc w:val="center"/>
         <w:rPr>
-          <w:rFonts w:asciiTheme="minorHAnsi" w:hAnsiTheme="minorHAnsi" w:cstheme="minorHAnsi"/>
+          <w:rFonts w:asciiTheme="majorHAnsi" w:hAnsiTheme="majorHAnsi" w:cstheme="majorHAnsi"/>
         </w:rPr>
       </w:pPr>
     </w:p>
@@ -371,7 +371,7 @@
       <w:pPr>
         <w:jc w:val="center"/>
         <w:rPr>
-          <w:rFonts w:asciiTheme="minorHAnsi" w:hAnsiTheme="minorHAnsi" w:cstheme="minorHAnsi"/>
+          <w:rFonts w:asciiTheme="majorHAnsi" w:hAnsiTheme="majorHAnsi" w:cstheme="majorHAnsi"/>
         </w:rPr>
       </w:pPr>
     </w:p>
@@ -379,7 +379,7 @@
       <w:pPr>
         <w:jc w:val="center"/>
         <w:rPr>
-          <w:rFonts w:asciiTheme="minorHAnsi" w:hAnsiTheme="minorHAnsi" w:cstheme="minorHAnsi"/>
+          <w:rFonts w:asciiTheme="majorHAnsi" w:hAnsiTheme="majorHAnsi" w:cstheme="majorHAnsi"/>
         </w:rPr>
       </w:pPr>
     </w:p>
@@ -387,7 +387,7 @@
       <w:pPr>
         <w:jc w:val="center"/>
         <w:rPr>
-          <w:rFonts w:asciiTheme="minorHAnsi" w:hAnsiTheme="minorHAnsi" w:cstheme="minorHAnsi"/>
+          <w:rFonts w:asciiTheme="majorHAnsi" w:hAnsiTheme="majorHAnsi" w:cstheme="majorHAnsi"/>
         </w:rPr>
       </w:pPr>
     </w:p>
@@ -395,7 +395,7 @@
       <w:pPr>
         <w:jc w:val="center"/>
         <w:rPr>
-          <w:rFonts w:asciiTheme="minorHAnsi" w:hAnsiTheme="minorHAnsi" w:cstheme="minorHAnsi"/>
+          <w:rFonts w:asciiTheme="majorHAnsi" w:hAnsiTheme="majorHAnsi" w:cstheme="majorHAnsi"/>
         </w:rPr>
       </w:pPr>
     </w:p>
@@ -403,19 +403,19 @@
       <w:pPr>
         <w:jc w:val="center"/>
         <w:rPr>
-          <w:rFonts w:asciiTheme="minorHAnsi" w:hAnsiTheme="minorHAnsi" w:cstheme="minorHAnsi"/>
-        </w:rPr>
-      </w:pPr>
-      <w:r>
-        <w:rPr>
-          <w:rFonts w:asciiTheme="minorHAnsi" w:hAnsiTheme="minorHAnsi" w:cstheme="minorHAnsi"/>
+          <w:rFonts w:asciiTheme="majorHAnsi" w:hAnsiTheme="majorHAnsi" w:cstheme="majorHAnsi"/>
+        </w:rPr>
+      </w:pPr>
+      <w:r>
+        <w:rPr>
+          <w:rFonts w:asciiTheme="majorHAnsi" w:hAnsiTheme="majorHAnsi" w:cstheme="majorHAnsi"/>
         </w:rPr>
         <w:t xml:space="preserve">Département </w:t>
       </w:r>
       <w:sdt>
         <w:sdtPr>
           <w:rPr>
-            <w:rFonts w:asciiTheme="minorHAnsi" w:hAnsiTheme="minorHAnsi" w:cstheme="minorHAnsi"/>
+            <w:rFonts w:asciiTheme="majorHAnsi" w:hAnsiTheme="majorHAnsi" w:cstheme="majorHAnsi"/>
           </w:rPr>
           <w:alias w:val="de d'"/>
           <w:tag w:val="de d'"/>
@@ -432,7 +432,7 @@
         <w:sdtContent>
           <w:r>
             <w:rPr>
-              <w:rFonts w:asciiTheme="minorHAnsi" w:hAnsiTheme="minorHAnsi" w:cstheme="minorHAnsi"/>
+              <w:rFonts w:asciiTheme="majorHAnsi" w:hAnsiTheme="majorHAnsi" w:cstheme="majorHAnsi"/>
             </w:rPr>
             <w:t xml:space="preserve">de </w:t>
           </w:r>
@@ -441,7 +441,7 @@
       <w:sdt>
         <w:sdtPr>
           <w:rPr>
-            <w:rFonts w:asciiTheme="minorHAnsi" w:hAnsiTheme="minorHAnsi" w:cstheme="minorHAnsi"/>
+            <w:rFonts w:asciiTheme="majorHAnsi" w:hAnsiTheme="majorHAnsi" w:cstheme="majorHAnsi"/>
           </w:rPr>
           <w:alias w:val="nom du département"/>
           <w:tag w:val="nom du département"/>
@@ -453,7 +453,7 @@
         <w:sdtContent>
           <w:r>
             <w:rPr>
-              <w:rFonts w:asciiTheme="minorHAnsi" w:hAnsiTheme="minorHAnsi" w:cstheme="minorHAnsi"/>
+              <w:rFonts w:asciiTheme="majorHAnsi" w:hAnsiTheme="majorHAnsi" w:cstheme="majorHAnsi"/>
             </w:rPr>
             <w:t>Formation continue – Programme NWE.0F</w:t>
           </w:r>
@@ -464,12 +464,12 @@
       <w:pPr>
         <w:jc w:val="center"/>
         <w:rPr>
-          <w:rFonts w:asciiTheme="minorHAnsi" w:hAnsiTheme="minorHAnsi" w:cstheme="minorHAnsi"/>
-        </w:rPr>
-      </w:pPr>
-      <w:r>
-        <w:rPr>
-          <w:rFonts w:asciiTheme="minorHAnsi" w:hAnsiTheme="minorHAnsi" w:cstheme="minorHAnsi"/>
+          <w:rFonts w:asciiTheme="majorHAnsi" w:hAnsiTheme="majorHAnsi" w:cstheme="majorHAnsi"/>
+        </w:rPr>
+      </w:pPr>
+      <w:r>
+        <w:rPr>
+          <w:rFonts w:asciiTheme="majorHAnsi" w:hAnsiTheme="majorHAnsi" w:cstheme="majorHAnsi"/>
         </w:rPr>
         <w:t>Collège de Maisonneuve</w:t>
       </w:r>
@@ -478,19 +478,19 @@
       <w:pPr>
         <w:jc w:val="center"/>
         <w:rPr>
-          <w:rFonts w:asciiTheme="minorHAnsi" w:hAnsiTheme="minorHAnsi" w:cstheme="minorHAnsi"/>
-        </w:rPr>
-      </w:pPr>
-      <w:r>
-        <w:rPr>
-          <w:rFonts w:asciiTheme="minorHAnsi" w:hAnsiTheme="minorHAnsi" w:cstheme="minorHAnsi"/>
+          <w:rFonts w:asciiTheme="majorHAnsi" w:hAnsiTheme="majorHAnsi" w:cstheme="majorHAnsi"/>
+        </w:rPr>
+      </w:pPr>
+      <w:r>
+        <w:rPr>
+          <w:rFonts w:asciiTheme="majorHAnsi" w:hAnsiTheme="majorHAnsi" w:cstheme="majorHAnsi"/>
         </w:rPr>
         <w:t xml:space="preserve">Le </w:t>
       </w:r>
       <w:sdt>
         <w:sdtPr>
           <w:rPr>
-            <w:rFonts w:asciiTheme="minorHAnsi" w:hAnsiTheme="minorHAnsi" w:cstheme="minorHAnsi"/>
+            <w:rFonts w:asciiTheme="majorHAnsi" w:hAnsiTheme="majorHAnsi" w:cstheme="majorHAnsi"/>
           </w:rPr>
           <w:alias w:val="Date de la remise"/>
           <w:tag w:val="Date de la remise"/>
@@ -508,7 +508,7 @@
         <w:sdtContent>
           <w:r>
             <w:rPr>
-              <w:rFonts w:asciiTheme="minorHAnsi" w:hAnsiTheme="minorHAnsi" w:cstheme="minorHAnsi"/>
+              <w:rFonts w:asciiTheme="majorHAnsi" w:hAnsiTheme="majorHAnsi" w:cstheme="majorHAnsi"/>
             </w:rPr>
             <w:t>28 janvier 2026</w:t>
           </w:r>
@@ -518,6 +518,7 @@
     <w:sdt>
       <w:sdtPr>
         <w:rPr>
+          <w:rFonts w:cstheme="majorHAnsi"/>
           <w:lang w:val="fr-FR"/>
         </w:rPr>
         <w:id w:val="-1283338389"/>
@@ -528,7 +529,7 @@
       </w:sdtPr>
       <w:sdtEndPr>
         <w:rPr>
-          <w:rFonts w:ascii="Times New Roman" w:eastAsia="Times New Roman" w:hAnsi="Times New Roman" w:cs="Times New Roman"/>
+          <w:rFonts w:eastAsia="Times New Roman"/>
           <w:b/>
           <w:bCs/>
           <w:color w:val="auto"/>
@@ -540,9 +541,13 @@
         <w:p>
           <w:pPr>
             <w:pStyle w:val="En-ttedetabledesmatires"/>
+            <w:rPr>
+              <w:rFonts w:cstheme="majorHAnsi"/>
+            </w:rPr>
           </w:pPr>
           <w:r>
             <w:rPr>
+              <w:rFonts w:cstheme="majorHAnsi"/>
               <w:lang w:val="fr-FR"/>
             </w:rPr>
             <w:t>Table des matières</w:t>
@@ -555,31 +560,42 @@
               <w:tab w:val="right" w:leader="dot" w:pos="9396"/>
             </w:tabs>
             <w:rPr>
-              <w:rFonts w:asciiTheme="minorHAnsi" w:eastAsiaTheme="minorEastAsia" w:hAnsiTheme="minorHAnsi" w:cstheme="minorBidi"/>
+              <w:rFonts w:asciiTheme="majorHAnsi" w:eastAsiaTheme="minorEastAsia" w:hAnsiTheme="majorHAnsi" w:cstheme="majorHAnsi"/>
               <w:noProof/>
               <w:kern w:val="2"/>
               <w14:ligatures w14:val="standardContextual"/>
             </w:rPr>
           </w:pPr>
           <w:r>
+            <w:rPr>
+              <w:rFonts w:asciiTheme="majorHAnsi" w:hAnsiTheme="majorHAnsi" w:cstheme="majorHAnsi"/>
+            </w:rPr>
             <w:fldChar w:fldCharType="begin"/>
           </w:r>
           <w:r>
+            <w:rPr>
+              <w:rFonts w:asciiTheme="majorHAnsi" w:hAnsiTheme="majorHAnsi" w:cstheme="majorHAnsi"/>
+            </w:rPr>
             <w:instrText xml:space="preserve"> TOC \o "1-3" \h \z \u </w:instrText>
           </w:r>
           <w:r>
+            <w:rPr>
+              <w:rFonts w:asciiTheme="majorHAnsi" w:hAnsiTheme="majorHAnsi" w:cstheme="majorHAnsi"/>
+            </w:rPr>
             <w:fldChar w:fldCharType="separate"/>
           </w:r>
           <w:hyperlink w:anchor="_Toc220407597" w:history="1">
             <w:r>
               <w:rPr>
                 <w:rStyle w:val="Lienhypertexte"/>
+                <w:rFonts w:asciiTheme="majorHAnsi" w:hAnsiTheme="majorHAnsi" w:cstheme="majorHAnsi"/>
                 <w:noProof/>
               </w:rPr>
               <w:t>Brève description du projet</w:t>
             </w:r>
             <w:r>
               <w:rPr>
+                <w:rFonts w:asciiTheme="majorHAnsi" w:hAnsiTheme="majorHAnsi" w:cstheme="majorHAnsi"/>
                 <w:noProof/>
                 <w:webHidden/>
               </w:rPr>
@@ -587,6 +603,7 @@
             </w:r>
             <w:r>
               <w:rPr>
+                <w:rFonts w:asciiTheme="majorHAnsi" w:hAnsiTheme="majorHAnsi" w:cstheme="majorHAnsi"/>
                 <w:noProof/>
                 <w:webHidden/>
               </w:rPr>
@@ -594,6 +611,7 @@
             </w:r>
             <w:r>
               <w:rPr>
+                <w:rFonts w:asciiTheme="majorHAnsi" w:hAnsiTheme="majorHAnsi" w:cstheme="majorHAnsi"/>
                 <w:noProof/>
                 <w:webHidden/>
               </w:rPr>
@@ -601,12 +619,14 @@
             </w:r>
             <w:r>
               <w:rPr>
+                <w:rFonts w:asciiTheme="majorHAnsi" w:hAnsiTheme="majorHAnsi" w:cstheme="majorHAnsi"/>
                 <w:noProof/>
                 <w:webHidden/>
               </w:rPr>
             </w:r>
             <w:r>
               <w:rPr>
+                <w:rFonts w:asciiTheme="majorHAnsi" w:hAnsiTheme="majorHAnsi" w:cstheme="majorHAnsi"/>
                 <w:noProof/>
                 <w:webHidden/>
               </w:rPr>
@@ -614,6 +634,7 @@
             </w:r>
             <w:r>
               <w:rPr>
+                <w:rFonts w:asciiTheme="majorHAnsi" w:hAnsiTheme="majorHAnsi" w:cstheme="majorHAnsi"/>
                 <w:noProof/>
                 <w:webHidden/>
               </w:rPr>
@@ -621,6 +642,7 @@
             </w:r>
             <w:r>
               <w:rPr>
+                <w:rFonts w:asciiTheme="majorHAnsi" w:hAnsiTheme="majorHAnsi" w:cstheme="majorHAnsi"/>
                 <w:noProof/>
                 <w:webHidden/>
               </w:rPr>
@@ -635,7 +657,7 @@
               <w:tab w:val="right" w:leader="dot" w:pos="9396"/>
             </w:tabs>
             <w:rPr>
-              <w:rFonts w:asciiTheme="minorHAnsi" w:eastAsiaTheme="minorEastAsia" w:hAnsiTheme="minorHAnsi" w:cstheme="minorBidi"/>
+              <w:rFonts w:asciiTheme="majorHAnsi" w:eastAsiaTheme="minorEastAsia" w:hAnsiTheme="majorHAnsi" w:cstheme="majorHAnsi"/>
               <w:noProof/>
               <w:kern w:val="2"/>
               <w14:ligatures w14:val="standardContextual"/>
@@ -645,12 +667,14 @@
             <w:r>
               <w:rPr>
                 <w:rStyle w:val="Lienhypertexte"/>
+                <w:rFonts w:asciiTheme="majorHAnsi" w:hAnsiTheme="majorHAnsi" w:cstheme="majorHAnsi"/>
                 <w:noProof/>
               </w:rPr>
               <w:t>Commandes nécessaires à l’installation des bibliothèques utilisées</w:t>
             </w:r>
             <w:r>
               <w:rPr>
+                <w:rFonts w:asciiTheme="majorHAnsi" w:hAnsiTheme="majorHAnsi" w:cstheme="majorHAnsi"/>
                 <w:noProof/>
                 <w:webHidden/>
               </w:rPr>
@@ -658,6 +682,7 @@
             </w:r>
             <w:r>
               <w:rPr>
+                <w:rFonts w:asciiTheme="majorHAnsi" w:hAnsiTheme="majorHAnsi" w:cstheme="majorHAnsi"/>
                 <w:noProof/>
                 <w:webHidden/>
               </w:rPr>
@@ -665,6 +690,7 @@
             </w:r>
             <w:r>
               <w:rPr>
+                <w:rFonts w:asciiTheme="majorHAnsi" w:hAnsiTheme="majorHAnsi" w:cstheme="majorHAnsi"/>
                 <w:noProof/>
                 <w:webHidden/>
               </w:rPr>
@@ -672,12 +698,14 @@
             </w:r>
             <w:r>
               <w:rPr>
+                <w:rFonts w:asciiTheme="majorHAnsi" w:hAnsiTheme="majorHAnsi" w:cstheme="majorHAnsi"/>
                 <w:noProof/>
                 <w:webHidden/>
               </w:rPr>
             </w:r>
             <w:r>
               <w:rPr>
+                <w:rFonts w:asciiTheme="majorHAnsi" w:hAnsiTheme="majorHAnsi" w:cstheme="majorHAnsi"/>
                 <w:noProof/>
                 <w:webHidden/>
               </w:rPr>
@@ -685,6 +713,7 @@
             </w:r>
             <w:r>
               <w:rPr>
+                <w:rFonts w:asciiTheme="majorHAnsi" w:hAnsiTheme="majorHAnsi" w:cstheme="majorHAnsi"/>
                 <w:noProof/>
                 <w:webHidden/>
               </w:rPr>
@@ -692,6 +721,7 @@
             </w:r>
             <w:r>
               <w:rPr>
+                <w:rFonts w:asciiTheme="majorHAnsi" w:hAnsiTheme="majorHAnsi" w:cstheme="majorHAnsi"/>
                 <w:noProof/>
                 <w:webHidden/>
               </w:rPr>
@@ -706,7 +736,7 @@
               <w:tab w:val="right" w:leader="dot" w:pos="9396"/>
             </w:tabs>
             <w:rPr>
-              <w:rFonts w:asciiTheme="minorHAnsi" w:eastAsiaTheme="minorEastAsia" w:hAnsiTheme="minorHAnsi" w:cstheme="minorBidi"/>
+              <w:rFonts w:asciiTheme="majorHAnsi" w:eastAsiaTheme="minorEastAsia" w:hAnsiTheme="majorHAnsi" w:cstheme="majorHAnsi"/>
               <w:noProof/>
               <w:kern w:val="2"/>
               <w14:ligatures w14:val="standardContextual"/>
@@ -716,12 +746,14 @@
             <w:r>
               <w:rPr>
                 <w:rStyle w:val="Lienhypertexte"/>
+                <w:rFonts w:asciiTheme="majorHAnsi" w:hAnsiTheme="majorHAnsi" w:cstheme="majorHAnsi"/>
                 <w:noProof/>
               </w:rPr>
               <w:t>Commandes d’installation des dépendances</w:t>
             </w:r>
             <w:r>
               <w:rPr>
+                <w:rFonts w:asciiTheme="majorHAnsi" w:hAnsiTheme="majorHAnsi" w:cstheme="majorHAnsi"/>
                 <w:noProof/>
                 <w:webHidden/>
               </w:rPr>
@@ -729,6 +761,7 @@
             </w:r>
             <w:r>
               <w:rPr>
+                <w:rFonts w:asciiTheme="majorHAnsi" w:hAnsiTheme="majorHAnsi" w:cstheme="majorHAnsi"/>
                 <w:noProof/>
                 <w:webHidden/>
               </w:rPr>
@@ -736,6 +769,7 @@
             </w:r>
             <w:r>
               <w:rPr>
+                <w:rFonts w:asciiTheme="majorHAnsi" w:hAnsiTheme="majorHAnsi" w:cstheme="majorHAnsi"/>
                 <w:noProof/>
                 <w:webHidden/>
               </w:rPr>
@@ -743,12 +777,14 @@
             </w:r>
             <w:r>
               <w:rPr>
+                <w:rFonts w:asciiTheme="majorHAnsi" w:hAnsiTheme="majorHAnsi" w:cstheme="majorHAnsi"/>
                 <w:noProof/>
                 <w:webHidden/>
               </w:rPr>
             </w:r>
             <w:r>
               <w:rPr>
+                <w:rFonts w:asciiTheme="majorHAnsi" w:hAnsiTheme="majorHAnsi" w:cstheme="majorHAnsi"/>
                 <w:noProof/>
                 <w:webHidden/>
               </w:rPr>
@@ -756,6 +792,7 @@
             </w:r>
             <w:r>
               <w:rPr>
+                <w:rFonts w:asciiTheme="majorHAnsi" w:hAnsiTheme="majorHAnsi" w:cstheme="majorHAnsi"/>
                 <w:noProof/>
                 <w:webHidden/>
               </w:rPr>
@@ -763,6 +800,7 @@
             </w:r>
             <w:r>
               <w:rPr>
+                <w:rFonts w:asciiTheme="majorHAnsi" w:hAnsiTheme="majorHAnsi" w:cstheme="majorHAnsi"/>
                 <w:noProof/>
                 <w:webHidden/>
               </w:rPr>
@@ -777,7 +815,7 @@
               <w:tab w:val="right" w:leader="dot" w:pos="9396"/>
             </w:tabs>
             <w:rPr>
-              <w:rFonts w:asciiTheme="minorHAnsi" w:eastAsiaTheme="minorEastAsia" w:hAnsiTheme="minorHAnsi" w:cstheme="minorBidi"/>
+              <w:rFonts w:asciiTheme="majorHAnsi" w:eastAsiaTheme="minorEastAsia" w:hAnsiTheme="majorHAnsi" w:cstheme="majorHAnsi"/>
               <w:noProof/>
               <w:kern w:val="2"/>
               <w14:ligatures w14:val="standardContextual"/>
@@ -787,12 +825,14 @@
             <w:r>
               <w:rPr>
                 <w:rStyle w:val="Lienhypertexte"/>
+                <w:rFonts w:asciiTheme="majorHAnsi" w:hAnsiTheme="majorHAnsi" w:cstheme="majorHAnsi"/>
                 <w:noProof/>
               </w:rPr>
               <w:t>Instructions d’installation et d’exécution</w:t>
             </w:r>
             <w:r>
               <w:rPr>
+                <w:rFonts w:asciiTheme="majorHAnsi" w:hAnsiTheme="majorHAnsi" w:cstheme="majorHAnsi"/>
                 <w:noProof/>
                 <w:webHidden/>
               </w:rPr>
@@ -800,6 +840,7 @@
             </w:r>
             <w:r>
               <w:rPr>
+                <w:rFonts w:asciiTheme="majorHAnsi" w:hAnsiTheme="majorHAnsi" w:cstheme="majorHAnsi"/>
                 <w:noProof/>
                 <w:webHidden/>
               </w:rPr>
@@ -807,6 +848,7 @@
             </w:r>
             <w:r>
               <w:rPr>
+                <w:rFonts w:asciiTheme="majorHAnsi" w:hAnsiTheme="majorHAnsi" w:cstheme="majorHAnsi"/>
                 <w:noProof/>
                 <w:webHidden/>
               </w:rPr>
@@ -814,12 +856,14 @@
             </w:r>
             <w:r>
               <w:rPr>
+                <w:rFonts w:asciiTheme="majorHAnsi" w:hAnsiTheme="majorHAnsi" w:cstheme="majorHAnsi"/>
                 <w:noProof/>
                 <w:webHidden/>
               </w:rPr>
             </w:r>
             <w:r>
               <w:rPr>
+                <w:rFonts w:asciiTheme="majorHAnsi" w:hAnsiTheme="majorHAnsi" w:cstheme="majorHAnsi"/>
                 <w:noProof/>
                 <w:webHidden/>
               </w:rPr>
@@ -827,6 +871,7 @@
             </w:r>
             <w:r>
               <w:rPr>
+                <w:rFonts w:asciiTheme="majorHAnsi" w:hAnsiTheme="majorHAnsi" w:cstheme="majorHAnsi"/>
                 <w:noProof/>
                 <w:webHidden/>
               </w:rPr>
@@ -834,6 +879,7 @@
             </w:r>
             <w:r>
               <w:rPr>
+                <w:rFonts w:asciiTheme="majorHAnsi" w:hAnsiTheme="majorHAnsi" w:cstheme="majorHAnsi"/>
                 <w:noProof/>
                 <w:webHidden/>
               </w:rPr>
@@ -848,7 +894,7 @@
               <w:tab w:val="right" w:leader="dot" w:pos="9396"/>
             </w:tabs>
             <w:rPr>
-              <w:rFonts w:asciiTheme="minorHAnsi" w:eastAsiaTheme="minorEastAsia" w:hAnsiTheme="minorHAnsi" w:cstheme="minorBidi"/>
+              <w:rFonts w:asciiTheme="majorHAnsi" w:eastAsiaTheme="minorEastAsia" w:hAnsiTheme="majorHAnsi" w:cstheme="majorHAnsi"/>
               <w:noProof/>
               <w:kern w:val="2"/>
               <w14:ligatures w14:val="standardContextual"/>
@@ -858,12 +904,14 @@
             <w:r>
               <w:rPr>
                 <w:rStyle w:val="Lienhypertexte"/>
+                <w:rFonts w:asciiTheme="majorHAnsi" w:hAnsiTheme="majorHAnsi" w:cstheme="majorHAnsi"/>
                 <w:noProof/>
               </w:rPr>
               <w:t>Instructions d’installation et d’exécution</w:t>
             </w:r>
             <w:r>
               <w:rPr>
+                <w:rFonts w:asciiTheme="majorHAnsi" w:hAnsiTheme="majorHAnsi" w:cstheme="majorHAnsi"/>
                 <w:noProof/>
                 <w:webHidden/>
               </w:rPr>
@@ -871,6 +919,7 @@
             </w:r>
             <w:r>
               <w:rPr>
+                <w:rFonts w:asciiTheme="majorHAnsi" w:hAnsiTheme="majorHAnsi" w:cstheme="majorHAnsi"/>
                 <w:noProof/>
                 <w:webHidden/>
               </w:rPr>
@@ -878,6 +927,7 @@
             </w:r>
             <w:r>
               <w:rPr>
+                <w:rFonts w:asciiTheme="majorHAnsi" w:hAnsiTheme="majorHAnsi" w:cstheme="majorHAnsi"/>
                 <w:noProof/>
                 <w:webHidden/>
               </w:rPr>
@@ -885,12 +935,14 @@
             </w:r>
             <w:r>
               <w:rPr>
+                <w:rFonts w:asciiTheme="majorHAnsi" w:hAnsiTheme="majorHAnsi" w:cstheme="majorHAnsi"/>
                 <w:noProof/>
                 <w:webHidden/>
               </w:rPr>
             </w:r>
             <w:r>
               <w:rPr>
+                <w:rFonts w:asciiTheme="majorHAnsi" w:hAnsiTheme="majorHAnsi" w:cstheme="majorHAnsi"/>
                 <w:noProof/>
                 <w:webHidden/>
               </w:rPr>
@@ -898,6 +950,7 @@
             </w:r>
             <w:r>
               <w:rPr>
+                <w:rFonts w:asciiTheme="majorHAnsi" w:hAnsiTheme="majorHAnsi" w:cstheme="majorHAnsi"/>
                 <w:noProof/>
                 <w:webHidden/>
               </w:rPr>
@@ -905,6 +958,7 @@
             </w:r>
             <w:r>
               <w:rPr>
+                <w:rFonts w:asciiTheme="majorHAnsi" w:hAnsiTheme="majorHAnsi" w:cstheme="majorHAnsi"/>
                 <w:noProof/>
                 <w:webHidden/>
               </w:rPr>
@@ -919,7 +973,7 @@
               <w:tab w:val="right" w:leader="dot" w:pos="9396"/>
             </w:tabs>
             <w:rPr>
-              <w:rFonts w:asciiTheme="minorHAnsi" w:eastAsiaTheme="minorEastAsia" w:hAnsiTheme="minorHAnsi" w:cstheme="minorBidi"/>
+              <w:rFonts w:asciiTheme="majorHAnsi" w:eastAsiaTheme="minorEastAsia" w:hAnsiTheme="majorHAnsi" w:cstheme="majorHAnsi"/>
               <w:noProof/>
               <w:kern w:val="2"/>
               <w14:ligatures w14:val="standardContextual"/>
@@ -929,12 +983,14 @@
             <w:r>
               <w:rPr>
                 <w:rStyle w:val="Lienhypertexte"/>
+                <w:rFonts w:asciiTheme="majorHAnsi" w:hAnsiTheme="majorHAnsi" w:cstheme="majorHAnsi"/>
                 <w:noProof/>
               </w:rPr>
               <w:t>Lien vers votre dépôt GitHub</w:t>
             </w:r>
             <w:r>
               <w:rPr>
+                <w:rFonts w:asciiTheme="majorHAnsi" w:hAnsiTheme="majorHAnsi" w:cstheme="majorHAnsi"/>
                 <w:noProof/>
                 <w:webHidden/>
               </w:rPr>
@@ -942,6 +998,7 @@
             </w:r>
             <w:r>
               <w:rPr>
+                <w:rFonts w:asciiTheme="majorHAnsi" w:hAnsiTheme="majorHAnsi" w:cstheme="majorHAnsi"/>
                 <w:noProof/>
                 <w:webHidden/>
               </w:rPr>
@@ -949,6 +1006,7 @@
             </w:r>
             <w:r>
               <w:rPr>
+                <w:rFonts w:asciiTheme="majorHAnsi" w:hAnsiTheme="majorHAnsi" w:cstheme="majorHAnsi"/>
                 <w:noProof/>
                 <w:webHidden/>
               </w:rPr>
@@ -956,12 +1014,14 @@
             </w:r>
             <w:r>
               <w:rPr>
+                <w:rFonts w:asciiTheme="majorHAnsi" w:hAnsiTheme="majorHAnsi" w:cstheme="majorHAnsi"/>
                 <w:noProof/>
                 <w:webHidden/>
               </w:rPr>
             </w:r>
             <w:r>
               <w:rPr>
+                <w:rFonts w:asciiTheme="majorHAnsi" w:hAnsiTheme="majorHAnsi" w:cstheme="majorHAnsi"/>
                 <w:noProof/>
                 <w:webHidden/>
               </w:rPr>
@@ -969,6 +1029,7 @@
             </w:r>
             <w:r>
               <w:rPr>
+                <w:rFonts w:asciiTheme="majorHAnsi" w:hAnsiTheme="majorHAnsi" w:cstheme="majorHAnsi"/>
                 <w:noProof/>
                 <w:webHidden/>
               </w:rPr>
@@ -976,6 +1037,7 @@
             </w:r>
             <w:r>
               <w:rPr>
+                <w:rFonts w:asciiTheme="majorHAnsi" w:hAnsiTheme="majorHAnsi" w:cstheme="majorHAnsi"/>
                 <w:noProof/>
                 <w:webHidden/>
               </w:rPr>
@@ -984,8 +1046,14 @@
           </w:hyperlink>
         </w:p>
         <w:p>
+          <w:pPr>
+            <w:rPr>
+              <w:rFonts w:asciiTheme="majorHAnsi" w:hAnsiTheme="majorHAnsi" w:cstheme="majorHAnsi"/>
+            </w:rPr>
+          </w:pPr>
           <w:r>
             <w:rPr>
+              <w:rFonts w:asciiTheme="majorHAnsi" w:hAnsiTheme="majorHAnsi" w:cstheme="majorHAnsi"/>
               <w:b/>
               <w:bCs/>
               <w:lang w:val="fr-FR"/>
@@ -999,13 +1067,16 @@
       <w:pPr>
         <w:spacing w:after="160" w:line="259" w:lineRule="auto"/>
         <w:rPr>
-          <w:rFonts w:asciiTheme="majorHAnsi" w:eastAsiaTheme="majorEastAsia" w:hAnsiTheme="majorHAnsi" w:cstheme="majorBidi"/>
+          <w:rFonts w:asciiTheme="majorHAnsi" w:eastAsiaTheme="majorEastAsia" w:hAnsiTheme="majorHAnsi" w:cstheme="majorHAnsi"/>
           <w:color w:val="2F5496" w:themeColor="accent1" w:themeShade="BF"/>
           <w:sz w:val="40"/>
           <w:szCs w:val="40"/>
         </w:rPr>
       </w:pPr>
       <w:r>
+        <w:rPr>
+          <w:rFonts w:asciiTheme="majorHAnsi" w:hAnsiTheme="majorHAnsi" w:cstheme="majorHAnsi"/>
+        </w:rPr>
         <w:br w:type="page"/>
       </w:r>
     </w:p>
@@ -1013,24 +1084,27 @@
       <w:pPr>
         <w:pStyle w:val="Titre1"/>
         <w:rPr>
-          <w:rFonts w:eastAsia="Times New Roman"/>
+          <w:rFonts w:eastAsia="Times New Roman" w:cstheme="majorHAnsi"/>
         </w:rPr>
       </w:pPr>
       <w:bookmarkStart w:id="0" w:name="_Toc220407597"/>
       <w:r>
+        <w:rPr>
+          <w:rFonts w:cstheme="majorHAnsi"/>
+        </w:rPr>
         <w:lastRenderedPageBreak/>
         <w:t>Brève</w:t>
       </w:r>
       <w:r>
         <w:rPr>
-          <w:rFonts w:eastAsia="Times New Roman"/>
+          <w:rFonts w:eastAsia="Times New Roman" w:cstheme="majorHAnsi"/>
         </w:rPr>
         <w:t xml:space="preserve"> description du projet</w:t>
       </w:r>
       <w:bookmarkEnd w:id="0"/>
       <w:r>
         <w:rPr>
-          <w:rFonts w:eastAsia="Times New Roman"/>
+          <w:rFonts w:eastAsia="Times New Roman" w:cstheme="majorHAnsi"/>
         </w:rPr>
         <w:t xml:space="preserve"> </w:t>
       </w:r>
@@ -1108,64 +1182,45 @@
     </w:p>
     <w:p>
       <w:pPr>
-        <w:pStyle w:val="Titre1"/>
-        <w:rPr>
-          <w:rFonts w:eastAsia="Times New Roman"/>
+        <w:jc w:val="both"/>
+        <w:rPr>
+          <w:rFonts w:asciiTheme="majorHAnsi" w:hAnsiTheme="majorHAnsi" w:cstheme="majorHAnsi"/>
+        </w:rPr>
+      </w:pPr>
+    </w:p>
+    <w:p>
+      <w:pPr>
+        <w:jc w:val="both"/>
+        <w:rPr>
+          <w:rFonts w:asciiTheme="majorHAnsi" w:hAnsiTheme="majorHAnsi" w:cstheme="majorHAnsi"/>
+          <w:b/>
+          <w:bCs/>
+        </w:rPr>
+      </w:pPr>
+      <w:r>
+        <w:rPr>
+          <w:rFonts w:asciiTheme="majorHAnsi" w:hAnsiTheme="majorHAnsi" w:cstheme="majorHAnsi"/>
+          <w:b/>
+          <w:bCs/>
+        </w:rPr>
+        <w:t>Structure du projet</w:t>
+      </w:r>
+    </w:p>
+    <w:p>
+      <w:pPr>
+        <w:jc w:val="both"/>
+        <w:rPr>
+          <w:rFonts w:asciiTheme="majorHAnsi" w:hAnsiTheme="majorHAnsi" w:cstheme="majorHAnsi"/>
         </w:rPr>
       </w:pPr>
       <w:bookmarkStart w:id="1" w:name="_Toc220407598"/>
-      <w:r>
-        <w:t>C</w:t>
-      </w:r>
-      <w:r>
-        <w:t>ommandes nécessaires à l’installation</w:t>
-      </w:r>
-      <w:r>
-        <w:rPr>
-          <w:rFonts w:eastAsia="Times New Roman"/>
-        </w:rPr>
-        <w:t xml:space="preserve"> des bibliothèques utilisées</w:t>
-      </w:r>
-      <w:bookmarkEnd w:id="1"/>
-      <w:r>
-        <w:rPr>
-          <w:rFonts w:eastAsia="Times New Roman"/>
-        </w:rPr>
-        <w:t xml:space="preserve"> </w:t>
-      </w:r>
-    </w:p>
-    <w:p>
-      <w:pPr>
-        <w:ind w:firstLine="708"/>
-        <w:rPr>
-          <w:rFonts w:asciiTheme="majorHAnsi" w:hAnsiTheme="majorHAnsi" w:cstheme="majorHAnsi"/>
-        </w:rPr>
-      </w:pPr>
-      <w:r>
-        <w:rPr>
-          <w:rFonts w:asciiTheme="majorHAnsi" w:hAnsiTheme="majorHAnsi" w:cstheme="majorHAnsi"/>
-        </w:rPr>
-        <w:t xml:space="preserve">Ces commandes permettent de mettre en place un serveur Express fonctionnel, de gérer les variables sensibles via un fichier </w:t>
-      </w:r>
+      <w:proofErr w:type="spellStart"/>
       <w:proofErr w:type="gramStart"/>
       <w:r>
         <w:rPr>
           <w:rFonts w:asciiTheme="majorHAnsi" w:hAnsiTheme="majorHAnsi" w:cstheme="majorHAnsi"/>
         </w:rPr>
-        <w:t>« </w:t>
-      </w:r>
-      <w:r>
-        <w:rPr>
-          <w:rFonts w:asciiTheme="majorHAnsi" w:hAnsiTheme="majorHAnsi" w:cstheme="majorHAnsi"/>
-        </w:rPr>
-        <w:t>.</w:t>
-      </w:r>
-      <w:proofErr w:type="spellStart"/>
-      <w:r>
-        <w:rPr>
-          <w:rFonts w:asciiTheme="majorHAnsi" w:hAnsiTheme="majorHAnsi" w:cstheme="majorHAnsi"/>
-        </w:rPr>
-        <w:t>env</w:t>
+        <w:t>meteo</w:t>
       </w:r>
       <w:proofErr w:type="spellEnd"/>
       <w:proofErr w:type="gramEnd"/>
@@ -1173,6 +1228,487 @@
         <w:rPr>
           <w:rFonts w:asciiTheme="majorHAnsi" w:hAnsiTheme="majorHAnsi" w:cstheme="majorHAnsi"/>
         </w:rPr>
+        <w:t>-app/</w:t>
+      </w:r>
+    </w:p>
+    <w:p>
+      <w:pPr>
+        <w:jc w:val="both"/>
+        <w:rPr>
+          <w:rFonts w:asciiTheme="majorHAnsi" w:hAnsiTheme="majorHAnsi" w:cstheme="majorHAnsi"/>
+        </w:rPr>
+      </w:pPr>
+      <w:r>
+        <w:rPr>
+          <w:rFonts w:asciiTheme="majorHAnsi" w:hAnsiTheme="majorHAnsi" w:cstheme="majorHAnsi"/>
+        </w:rPr>
+        <w:t>│── data/                ← fichiers JSON générés par Express</w:t>
+      </w:r>
+    </w:p>
+    <w:p>
+      <w:pPr>
+        <w:jc w:val="both"/>
+        <w:rPr>
+          <w:rFonts w:asciiTheme="majorHAnsi" w:hAnsiTheme="majorHAnsi" w:cstheme="majorHAnsi"/>
+        </w:rPr>
+      </w:pPr>
+      <w:proofErr w:type="gramStart"/>
+      <w:r>
+        <w:rPr>
+          <w:rFonts w:asciiTheme="majorHAnsi" w:hAnsiTheme="majorHAnsi" w:cstheme="majorHAnsi"/>
+        </w:rPr>
+        <w:t>public</w:t>
+      </w:r>
+      <w:proofErr w:type="gramEnd"/>
+      <w:r>
+        <w:rPr>
+          <w:rFonts w:asciiTheme="majorHAnsi" w:hAnsiTheme="majorHAnsi" w:cstheme="majorHAnsi"/>
+        </w:rPr>
+        <w:t>/</w:t>
+      </w:r>
+      <w:r>
+        <w:rPr>
+          <w:rFonts w:asciiTheme="majorHAnsi" w:hAnsiTheme="majorHAnsi" w:cstheme="majorHAnsi"/>
+        </w:rPr>
+        <w:tab/>
+      </w:r>
+      <w:r>
+        <w:rPr>
+          <w:rFonts w:asciiTheme="majorHAnsi" w:hAnsiTheme="majorHAnsi" w:cstheme="majorHAnsi"/>
+        </w:rPr>
+        <w:tab/>
+      </w:r>
+      <w:r>
+        <w:rPr>
+          <w:rFonts w:asciiTheme="majorHAnsi" w:hAnsiTheme="majorHAnsi" w:cstheme="majorHAnsi"/>
+        </w:rPr>
+        <w:tab/>
+      </w:r>
+      <w:r>
+        <w:rPr>
+          <w:rFonts w:asciiTheme="majorHAnsi" w:hAnsiTheme="majorHAnsi" w:cstheme="majorHAnsi"/>
+        </w:rPr>
+        <w:t xml:space="preserve">← fichiers </w:t>
+      </w:r>
+      <w:r>
+        <w:rPr>
+          <w:rFonts w:asciiTheme="majorHAnsi" w:hAnsiTheme="majorHAnsi" w:cstheme="majorHAnsi"/>
+        </w:rPr>
+        <w:t>statiques</w:t>
+      </w:r>
+    </w:p>
+    <w:p>
+      <w:pPr>
+        <w:jc w:val="both"/>
+        <w:rPr>
+          <w:rFonts w:asciiTheme="majorHAnsi" w:hAnsiTheme="majorHAnsi" w:cstheme="majorHAnsi"/>
+          <w:lang w:val="en-CA"/>
+        </w:rPr>
+      </w:pPr>
+      <w:r>
+        <w:rPr>
+          <w:rFonts w:ascii="MS Gothic" w:eastAsia="MS Gothic" w:hAnsi="MS Gothic" w:cs="MS Gothic" w:hint="eastAsia"/>
+          <w:lang w:val="en-CA"/>
+        </w:rPr>
+        <w:t>├</w:t>
+      </w:r>
+      <w:r>
+        <w:rPr>
+          <w:rFonts w:ascii="Calibri Light" w:hAnsi="Calibri Light" w:cs="Calibri Light"/>
+          <w:lang w:val="en-CA"/>
+        </w:rPr>
+        <w:t>─</w:t>
+      </w:r>
+      <w:r>
+        <w:rPr>
+          <w:rFonts w:asciiTheme="majorHAnsi" w:hAnsiTheme="majorHAnsi" w:cstheme="majorHAnsi"/>
+          <w:lang w:val="en-CA"/>
+        </w:rPr>
+        <w:t xml:space="preserve"> index.html</w:t>
+      </w:r>
+    </w:p>
+    <w:p>
+      <w:pPr>
+        <w:jc w:val="both"/>
+        <w:rPr>
+          <w:rFonts w:asciiTheme="majorHAnsi" w:hAnsiTheme="majorHAnsi" w:cstheme="majorHAnsi"/>
+          <w:lang w:val="en-CA"/>
+        </w:rPr>
+      </w:pPr>
+      <w:r>
+        <w:rPr>
+          <w:rFonts w:ascii="MS Gothic" w:eastAsia="MS Gothic" w:hAnsi="MS Gothic" w:cs="MS Gothic" w:hint="eastAsia"/>
+          <w:lang w:val="en-CA"/>
+        </w:rPr>
+        <w:t>├</w:t>
+      </w:r>
+      <w:r>
+        <w:rPr>
+          <w:rFonts w:ascii="Calibri Light" w:hAnsi="Calibri Light" w:cs="Calibri Light"/>
+          <w:lang w:val="en-CA"/>
+        </w:rPr>
+        <w:t>─</w:t>
+      </w:r>
+      <w:r>
+        <w:rPr>
+          <w:rFonts w:asciiTheme="majorHAnsi" w:hAnsiTheme="majorHAnsi" w:cstheme="majorHAnsi"/>
+          <w:lang w:val="en-CA"/>
+        </w:rPr>
+        <w:t xml:space="preserve"> search.html</w:t>
+      </w:r>
+    </w:p>
+    <w:p>
+      <w:pPr>
+        <w:jc w:val="both"/>
+        <w:rPr>
+          <w:rFonts w:asciiTheme="majorHAnsi" w:hAnsiTheme="majorHAnsi" w:cstheme="majorHAnsi"/>
+          <w:lang w:val="en-CA"/>
+        </w:rPr>
+      </w:pPr>
+      <w:r>
+        <w:rPr>
+          <w:rFonts w:ascii="MS Gothic" w:eastAsia="MS Gothic" w:hAnsi="MS Gothic" w:cs="MS Gothic" w:hint="eastAsia"/>
+          <w:lang w:val="en-CA"/>
+        </w:rPr>
+        <w:t>├</w:t>
+      </w:r>
+      <w:r>
+        <w:rPr>
+          <w:rFonts w:ascii="Calibri Light" w:hAnsi="Calibri Light" w:cs="Calibri Light"/>
+          <w:lang w:val="en-CA"/>
+        </w:rPr>
+        <w:t>─</w:t>
+      </w:r>
+      <w:r>
+        <w:rPr>
+          <w:rFonts w:asciiTheme="majorHAnsi" w:hAnsiTheme="majorHAnsi" w:cstheme="majorHAnsi"/>
+          <w:lang w:val="en-CA"/>
+        </w:rPr>
+        <w:t xml:space="preserve"> contact.html</w:t>
+      </w:r>
+    </w:p>
+    <w:p>
+      <w:pPr>
+        <w:jc w:val="both"/>
+        <w:rPr>
+          <w:rFonts w:asciiTheme="majorHAnsi" w:hAnsiTheme="majorHAnsi" w:cstheme="majorHAnsi"/>
+          <w:lang w:val="en-CA"/>
+        </w:rPr>
+      </w:pPr>
+      <w:r>
+        <w:rPr>
+          <w:rFonts w:ascii="MS Gothic" w:eastAsia="MS Gothic" w:hAnsi="MS Gothic" w:cs="MS Gothic" w:hint="eastAsia"/>
+          <w:lang w:val="en-CA"/>
+        </w:rPr>
+        <w:t>├</w:t>
+      </w:r>
+      <w:r>
+        <w:rPr>
+          <w:rFonts w:ascii="Calibri Light" w:hAnsi="Calibri Light" w:cs="Calibri Light"/>
+          <w:lang w:val="en-CA"/>
+        </w:rPr>
+        <w:t>─</w:t>
+      </w:r>
+      <w:r>
+        <w:rPr>
+          <w:rFonts w:asciiTheme="majorHAnsi" w:hAnsiTheme="majorHAnsi" w:cstheme="majorHAnsi"/>
+          <w:lang w:val="en-CA"/>
+        </w:rPr>
+        <w:t xml:space="preserve"> assets/</w:t>
+      </w:r>
+    </w:p>
+    <w:p>
+      <w:pPr>
+        <w:jc w:val="both"/>
+        <w:rPr>
+          <w:rFonts w:asciiTheme="majorHAnsi" w:hAnsiTheme="majorHAnsi" w:cstheme="majorHAnsi"/>
+          <w:lang w:val="en-CA"/>
+        </w:rPr>
+      </w:pPr>
+      <w:proofErr w:type="gramStart"/>
+      <w:r>
+        <w:rPr>
+          <w:rFonts w:asciiTheme="majorHAnsi" w:hAnsiTheme="majorHAnsi" w:cstheme="majorHAnsi"/>
+          <w:lang w:val="en-CA"/>
+        </w:rPr>
+        <w:t xml:space="preserve">│  </w:t>
+      </w:r>
+      <w:r>
+        <w:rPr>
+          <w:rFonts w:ascii="MS Gothic" w:eastAsia="MS Gothic" w:hAnsi="MS Gothic" w:cs="MS Gothic" w:hint="eastAsia"/>
+          <w:lang w:val="en-CA"/>
+        </w:rPr>
+        <w:t>├</w:t>
+      </w:r>
+      <w:proofErr w:type="gramEnd"/>
+      <w:r>
+        <w:rPr>
+          <w:rFonts w:ascii="Calibri Light" w:hAnsi="Calibri Light" w:cs="Calibri Light"/>
+          <w:lang w:val="en-CA"/>
+        </w:rPr>
+        <w:t>─</w:t>
+      </w:r>
+      <w:r>
+        <w:rPr>
+          <w:rFonts w:asciiTheme="majorHAnsi" w:hAnsiTheme="majorHAnsi" w:cstheme="majorHAnsi"/>
+          <w:lang w:val="en-CA"/>
+        </w:rPr>
+        <w:t xml:space="preserve"> </w:t>
+      </w:r>
+      <w:proofErr w:type="spellStart"/>
+      <w:r>
+        <w:rPr>
+          <w:rFonts w:asciiTheme="majorHAnsi" w:hAnsiTheme="majorHAnsi" w:cstheme="majorHAnsi"/>
+          <w:lang w:val="en-CA"/>
+        </w:rPr>
+        <w:t>css</w:t>
+      </w:r>
+      <w:proofErr w:type="spellEnd"/>
+      <w:r>
+        <w:rPr>
+          <w:rFonts w:asciiTheme="majorHAnsi" w:hAnsiTheme="majorHAnsi" w:cstheme="majorHAnsi"/>
+          <w:lang w:val="en-CA"/>
+        </w:rPr>
+        <w:t>/</w:t>
+      </w:r>
+    </w:p>
+    <w:p>
+      <w:pPr>
+        <w:jc w:val="both"/>
+        <w:rPr>
+          <w:rFonts w:asciiTheme="majorHAnsi" w:hAnsiTheme="majorHAnsi" w:cstheme="majorHAnsi"/>
+          <w:lang w:val="en-CA"/>
+        </w:rPr>
+      </w:pPr>
+      <w:proofErr w:type="gramStart"/>
+      <w:r>
+        <w:rPr>
+          <w:rFonts w:asciiTheme="majorHAnsi" w:hAnsiTheme="majorHAnsi" w:cstheme="majorHAnsi"/>
+          <w:lang w:val="en-CA"/>
+        </w:rPr>
+        <w:t>│  │</w:t>
+      </w:r>
+      <w:proofErr w:type="gramEnd"/>
+      <w:r>
+        <w:rPr>
+          <w:rFonts w:asciiTheme="majorHAnsi" w:hAnsiTheme="majorHAnsi" w:cstheme="majorHAnsi"/>
+          <w:lang w:val="en-CA"/>
+        </w:rPr>
+        <w:t xml:space="preserve">  └─ style.css</w:t>
+      </w:r>
+    </w:p>
+    <w:p>
+      <w:pPr>
+        <w:jc w:val="both"/>
+        <w:rPr>
+          <w:rFonts w:asciiTheme="majorHAnsi" w:hAnsiTheme="majorHAnsi" w:cstheme="majorHAnsi"/>
+          <w:lang w:val="en-CA"/>
+        </w:rPr>
+      </w:pPr>
+      <w:proofErr w:type="gramStart"/>
+      <w:r>
+        <w:rPr>
+          <w:rFonts w:asciiTheme="majorHAnsi" w:hAnsiTheme="majorHAnsi" w:cstheme="majorHAnsi"/>
+          <w:lang w:val="en-CA"/>
+        </w:rPr>
+        <w:t>│  └</w:t>
+      </w:r>
+      <w:proofErr w:type="gramEnd"/>
+      <w:r>
+        <w:rPr>
+          <w:rFonts w:asciiTheme="majorHAnsi" w:hAnsiTheme="majorHAnsi" w:cstheme="majorHAnsi"/>
+          <w:lang w:val="en-CA"/>
+        </w:rPr>
+        <w:t xml:space="preserve">─ </w:t>
+      </w:r>
+      <w:proofErr w:type="spellStart"/>
+      <w:r>
+        <w:rPr>
+          <w:rFonts w:asciiTheme="majorHAnsi" w:hAnsiTheme="majorHAnsi" w:cstheme="majorHAnsi"/>
+          <w:lang w:val="en-CA"/>
+        </w:rPr>
+        <w:t>js</w:t>
+      </w:r>
+      <w:proofErr w:type="spellEnd"/>
+      <w:r>
+        <w:rPr>
+          <w:rFonts w:asciiTheme="majorHAnsi" w:hAnsiTheme="majorHAnsi" w:cstheme="majorHAnsi"/>
+          <w:lang w:val="en-CA"/>
+        </w:rPr>
+        <w:t>/</w:t>
+      </w:r>
+    </w:p>
+    <w:p>
+      <w:pPr>
+        <w:jc w:val="both"/>
+        <w:rPr>
+          <w:rFonts w:asciiTheme="majorHAnsi" w:hAnsiTheme="majorHAnsi" w:cstheme="majorHAnsi"/>
+          <w:lang w:val="en-CA"/>
+        </w:rPr>
+      </w:pPr>
+      <w:r>
+        <w:rPr>
+          <w:rFonts w:asciiTheme="majorHAnsi" w:hAnsiTheme="majorHAnsi" w:cstheme="majorHAnsi"/>
+          <w:lang w:val="en-CA"/>
+        </w:rPr>
+        <w:t>│     └─ script.js</w:t>
+      </w:r>
+    </w:p>
+    <w:p>
+      <w:pPr>
+        <w:jc w:val="both"/>
+        <w:rPr>
+          <w:rFonts w:asciiTheme="majorHAnsi" w:hAnsiTheme="majorHAnsi" w:cstheme="majorHAnsi"/>
+          <w:lang w:val="en-CA"/>
+        </w:rPr>
+      </w:pPr>
+      <w:r>
+        <w:rPr>
+          <w:rFonts w:asciiTheme="majorHAnsi" w:hAnsiTheme="majorHAnsi" w:cstheme="majorHAnsi"/>
+          <w:lang w:val="en-CA"/>
+        </w:rPr>
+        <w:t>│─</w:t>
+      </w:r>
+      <w:proofErr w:type="gramStart"/>
+      <w:r>
+        <w:rPr>
+          <w:rFonts w:asciiTheme="majorHAnsi" w:hAnsiTheme="majorHAnsi" w:cstheme="majorHAnsi"/>
+          <w:lang w:val="en-CA"/>
+        </w:rPr>
+        <w:t>─ .env</w:t>
+      </w:r>
+      <w:proofErr w:type="gramEnd"/>
+    </w:p>
+    <w:p>
+      <w:pPr>
+        <w:jc w:val="both"/>
+        <w:rPr>
+          <w:rFonts w:asciiTheme="majorHAnsi" w:hAnsiTheme="majorHAnsi" w:cstheme="majorHAnsi"/>
+          <w:lang w:val="en-CA"/>
+        </w:rPr>
+      </w:pPr>
+      <w:r>
+        <w:rPr>
+          <w:rFonts w:asciiTheme="majorHAnsi" w:hAnsiTheme="majorHAnsi" w:cstheme="majorHAnsi"/>
+          <w:lang w:val="en-CA"/>
+        </w:rPr>
+        <w:t>│── index.js</w:t>
+      </w:r>
+    </w:p>
+    <w:p>
+      <w:pPr>
+        <w:jc w:val="both"/>
+        <w:rPr>
+          <w:rFonts w:asciiTheme="majorHAnsi" w:hAnsiTheme="majorHAnsi" w:cstheme="majorHAnsi"/>
+          <w:lang w:val="en-CA"/>
+        </w:rPr>
+      </w:pPr>
+      <w:r>
+        <w:rPr>
+          <w:rFonts w:asciiTheme="majorHAnsi" w:hAnsiTheme="majorHAnsi" w:cstheme="majorHAnsi"/>
+          <w:lang w:val="en-CA"/>
+        </w:rPr>
+        <w:t xml:space="preserve">│── </w:t>
+      </w:r>
+      <w:proofErr w:type="spellStart"/>
+      <w:proofErr w:type="gramStart"/>
+      <w:r>
+        <w:rPr>
+          <w:rFonts w:asciiTheme="majorHAnsi" w:hAnsiTheme="majorHAnsi" w:cstheme="majorHAnsi"/>
+          <w:lang w:val="en-CA"/>
+        </w:rPr>
+        <w:t>package.json</w:t>
+      </w:r>
+      <w:proofErr w:type="spellEnd"/>
+      <w:proofErr w:type="gramEnd"/>
+    </w:p>
+    <w:p>
+      <w:pPr>
+        <w:jc w:val="both"/>
+        <w:rPr>
+          <w:rFonts w:asciiTheme="majorHAnsi" w:hAnsiTheme="majorHAnsi" w:cstheme="majorHAnsi"/>
+        </w:rPr>
+      </w:pPr>
+      <w:r>
+        <w:rPr>
+          <w:rFonts w:asciiTheme="majorHAnsi" w:hAnsiTheme="majorHAnsi" w:cstheme="majorHAnsi"/>
+        </w:rPr>
+        <w:t>│── README.md</w:t>
+      </w:r>
+    </w:p>
+    <w:p>
+      <w:pPr>
+        <w:pStyle w:val="Titre1"/>
+        <w:rPr>
+          <w:rFonts w:eastAsia="Times New Roman" w:cstheme="majorHAnsi"/>
+        </w:rPr>
+      </w:pPr>
+      <w:r>
+        <w:rPr>
+          <w:rFonts w:cstheme="majorHAnsi"/>
+        </w:rPr>
+        <w:lastRenderedPageBreak/>
+        <w:t>C</w:t>
+      </w:r>
+      <w:r>
+        <w:rPr>
+          <w:rFonts w:cstheme="majorHAnsi"/>
+        </w:rPr>
+        <w:t>ommandes nécessaires à l’installation</w:t>
+      </w:r>
+      <w:r>
+        <w:rPr>
+          <w:rFonts w:eastAsia="Times New Roman" w:cstheme="majorHAnsi"/>
+        </w:rPr>
+        <w:t xml:space="preserve"> des bibliothèques utilisées</w:t>
+      </w:r>
+      <w:bookmarkEnd w:id="1"/>
+      <w:r>
+        <w:rPr>
+          <w:rFonts w:eastAsia="Times New Roman" w:cstheme="majorHAnsi"/>
+        </w:rPr>
+        <w:t xml:space="preserve"> </w:t>
+      </w:r>
+    </w:p>
+    <w:p>
+      <w:pPr>
+        <w:ind w:firstLine="708"/>
+        <w:rPr>
+          <w:rFonts w:asciiTheme="majorHAnsi" w:hAnsiTheme="majorHAnsi" w:cstheme="majorHAnsi"/>
+        </w:rPr>
+      </w:pPr>
+      <w:r>
+        <w:rPr>
+          <w:rFonts w:asciiTheme="majorHAnsi" w:hAnsiTheme="majorHAnsi" w:cstheme="majorHAnsi"/>
+        </w:rPr>
+        <w:t xml:space="preserve">Ces commandes permettent de mettre en place un serveur Express fonctionnel, de gérer les variables sensibles via un fichier </w:t>
+      </w:r>
+      <w:proofErr w:type="gramStart"/>
+      <w:r>
+        <w:rPr>
+          <w:rFonts w:asciiTheme="majorHAnsi" w:hAnsiTheme="majorHAnsi" w:cstheme="majorHAnsi"/>
+        </w:rPr>
+        <w:t>« </w:t>
+      </w:r>
+      <w:r>
+        <w:rPr>
+          <w:rFonts w:asciiTheme="majorHAnsi" w:hAnsiTheme="majorHAnsi" w:cstheme="majorHAnsi"/>
+        </w:rPr>
+        <w:t>.</w:t>
+      </w:r>
+      <w:proofErr w:type="spellStart"/>
+      <w:r>
+        <w:rPr>
+          <w:rFonts w:asciiTheme="majorHAnsi" w:hAnsiTheme="majorHAnsi" w:cstheme="majorHAnsi"/>
+        </w:rPr>
+        <w:t>env</w:t>
+      </w:r>
+      <w:proofErr w:type="spellEnd"/>
+      <w:proofErr w:type="gramEnd"/>
+      <w:r>
+        <w:rPr>
+          <w:rFonts w:asciiTheme="majorHAnsi" w:hAnsiTheme="majorHAnsi" w:cstheme="majorHAnsi"/>
+        </w:rPr>
         <w:t> »</w:t>
       </w:r>
       <w:r>
@@ -1194,9 +1730,15 @@
     <w:p>
       <w:pPr>
         <w:pStyle w:val="Titre2"/>
+        <w:rPr>
+          <w:rFonts w:cstheme="majorHAnsi"/>
+        </w:rPr>
       </w:pPr>
       <w:bookmarkStart w:id="2" w:name="_Toc220407599"/>
       <w:r>
+        <w:rPr>
+          <w:rFonts w:cstheme="majorHAnsi"/>
+        </w:rPr>
         <w:t>Commandes d’installation des dépendances</w:t>
       </w:r>
       <w:bookmarkEnd w:id="2"/>
@@ -1630,29 +2172,32 @@
       <w:pPr>
         <w:pStyle w:val="Titre1"/>
         <w:rPr>
-          <w:rFonts w:eastAsia="Times New Roman"/>
-        </w:rPr>
-      </w:pPr>
-      <w:r>
-        <w:rPr>
-          <w:rFonts w:eastAsia="Times New Roman"/>
+          <w:rFonts w:eastAsia="Times New Roman" w:cstheme="majorHAnsi"/>
+        </w:rPr>
+      </w:pPr>
+      <w:r>
+        <w:rPr>
+          <w:rFonts w:eastAsia="Times New Roman" w:cstheme="majorHAnsi"/>
         </w:rPr>
         <w:t xml:space="preserve"> </w:t>
       </w:r>
       <w:bookmarkStart w:id="3" w:name="_Toc220407600"/>
       <w:r>
+        <w:rPr>
+          <w:rFonts w:cstheme="majorHAnsi"/>
+        </w:rPr>
         <w:t>I</w:t>
       </w:r>
       <w:r>
         <w:rPr>
-          <w:rFonts w:eastAsia="Times New Roman"/>
+          <w:rFonts w:eastAsia="Times New Roman" w:cstheme="majorHAnsi"/>
         </w:rPr>
         <w:t>nstructions d’installation et d’exécution</w:t>
       </w:r>
       <w:bookmarkEnd w:id="3"/>
       <w:r>
         <w:rPr>
-          <w:rFonts w:eastAsia="Times New Roman"/>
+          <w:rFonts w:eastAsia="Times New Roman" w:cstheme="majorHAnsi"/>
         </w:rPr>
         <w:t xml:space="preserve"> </w:t>
       </w:r>
@@ -1683,12 +2228,22 @@
     <w:p>
       <w:pPr>
         <w:pStyle w:val="Titre2"/>
+        <w:rPr>
+          <w:rFonts w:cstheme="majorHAnsi"/>
+        </w:rPr>
       </w:pPr>
       <w:bookmarkStart w:id="4" w:name="_Toc220407601"/>
       <w:r>
+        <w:rPr>
+          <w:rFonts w:cstheme="majorHAnsi"/>
+        </w:rPr>
+        <w:lastRenderedPageBreak/>
         <w:t>I</w:t>
       </w:r>
       <w:r>
+        <w:rPr>
+          <w:rFonts w:cstheme="majorHAnsi"/>
+        </w:rPr>
         <w:t>nstructions d’installation et d’exécution</w:t>
       </w:r>
       <w:bookmarkEnd w:id="4"/>
@@ -2080,38 +2635,52 @@
       <w:pPr>
         <w:pStyle w:val="Titre1"/>
         <w:rPr>
-          <w:rFonts w:eastAsia="Times New Roman"/>
+          <w:rFonts w:eastAsia="Times New Roman" w:cstheme="majorHAnsi"/>
         </w:rPr>
       </w:pPr>
       <w:bookmarkStart w:id="5" w:name="_Toc220407602"/>
       <w:r>
-        <w:lastRenderedPageBreak/>
+        <w:rPr>
+          <w:rFonts w:cstheme="majorHAnsi"/>
+        </w:rPr>
         <w:t>Lien</w:t>
       </w:r>
       <w:r>
         <w:rPr>
-          <w:rFonts w:eastAsia="Times New Roman"/>
+          <w:rFonts w:eastAsia="Times New Roman" w:cstheme="majorHAnsi"/>
         </w:rPr>
         <w:t xml:space="preserve"> vers votre dépôt GitHub</w:t>
       </w:r>
       <w:bookmarkEnd w:id="5"/>
       <w:r>
         <w:rPr>
-          <w:rFonts w:eastAsia="Times New Roman"/>
+          <w:rFonts w:eastAsia="Times New Roman" w:cstheme="majorHAnsi"/>
         </w:rPr>
         <w:t xml:space="preserve"> </w:t>
       </w:r>
     </w:p>
-    <w:p/>
-    <w:p>
-      <w:pPr>
-        <w:rPr>
-          <w:rFonts w:asciiTheme="minorHAnsi" w:hAnsiTheme="minorHAnsi" w:cstheme="minorHAnsi"/>
-        </w:rPr>
-      </w:pPr>
-      <w:r>
-        <w:rPr>
-          <w:rFonts w:asciiTheme="minorHAnsi" w:hAnsiTheme="minorHAnsi" w:cstheme="minorHAnsi"/>
+    <w:p>
+      <w:pPr>
+        <w:rPr>
+          <w:rFonts w:asciiTheme="majorHAnsi" w:hAnsiTheme="majorHAnsi" w:cstheme="majorHAnsi"/>
+        </w:rPr>
+      </w:pPr>
+    </w:p>
+    <w:p>
+      <w:pPr>
+        <w:rPr>
+          <w:rFonts w:asciiTheme="majorHAnsi" w:hAnsiTheme="majorHAnsi" w:cstheme="majorHAnsi"/>
+        </w:rPr>
+      </w:pPr>
+      <w:r>
+        <w:rPr>
+          <w:rFonts w:asciiTheme="majorHAnsi" w:hAnsiTheme="majorHAnsi" w:cstheme="majorHAnsi"/>
+        </w:rPr>
+        <w:t>https://github.com/marieAndreeHealeyCote/node.js_TP1/tree/main</w:t>
+      </w:r>
+      <w:r>
+        <w:rPr>
+          <w:rFonts w:asciiTheme="majorHAnsi" w:hAnsiTheme="majorHAnsi" w:cstheme="majorHAnsi"/>
         </w:rPr>
         <w:br/>
       </w:r>
@@ -4800,6 +5369,14 @@
     <w:pitch w:val="variable"/>
     <w:sig w:usb0="E4002EFF" w:usb1="C200247B" w:usb2="00000009" w:usb3="00000000" w:csb0="000001FF" w:csb1="00000000"/>
   </w:font>
+  <w:font w:name="MS Gothic">
+    <w:altName w:val="ＭＳ ゴシック"/>
+    <w:panose1 w:val="020B0609070205080204"/>
+    <w:charset w:val="80"/>
+    <w:family w:val="modern"/>
+    <w:pitch w:val="fixed"/>
+    <w:sig w:usb0="E00002FF" w:usb1="6AC7FDFB" w:usb2="08000012" w:usb3="00000000" w:csb0="0002009F" w:csb1="00000000"/>
+  </w:font>
 </w:fonts>
 </file>
 
@@ -4820,7 +5397,7 @@
   </w:compat>
   <w:rsids>
     <w:rsidRoot w:val="00F04BFD"/>
-    <w:rsid w:val="002E2B24"/>
+    <w:rsid w:val="007D6391"/>
     <w:rsid w:val="00F04BFD"/>
     <w:rsid w:val="00F61A83"/>
   </w:rsids>

--- a/documentation/0681407_healeyCoteMarieAndree_documentation.docx
+++ b/documentation/0681407_healeyCoteMarieAndree_documentation.docx
@@ -521,7 +521,7 @@
           <w:rFonts w:cstheme="majorHAnsi"/>
           <w:lang w:val="fr-FR"/>
         </w:rPr>
-        <w:id w:val="-1283338389"/>
+        <w:id w:val="-1814471675"/>
         <w:docPartObj>
           <w:docPartGallery w:val="Table of Contents"/>
           <w:docPartUnique/>
@@ -584,7 +584,7 @@
             </w:rPr>
             <w:fldChar w:fldCharType="separate"/>
           </w:r>
-          <w:hyperlink w:anchor="_Toc220407597" w:history="1">
+          <w:hyperlink w:anchor="_Toc220433234" w:history="1">
             <w:r>
               <w:rPr>
                 <w:rStyle w:val="Lienhypertexte"/>
@@ -615,7 +615,7 @@
                 <w:noProof/>
                 <w:webHidden/>
               </w:rPr>
-              <w:instrText xml:space="preserve"> PAGEREF _Toc220407597 \h </w:instrText>
+              <w:instrText xml:space="preserve"> PAGEREF _Toc220433234 \h </w:instrText>
             </w:r>
             <w:r>
               <w:rPr>
@@ -663,14 +663,14 @@
               <w14:ligatures w14:val="standardContextual"/>
             </w:rPr>
           </w:pPr>
-          <w:hyperlink w:anchor="_Toc220407598" w:history="1">
+          <w:hyperlink w:anchor="_Toc220433235" w:history="1">
             <w:r>
               <w:rPr>
                 <w:rStyle w:val="Lienhypertexte"/>
                 <w:rFonts w:asciiTheme="majorHAnsi" w:hAnsiTheme="majorHAnsi" w:cstheme="majorHAnsi"/>
                 <w:noProof/>
               </w:rPr>
-              <w:t>Commandes nécessaires à l’installation des bibliothèques utilisées</w:t>
+              <w:t>API publique utilisée</w:t>
             </w:r>
             <w:r>
               <w:rPr>
@@ -694,86 +694,7 @@
                 <w:noProof/>
                 <w:webHidden/>
               </w:rPr>
-              <w:instrText xml:space="preserve"> PAGEREF _Toc220407598 \h </w:instrText>
-            </w:r>
-            <w:r>
-              <w:rPr>
-                <w:rFonts w:asciiTheme="majorHAnsi" w:hAnsiTheme="majorHAnsi" w:cstheme="majorHAnsi"/>
-                <w:noProof/>
-                <w:webHidden/>
-              </w:rPr>
-            </w:r>
-            <w:r>
-              <w:rPr>
-                <w:rFonts w:asciiTheme="majorHAnsi" w:hAnsiTheme="majorHAnsi" w:cstheme="majorHAnsi"/>
-                <w:noProof/>
-                <w:webHidden/>
-              </w:rPr>
-              <w:fldChar w:fldCharType="separate"/>
-            </w:r>
-            <w:r>
-              <w:rPr>
-                <w:rFonts w:asciiTheme="majorHAnsi" w:hAnsiTheme="majorHAnsi" w:cstheme="majorHAnsi"/>
-                <w:noProof/>
-                <w:webHidden/>
-              </w:rPr>
-              <w:t>3</w:t>
-            </w:r>
-            <w:r>
-              <w:rPr>
-                <w:rFonts w:asciiTheme="majorHAnsi" w:hAnsiTheme="majorHAnsi" w:cstheme="majorHAnsi"/>
-                <w:noProof/>
-                <w:webHidden/>
-              </w:rPr>
-              <w:fldChar w:fldCharType="end"/>
-            </w:r>
-          </w:hyperlink>
-        </w:p>
-        <w:p>
-          <w:pPr>
-            <w:pStyle w:val="TM2"/>
-            <w:tabs>
-              <w:tab w:val="right" w:leader="dot" w:pos="9396"/>
-            </w:tabs>
-            <w:rPr>
-              <w:rFonts w:asciiTheme="majorHAnsi" w:eastAsiaTheme="minorEastAsia" w:hAnsiTheme="majorHAnsi" w:cstheme="majorHAnsi"/>
-              <w:noProof/>
-              <w:kern w:val="2"/>
-              <w14:ligatures w14:val="standardContextual"/>
-            </w:rPr>
-          </w:pPr>
-          <w:hyperlink w:anchor="_Toc220407599" w:history="1">
-            <w:r>
-              <w:rPr>
-                <w:rStyle w:val="Lienhypertexte"/>
-                <w:rFonts w:asciiTheme="majorHAnsi" w:hAnsiTheme="majorHAnsi" w:cstheme="majorHAnsi"/>
-                <w:noProof/>
-              </w:rPr>
-              <w:t>Commandes d’installation des dépendances</w:t>
-            </w:r>
-            <w:r>
-              <w:rPr>
-                <w:rFonts w:asciiTheme="majorHAnsi" w:hAnsiTheme="majorHAnsi" w:cstheme="majorHAnsi"/>
-                <w:noProof/>
-                <w:webHidden/>
-              </w:rPr>
-              <w:tab/>
-            </w:r>
-            <w:r>
-              <w:rPr>
-                <w:rFonts w:asciiTheme="majorHAnsi" w:hAnsiTheme="majorHAnsi" w:cstheme="majorHAnsi"/>
-                <w:noProof/>
-                <w:webHidden/>
-              </w:rPr>
-              <w:fldChar w:fldCharType="begin"/>
-            </w:r>
-            <w:r>
-              <w:rPr>
-                <w:rFonts w:asciiTheme="majorHAnsi" w:hAnsiTheme="majorHAnsi" w:cstheme="majorHAnsi"/>
-                <w:noProof/>
-                <w:webHidden/>
-              </w:rPr>
-              <w:instrText xml:space="preserve"> PAGEREF _Toc220407599 \h </w:instrText>
+              <w:instrText xml:space="preserve"> PAGEREF _Toc220433235 \h </w:instrText>
             </w:r>
             <w:r>
               <w:rPr>
@@ -821,14 +742,14 @@
               <w14:ligatures w14:val="standardContextual"/>
             </w:rPr>
           </w:pPr>
-          <w:hyperlink w:anchor="_Toc220407600" w:history="1">
+          <w:hyperlink w:anchor="_Toc220433236" w:history="1">
             <w:r>
               <w:rPr>
                 <w:rStyle w:val="Lienhypertexte"/>
                 <w:rFonts w:asciiTheme="majorHAnsi" w:hAnsiTheme="majorHAnsi" w:cstheme="majorHAnsi"/>
                 <w:noProof/>
               </w:rPr>
-              <w:t>Instructions d’installation et d’exécution</w:t>
+              <w:t>Commandes nécessaires à l’installation des bibliothèques utilisées</w:t>
             </w:r>
             <w:r>
               <w:rPr>
@@ -852,86 +773,7 @@
                 <w:noProof/>
                 <w:webHidden/>
               </w:rPr>
-              <w:instrText xml:space="preserve"> PAGEREF _Toc220407600 \h </w:instrText>
-            </w:r>
-            <w:r>
-              <w:rPr>
-                <w:rFonts w:asciiTheme="majorHAnsi" w:hAnsiTheme="majorHAnsi" w:cstheme="majorHAnsi"/>
-                <w:noProof/>
-                <w:webHidden/>
-              </w:rPr>
-            </w:r>
-            <w:r>
-              <w:rPr>
-                <w:rFonts w:asciiTheme="majorHAnsi" w:hAnsiTheme="majorHAnsi" w:cstheme="majorHAnsi"/>
-                <w:noProof/>
-                <w:webHidden/>
-              </w:rPr>
-              <w:fldChar w:fldCharType="separate"/>
-            </w:r>
-            <w:r>
-              <w:rPr>
-                <w:rFonts w:asciiTheme="majorHAnsi" w:hAnsiTheme="majorHAnsi" w:cstheme="majorHAnsi"/>
-                <w:noProof/>
-                <w:webHidden/>
-              </w:rPr>
-              <w:t>4</w:t>
-            </w:r>
-            <w:r>
-              <w:rPr>
-                <w:rFonts w:asciiTheme="majorHAnsi" w:hAnsiTheme="majorHAnsi" w:cstheme="majorHAnsi"/>
-                <w:noProof/>
-                <w:webHidden/>
-              </w:rPr>
-              <w:fldChar w:fldCharType="end"/>
-            </w:r>
-          </w:hyperlink>
-        </w:p>
-        <w:p>
-          <w:pPr>
-            <w:pStyle w:val="TM2"/>
-            <w:tabs>
-              <w:tab w:val="right" w:leader="dot" w:pos="9396"/>
-            </w:tabs>
-            <w:rPr>
-              <w:rFonts w:asciiTheme="majorHAnsi" w:eastAsiaTheme="minorEastAsia" w:hAnsiTheme="majorHAnsi" w:cstheme="majorHAnsi"/>
-              <w:noProof/>
-              <w:kern w:val="2"/>
-              <w14:ligatures w14:val="standardContextual"/>
-            </w:rPr>
-          </w:pPr>
-          <w:hyperlink w:anchor="_Toc220407601" w:history="1">
-            <w:r>
-              <w:rPr>
-                <w:rStyle w:val="Lienhypertexte"/>
-                <w:rFonts w:asciiTheme="majorHAnsi" w:hAnsiTheme="majorHAnsi" w:cstheme="majorHAnsi"/>
-                <w:noProof/>
-              </w:rPr>
-              <w:t>Instructions d’installation et d’exécution</w:t>
-            </w:r>
-            <w:r>
-              <w:rPr>
-                <w:rFonts w:asciiTheme="majorHAnsi" w:hAnsiTheme="majorHAnsi" w:cstheme="majorHAnsi"/>
-                <w:noProof/>
-                <w:webHidden/>
-              </w:rPr>
-              <w:tab/>
-            </w:r>
-            <w:r>
-              <w:rPr>
-                <w:rFonts w:asciiTheme="majorHAnsi" w:hAnsiTheme="majorHAnsi" w:cstheme="majorHAnsi"/>
-                <w:noProof/>
-                <w:webHidden/>
-              </w:rPr>
-              <w:fldChar w:fldCharType="begin"/>
-            </w:r>
-            <w:r>
-              <w:rPr>
-                <w:rFonts w:asciiTheme="majorHAnsi" w:hAnsiTheme="majorHAnsi" w:cstheme="majorHAnsi"/>
-                <w:noProof/>
-                <w:webHidden/>
-              </w:rPr>
-              <w:instrText xml:space="preserve"> PAGEREF _Toc220407601 \h </w:instrText>
+              <w:instrText xml:space="preserve"> PAGEREF _Toc220433236 \h </w:instrText>
             </w:r>
             <w:r>
               <w:rPr>
@@ -979,14 +821,14 @@
               <w14:ligatures w14:val="standardContextual"/>
             </w:rPr>
           </w:pPr>
-          <w:hyperlink w:anchor="_Toc220407602" w:history="1">
+          <w:hyperlink w:anchor="_Toc220433237" w:history="1">
             <w:r>
               <w:rPr>
                 <w:rStyle w:val="Lienhypertexte"/>
                 <w:rFonts w:asciiTheme="majorHAnsi" w:hAnsiTheme="majorHAnsi" w:cstheme="majorHAnsi"/>
                 <w:noProof/>
               </w:rPr>
-              <w:t>Lien vers votre dépôt GitHub</w:t>
+              <w:t>Instructions d’installation</w:t>
             </w:r>
             <w:r>
               <w:rPr>
@@ -1010,7 +852,86 @@
                 <w:noProof/>
                 <w:webHidden/>
               </w:rPr>
-              <w:instrText xml:space="preserve"> PAGEREF _Toc220407602 \h </w:instrText>
+              <w:instrText xml:space="preserve"> PAGEREF _Toc220433237 \h </w:instrText>
+            </w:r>
+            <w:r>
+              <w:rPr>
+                <w:rFonts w:asciiTheme="majorHAnsi" w:hAnsiTheme="majorHAnsi" w:cstheme="majorHAnsi"/>
+                <w:noProof/>
+                <w:webHidden/>
+              </w:rPr>
+            </w:r>
+            <w:r>
+              <w:rPr>
+                <w:rFonts w:asciiTheme="majorHAnsi" w:hAnsiTheme="majorHAnsi" w:cstheme="majorHAnsi"/>
+                <w:noProof/>
+                <w:webHidden/>
+              </w:rPr>
+              <w:fldChar w:fldCharType="separate"/>
+            </w:r>
+            <w:r>
+              <w:rPr>
+                <w:rFonts w:asciiTheme="majorHAnsi" w:hAnsiTheme="majorHAnsi" w:cstheme="majorHAnsi"/>
+                <w:noProof/>
+                <w:webHidden/>
+              </w:rPr>
+              <w:t>4</w:t>
+            </w:r>
+            <w:r>
+              <w:rPr>
+                <w:rFonts w:asciiTheme="majorHAnsi" w:hAnsiTheme="majorHAnsi" w:cstheme="majorHAnsi"/>
+                <w:noProof/>
+                <w:webHidden/>
+              </w:rPr>
+              <w:fldChar w:fldCharType="end"/>
+            </w:r>
+          </w:hyperlink>
+        </w:p>
+        <w:p>
+          <w:pPr>
+            <w:pStyle w:val="TM1"/>
+            <w:tabs>
+              <w:tab w:val="right" w:leader="dot" w:pos="9396"/>
+            </w:tabs>
+            <w:rPr>
+              <w:rFonts w:asciiTheme="majorHAnsi" w:eastAsiaTheme="minorEastAsia" w:hAnsiTheme="majorHAnsi" w:cstheme="majorHAnsi"/>
+              <w:noProof/>
+              <w:kern w:val="2"/>
+              <w14:ligatures w14:val="standardContextual"/>
+            </w:rPr>
+          </w:pPr>
+          <w:hyperlink w:anchor="_Toc220433238" w:history="1">
+            <w:r>
+              <w:rPr>
+                <w:rStyle w:val="Lienhypertexte"/>
+                <w:rFonts w:asciiTheme="majorHAnsi" w:hAnsiTheme="majorHAnsi" w:cstheme="majorHAnsi"/>
+                <w:noProof/>
+              </w:rPr>
+              <w:t>Structure du projet</w:t>
+            </w:r>
+            <w:r>
+              <w:rPr>
+                <w:rFonts w:asciiTheme="majorHAnsi" w:hAnsiTheme="majorHAnsi" w:cstheme="majorHAnsi"/>
+                <w:noProof/>
+                <w:webHidden/>
+              </w:rPr>
+              <w:tab/>
+            </w:r>
+            <w:r>
+              <w:rPr>
+                <w:rFonts w:asciiTheme="majorHAnsi" w:hAnsiTheme="majorHAnsi" w:cstheme="majorHAnsi"/>
+                <w:noProof/>
+                <w:webHidden/>
+              </w:rPr>
+              <w:fldChar w:fldCharType="begin"/>
+            </w:r>
+            <w:r>
+              <w:rPr>
+                <w:rFonts w:asciiTheme="majorHAnsi" w:hAnsiTheme="majorHAnsi" w:cstheme="majorHAnsi"/>
+                <w:noProof/>
+                <w:webHidden/>
+              </w:rPr>
+              <w:instrText xml:space="preserve"> PAGEREF _Toc220433238 \h </w:instrText>
             </w:r>
             <w:r>
               <w:rPr>
@@ -1047,6 +968,480 @@
         </w:p>
         <w:p>
           <w:pPr>
+            <w:pStyle w:val="TM1"/>
+            <w:tabs>
+              <w:tab w:val="right" w:leader="dot" w:pos="9396"/>
+            </w:tabs>
+            <w:rPr>
+              <w:rFonts w:asciiTheme="majorHAnsi" w:eastAsiaTheme="minorEastAsia" w:hAnsiTheme="majorHAnsi" w:cstheme="majorHAnsi"/>
+              <w:noProof/>
+              <w:kern w:val="2"/>
+              <w14:ligatures w14:val="standardContextual"/>
+            </w:rPr>
+          </w:pPr>
+          <w:hyperlink w:anchor="_Toc220433239" w:history="1">
+            <w:r>
+              <w:rPr>
+                <w:rStyle w:val="Lienhypertexte"/>
+                <w:rFonts w:asciiTheme="majorHAnsi" w:hAnsiTheme="majorHAnsi" w:cstheme="majorHAnsi"/>
+                <w:noProof/>
+              </w:rPr>
+              <w:t>Instructions d’exécution</w:t>
+            </w:r>
+            <w:r>
+              <w:rPr>
+                <w:rFonts w:asciiTheme="majorHAnsi" w:hAnsiTheme="majorHAnsi" w:cstheme="majorHAnsi"/>
+                <w:noProof/>
+                <w:webHidden/>
+              </w:rPr>
+              <w:tab/>
+            </w:r>
+            <w:r>
+              <w:rPr>
+                <w:rFonts w:asciiTheme="majorHAnsi" w:hAnsiTheme="majorHAnsi" w:cstheme="majorHAnsi"/>
+                <w:noProof/>
+                <w:webHidden/>
+              </w:rPr>
+              <w:fldChar w:fldCharType="begin"/>
+            </w:r>
+            <w:r>
+              <w:rPr>
+                <w:rFonts w:asciiTheme="majorHAnsi" w:hAnsiTheme="majorHAnsi" w:cstheme="majorHAnsi"/>
+                <w:noProof/>
+                <w:webHidden/>
+              </w:rPr>
+              <w:instrText xml:space="preserve"> PAGEREF _Toc220433239 \h </w:instrText>
+            </w:r>
+            <w:r>
+              <w:rPr>
+                <w:rFonts w:asciiTheme="majorHAnsi" w:hAnsiTheme="majorHAnsi" w:cstheme="majorHAnsi"/>
+                <w:noProof/>
+                <w:webHidden/>
+              </w:rPr>
+            </w:r>
+            <w:r>
+              <w:rPr>
+                <w:rFonts w:asciiTheme="majorHAnsi" w:hAnsiTheme="majorHAnsi" w:cstheme="majorHAnsi"/>
+                <w:noProof/>
+                <w:webHidden/>
+              </w:rPr>
+              <w:fldChar w:fldCharType="separate"/>
+            </w:r>
+            <w:r>
+              <w:rPr>
+                <w:rFonts w:asciiTheme="majorHAnsi" w:hAnsiTheme="majorHAnsi" w:cstheme="majorHAnsi"/>
+                <w:noProof/>
+                <w:webHidden/>
+              </w:rPr>
+              <w:t>6</w:t>
+            </w:r>
+            <w:r>
+              <w:rPr>
+                <w:rFonts w:asciiTheme="majorHAnsi" w:hAnsiTheme="majorHAnsi" w:cstheme="majorHAnsi"/>
+                <w:noProof/>
+                <w:webHidden/>
+              </w:rPr>
+              <w:fldChar w:fldCharType="end"/>
+            </w:r>
+          </w:hyperlink>
+        </w:p>
+        <w:p>
+          <w:pPr>
+            <w:pStyle w:val="TM1"/>
+            <w:tabs>
+              <w:tab w:val="right" w:leader="dot" w:pos="9396"/>
+            </w:tabs>
+            <w:rPr>
+              <w:rFonts w:asciiTheme="majorHAnsi" w:eastAsiaTheme="minorEastAsia" w:hAnsiTheme="majorHAnsi" w:cstheme="majorHAnsi"/>
+              <w:noProof/>
+              <w:kern w:val="2"/>
+              <w14:ligatures w14:val="standardContextual"/>
+            </w:rPr>
+          </w:pPr>
+          <w:hyperlink w:anchor="_Toc220433240" w:history="1">
+            <w:r>
+              <w:rPr>
+                <w:rStyle w:val="Lienhypertexte"/>
+                <w:rFonts w:asciiTheme="majorHAnsi" w:hAnsiTheme="majorHAnsi" w:cstheme="majorHAnsi"/>
+                <w:noProof/>
+              </w:rPr>
+              <w:t>Fonctionnement de l’application</w:t>
+            </w:r>
+            <w:r>
+              <w:rPr>
+                <w:rFonts w:asciiTheme="majorHAnsi" w:hAnsiTheme="majorHAnsi" w:cstheme="majorHAnsi"/>
+                <w:noProof/>
+                <w:webHidden/>
+              </w:rPr>
+              <w:tab/>
+            </w:r>
+            <w:r>
+              <w:rPr>
+                <w:rFonts w:asciiTheme="majorHAnsi" w:hAnsiTheme="majorHAnsi" w:cstheme="majorHAnsi"/>
+                <w:noProof/>
+                <w:webHidden/>
+              </w:rPr>
+              <w:fldChar w:fldCharType="begin"/>
+            </w:r>
+            <w:r>
+              <w:rPr>
+                <w:rFonts w:asciiTheme="majorHAnsi" w:hAnsiTheme="majorHAnsi" w:cstheme="majorHAnsi"/>
+                <w:noProof/>
+                <w:webHidden/>
+              </w:rPr>
+              <w:instrText xml:space="preserve"> PAGEREF _Toc220433240 \h </w:instrText>
+            </w:r>
+            <w:r>
+              <w:rPr>
+                <w:rFonts w:asciiTheme="majorHAnsi" w:hAnsiTheme="majorHAnsi" w:cstheme="majorHAnsi"/>
+                <w:noProof/>
+                <w:webHidden/>
+              </w:rPr>
+            </w:r>
+            <w:r>
+              <w:rPr>
+                <w:rFonts w:asciiTheme="majorHAnsi" w:hAnsiTheme="majorHAnsi" w:cstheme="majorHAnsi"/>
+                <w:noProof/>
+                <w:webHidden/>
+              </w:rPr>
+              <w:fldChar w:fldCharType="separate"/>
+            </w:r>
+            <w:r>
+              <w:rPr>
+                <w:rFonts w:asciiTheme="majorHAnsi" w:hAnsiTheme="majorHAnsi" w:cstheme="majorHAnsi"/>
+                <w:noProof/>
+                <w:webHidden/>
+              </w:rPr>
+              <w:t>6</w:t>
+            </w:r>
+            <w:r>
+              <w:rPr>
+                <w:rFonts w:asciiTheme="majorHAnsi" w:hAnsiTheme="majorHAnsi" w:cstheme="majorHAnsi"/>
+                <w:noProof/>
+                <w:webHidden/>
+              </w:rPr>
+              <w:fldChar w:fldCharType="end"/>
+            </w:r>
+          </w:hyperlink>
+        </w:p>
+        <w:p>
+          <w:pPr>
+            <w:pStyle w:val="TM1"/>
+            <w:tabs>
+              <w:tab w:val="right" w:leader="dot" w:pos="9396"/>
+            </w:tabs>
+            <w:rPr>
+              <w:rFonts w:asciiTheme="majorHAnsi" w:eastAsiaTheme="minorEastAsia" w:hAnsiTheme="majorHAnsi" w:cstheme="majorHAnsi"/>
+              <w:noProof/>
+              <w:kern w:val="2"/>
+              <w14:ligatures w14:val="standardContextual"/>
+            </w:rPr>
+          </w:pPr>
+          <w:hyperlink w:anchor="_Toc220433241" w:history="1">
+            <w:r>
+              <w:rPr>
+                <w:rStyle w:val="Lienhypertexte"/>
+                <w:rFonts w:asciiTheme="majorHAnsi" w:hAnsiTheme="majorHAnsi" w:cstheme="majorHAnsi"/>
+                <w:noProof/>
+              </w:rPr>
+              <w:t>Aspects techniques respectés</w:t>
+            </w:r>
+            <w:r>
+              <w:rPr>
+                <w:rFonts w:asciiTheme="majorHAnsi" w:hAnsiTheme="majorHAnsi" w:cstheme="majorHAnsi"/>
+                <w:noProof/>
+                <w:webHidden/>
+              </w:rPr>
+              <w:tab/>
+            </w:r>
+            <w:r>
+              <w:rPr>
+                <w:rFonts w:asciiTheme="majorHAnsi" w:hAnsiTheme="majorHAnsi" w:cstheme="majorHAnsi"/>
+                <w:noProof/>
+                <w:webHidden/>
+              </w:rPr>
+              <w:fldChar w:fldCharType="begin"/>
+            </w:r>
+            <w:r>
+              <w:rPr>
+                <w:rFonts w:asciiTheme="majorHAnsi" w:hAnsiTheme="majorHAnsi" w:cstheme="majorHAnsi"/>
+                <w:noProof/>
+                <w:webHidden/>
+              </w:rPr>
+              <w:instrText xml:space="preserve"> PAGEREF _Toc220433241 \h </w:instrText>
+            </w:r>
+            <w:r>
+              <w:rPr>
+                <w:rFonts w:asciiTheme="majorHAnsi" w:hAnsiTheme="majorHAnsi" w:cstheme="majorHAnsi"/>
+                <w:noProof/>
+                <w:webHidden/>
+              </w:rPr>
+            </w:r>
+            <w:r>
+              <w:rPr>
+                <w:rFonts w:asciiTheme="majorHAnsi" w:hAnsiTheme="majorHAnsi" w:cstheme="majorHAnsi"/>
+                <w:noProof/>
+                <w:webHidden/>
+              </w:rPr>
+              <w:fldChar w:fldCharType="separate"/>
+            </w:r>
+            <w:r>
+              <w:rPr>
+                <w:rFonts w:asciiTheme="majorHAnsi" w:hAnsiTheme="majorHAnsi" w:cstheme="majorHAnsi"/>
+                <w:noProof/>
+                <w:webHidden/>
+              </w:rPr>
+              <w:t>6</w:t>
+            </w:r>
+            <w:r>
+              <w:rPr>
+                <w:rFonts w:asciiTheme="majorHAnsi" w:hAnsiTheme="majorHAnsi" w:cstheme="majorHAnsi"/>
+                <w:noProof/>
+                <w:webHidden/>
+              </w:rPr>
+              <w:fldChar w:fldCharType="end"/>
+            </w:r>
+          </w:hyperlink>
+        </w:p>
+        <w:p>
+          <w:pPr>
+            <w:pStyle w:val="TM1"/>
+            <w:tabs>
+              <w:tab w:val="right" w:leader="dot" w:pos="9396"/>
+            </w:tabs>
+            <w:rPr>
+              <w:rFonts w:asciiTheme="majorHAnsi" w:eastAsiaTheme="minorEastAsia" w:hAnsiTheme="majorHAnsi" w:cstheme="majorHAnsi"/>
+              <w:noProof/>
+              <w:kern w:val="2"/>
+              <w14:ligatures w14:val="standardContextual"/>
+            </w:rPr>
+          </w:pPr>
+          <w:hyperlink w:anchor="_Toc220433242" w:history="1">
+            <w:r>
+              <w:rPr>
+                <w:rStyle w:val="Lienhypertexte"/>
+                <w:rFonts w:asciiTheme="majorHAnsi" w:hAnsiTheme="majorHAnsi" w:cstheme="majorHAnsi"/>
+                <w:noProof/>
+              </w:rPr>
+              <w:t>Technologies utilisées</w:t>
+            </w:r>
+            <w:r>
+              <w:rPr>
+                <w:rFonts w:asciiTheme="majorHAnsi" w:hAnsiTheme="majorHAnsi" w:cstheme="majorHAnsi"/>
+                <w:noProof/>
+                <w:webHidden/>
+              </w:rPr>
+              <w:tab/>
+            </w:r>
+            <w:r>
+              <w:rPr>
+                <w:rFonts w:asciiTheme="majorHAnsi" w:hAnsiTheme="majorHAnsi" w:cstheme="majorHAnsi"/>
+                <w:noProof/>
+                <w:webHidden/>
+              </w:rPr>
+              <w:fldChar w:fldCharType="begin"/>
+            </w:r>
+            <w:r>
+              <w:rPr>
+                <w:rFonts w:asciiTheme="majorHAnsi" w:hAnsiTheme="majorHAnsi" w:cstheme="majorHAnsi"/>
+                <w:noProof/>
+                <w:webHidden/>
+              </w:rPr>
+              <w:instrText xml:space="preserve"> PAGEREF _Toc220433242 \h </w:instrText>
+            </w:r>
+            <w:r>
+              <w:rPr>
+                <w:rFonts w:asciiTheme="majorHAnsi" w:hAnsiTheme="majorHAnsi" w:cstheme="majorHAnsi"/>
+                <w:noProof/>
+                <w:webHidden/>
+              </w:rPr>
+            </w:r>
+            <w:r>
+              <w:rPr>
+                <w:rFonts w:asciiTheme="majorHAnsi" w:hAnsiTheme="majorHAnsi" w:cstheme="majorHAnsi"/>
+                <w:noProof/>
+                <w:webHidden/>
+              </w:rPr>
+              <w:fldChar w:fldCharType="separate"/>
+            </w:r>
+            <w:r>
+              <w:rPr>
+                <w:rFonts w:asciiTheme="majorHAnsi" w:hAnsiTheme="majorHAnsi" w:cstheme="majorHAnsi"/>
+                <w:noProof/>
+                <w:webHidden/>
+              </w:rPr>
+              <w:t>7</w:t>
+            </w:r>
+            <w:r>
+              <w:rPr>
+                <w:rFonts w:asciiTheme="majorHAnsi" w:hAnsiTheme="majorHAnsi" w:cstheme="majorHAnsi"/>
+                <w:noProof/>
+                <w:webHidden/>
+              </w:rPr>
+              <w:fldChar w:fldCharType="end"/>
+            </w:r>
+          </w:hyperlink>
+        </w:p>
+        <w:p>
+          <w:pPr>
+            <w:pStyle w:val="TM1"/>
+            <w:tabs>
+              <w:tab w:val="right" w:leader="dot" w:pos="9396"/>
+            </w:tabs>
+            <w:rPr>
+              <w:rFonts w:asciiTheme="majorHAnsi" w:eastAsiaTheme="minorEastAsia" w:hAnsiTheme="majorHAnsi" w:cstheme="majorHAnsi"/>
+              <w:noProof/>
+              <w:kern w:val="2"/>
+              <w14:ligatures w14:val="standardContextual"/>
+            </w:rPr>
+          </w:pPr>
+          <w:hyperlink w:anchor="_Toc220433243" w:history="1">
+            <w:r>
+              <w:rPr>
+                <w:rStyle w:val="Lienhypertexte"/>
+                <w:rFonts w:asciiTheme="majorHAnsi" w:hAnsiTheme="majorHAnsi" w:cstheme="majorHAnsi"/>
+                <w:noProof/>
+              </w:rPr>
+              <w:t>Conclusion</w:t>
+            </w:r>
+            <w:r>
+              <w:rPr>
+                <w:rFonts w:asciiTheme="majorHAnsi" w:hAnsiTheme="majorHAnsi" w:cstheme="majorHAnsi"/>
+                <w:noProof/>
+                <w:webHidden/>
+              </w:rPr>
+              <w:tab/>
+            </w:r>
+            <w:r>
+              <w:rPr>
+                <w:rFonts w:asciiTheme="majorHAnsi" w:hAnsiTheme="majorHAnsi" w:cstheme="majorHAnsi"/>
+                <w:noProof/>
+                <w:webHidden/>
+              </w:rPr>
+              <w:fldChar w:fldCharType="begin"/>
+            </w:r>
+            <w:r>
+              <w:rPr>
+                <w:rFonts w:asciiTheme="majorHAnsi" w:hAnsiTheme="majorHAnsi" w:cstheme="majorHAnsi"/>
+                <w:noProof/>
+                <w:webHidden/>
+              </w:rPr>
+              <w:instrText xml:space="preserve"> PAGEREF _Toc220433243 \h </w:instrText>
+            </w:r>
+            <w:r>
+              <w:rPr>
+                <w:rFonts w:asciiTheme="majorHAnsi" w:hAnsiTheme="majorHAnsi" w:cstheme="majorHAnsi"/>
+                <w:noProof/>
+                <w:webHidden/>
+              </w:rPr>
+            </w:r>
+            <w:r>
+              <w:rPr>
+                <w:rFonts w:asciiTheme="majorHAnsi" w:hAnsiTheme="majorHAnsi" w:cstheme="majorHAnsi"/>
+                <w:noProof/>
+                <w:webHidden/>
+              </w:rPr>
+              <w:fldChar w:fldCharType="separate"/>
+            </w:r>
+            <w:r>
+              <w:rPr>
+                <w:rFonts w:asciiTheme="majorHAnsi" w:hAnsiTheme="majorHAnsi" w:cstheme="majorHAnsi"/>
+                <w:noProof/>
+                <w:webHidden/>
+              </w:rPr>
+              <w:t>7</w:t>
+            </w:r>
+            <w:r>
+              <w:rPr>
+                <w:rFonts w:asciiTheme="majorHAnsi" w:hAnsiTheme="majorHAnsi" w:cstheme="majorHAnsi"/>
+                <w:noProof/>
+                <w:webHidden/>
+              </w:rPr>
+              <w:fldChar w:fldCharType="end"/>
+            </w:r>
+          </w:hyperlink>
+        </w:p>
+        <w:p>
+          <w:pPr>
+            <w:pStyle w:val="TM1"/>
+            <w:tabs>
+              <w:tab w:val="right" w:leader="dot" w:pos="9396"/>
+            </w:tabs>
+            <w:rPr>
+              <w:rFonts w:asciiTheme="majorHAnsi" w:eastAsiaTheme="minorEastAsia" w:hAnsiTheme="majorHAnsi" w:cstheme="majorHAnsi"/>
+              <w:noProof/>
+              <w:kern w:val="2"/>
+              <w14:ligatures w14:val="standardContextual"/>
+            </w:rPr>
+          </w:pPr>
+          <w:hyperlink w:anchor="_Toc220433244" w:history="1">
+            <w:r>
+              <w:rPr>
+                <w:rStyle w:val="Lienhypertexte"/>
+                <w:rFonts w:asciiTheme="majorHAnsi" w:hAnsiTheme="majorHAnsi" w:cstheme="majorHAnsi"/>
+                <w:noProof/>
+              </w:rPr>
+              <w:t>Lien vers votre dépôt GitHub</w:t>
+            </w:r>
+            <w:r>
+              <w:rPr>
+                <w:rFonts w:asciiTheme="majorHAnsi" w:hAnsiTheme="majorHAnsi" w:cstheme="majorHAnsi"/>
+                <w:noProof/>
+                <w:webHidden/>
+              </w:rPr>
+              <w:tab/>
+            </w:r>
+            <w:r>
+              <w:rPr>
+                <w:rFonts w:asciiTheme="majorHAnsi" w:hAnsiTheme="majorHAnsi" w:cstheme="majorHAnsi"/>
+                <w:noProof/>
+                <w:webHidden/>
+              </w:rPr>
+              <w:fldChar w:fldCharType="begin"/>
+            </w:r>
+            <w:r>
+              <w:rPr>
+                <w:rFonts w:asciiTheme="majorHAnsi" w:hAnsiTheme="majorHAnsi" w:cstheme="majorHAnsi"/>
+                <w:noProof/>
+                <w:webHidden/>
+              </w:rPr>
+              <w:instrText xml:space="preserve"> PAGEREF _Toc220433244 \h </w:instrText>
+            </w:r>
+            <w:r>
+              <w:rPr>
+                <w:rFonts w:asciiTheme="majorHAnsi" w:hAnsiTheme="majorHAnsi" w:cstheme="majorHAnsi"/>
+                <w:noProof/>
+                <w:webHidden/>
+              </w:rPr>
+            </w:r>
+            <w:r>
+              <w:rPr>
+                <w:rFonts w:asciiTheme="majorHAnsi" w:hAnsiTheme="majorHAnsi" w:cstheme="majorHAnsi"/>
+                <w:noProof/>
+                <w:webHidden/>
+              </w:rPr>
+              <w:fldChar w:fldCharType="separate"/>
+            </w:r>
+            <w:r>
+              <w:rPr>
+                <w:rFonts w:asciiTheme="majorHAnsi" w:hAnsiTheme="majorHAnsi" w:cstheme="majorHAnsi"/>
+                <w:noProof/>
+                <w:webHidden/>
+              </w:rPr>
+              <w:t>7</w:t>
+            </w:r>
+            <w:r>
+              <w:rPr>
+                <w:rFonts w:asciiTheme="majorHAnsi" w:hAnsiTheme="majorHAnsi" w:cstheme="majorHAnsi"/>
+                <w:noProof/>
+                <w:webHidden/>
+              </w:rPr>
+              <w:fldChar w:fldCharType="end"/>
+            </w:r>
+          </w:hyperlink>
+        </w:p>
+        <w:p>
+          <w:pPr>
             <w:rPr>
               <w:rFonts w:asciiTheme="majorHAnsi" w:hAnsiTheme="majorHAnsi" w:cstheme="majorHAnsi"/>
             </w:rPr>
@@ -1087,7 +1482,7 @@
           <w:rFonts w:eastAsia="Times New Roman" w:cstheme="majorHAnsi"/>
         </w:rPr>
       </w:pPr>
-      <w:bookmarkStart w:id="0" w:name="_Toc220407597"/>
+      <w:bookmarkStart w:id="0" w:name="_Toc220433234"/>
       <w:r>
         <w:rPr>
           <w:rFonts w:cstheme="majorHAnsi"/>
@@ -1111,37 +1506,458 @@
     </w:p>
     <w:p>
       <w:pPr>
+        <w:jc w:val="both"/>
+        <w:rPr>
+          <w:rFonts w:asciiTheme="majorHAnsi" w:hAnsiTheme="majorHAnsi" w:cstheme="majorHAnsi"/>
+        </w:rPr>
+      </w:pPr>
+      <w:r>
+        <w:rPr>
+          <w:rFonts w:asciiTheme="majorHAnsi" w:hAnsiTheme="majorHAnsi" w:cstheme="majorHAnsi"/>
+        </w:rPr>
+        <w:t xml:space="preserve">Ce projet consiste à développer une </w:t>
+      </w:r>
+      <w:r>
+        <w:rPr>
+          <w:rFonts w:asciiTheme="majorHAnsi" w:hAnsiTheme="majorHAnsi" w:cstheme="majorHAnsi"/>
+          <w:b/>
+          <w:bCs/>
+        </w:rPr>
+        <w:t>application web complète</w:t>
+      </w:r>
+      <w:r>
+        <w:rPr>
+          <w:rFonts w:asciiTheme="majorHAnsi" w:hAnsiTheme="majorHAnsi" w:cstheme="majorHAnsi"/>
+        </w:rPr>
+        <w:t xml:space="preserve"> à l’aide de </w:t>
+      </w:r>
+      <w:r>
+        <w:rPr>
+          <w:rFonts w:asciiTheme="majorHAnsi" w:hAnsiTheme="majorHAnsi" w:cstheme="majorHAnsi"/>
+          <w:b/>
+          <w:bCs/>
+        </w:rPr>
+        <w:t>Node.js et Express</w:t>
+      </w:r>
+      <w:r>
+        <w:rPr>
+          <w:rFonts w:asciiTheme="majorHAnsi" w:hAnsiTheme="majorHAnsi" w:cstheme="majorHAnsi"/>
+        </w:rPr>
+        <w:t xml:space="preserve">, permettant de récupérer des données à partir d’une </w:t>
+      </w:r>
+      <w:r>
+        <w:rPr>
+          <w:rFonts w:asciiTheme="majorHAnsi" w:hAnsiTheme="majorHAnsi" w:cstheme="majorHAnsi"/>
+          <w:b/>
+          <w:bCs/>
+        </w:rPr>
+        <w:t>API publique</w:t>
+      </w:r>
+      <w:r>
+        <w:rPr>
+          <w:rFonts w:asciiTheme="majorHAnsi" w:hAnsiTheme="majorHAnsi" w:cstheme="majorHAnsi"/>
+        </w:rPr>
+        <w:t xml:space="preserve"> et de les afficher dans une interface web dynamique.</w:t>
+      </w:r>
+    </w:p>
+    <w:p>
+      <w:pPr>
+        <w:jc w:val="both"/>
+        <w:rPr>
+          <w:rFonts w:asciiTheme="majorHAnsi" w:hAnsiTheme="majorHAnsi" w:cstheme="majorHAnsi"/>
+        </w:rPr>
+      </w:pPr>
+    </w:p>
+    <w:p>
+      <w:pPr>
+        <w:jc w:val="both"/>
+        <w:rPr>
+          <w:rFonts w:asciiTheme="majorHAnsi" w:hAnsiTheme="majorHAnsi" w:cstheme="majorHAnsi"/>
+        </w:rPr>
+      </w:pPr>
+      <w:r>
+        <w:rPr>
+          <w:rFonts w:asciiTheme="majorHAnsi" w:hAnsiTheme="majorHAnsi" w:cstheme="majorHAnsi"/>
+        </w:rPr>
+        <w:t xml:space="preserve">L’application, nommée </w:t>
+      </w:r>
+      <w:proofErr w:type="spellStart"/>
+      <w:r>
+        <w:rPr>
+          <w:rFonts w:asciiTheme="majorHAnsi" w:hAnsiTheme="majorHAnsi" w:cstheme="majorHAnsi"/>
+          <w:b/>
+          <w:bCs/>
+        </w:rPr>
+        <w:t>MétéoApp</w:t>
+      </w:r>
+      <w:proofErr w:type="spellEnd"/>
+      <w:r>
+        <w:rPr>
+          <w:rFonts w:asciiTheme="majorHAnsi" w:hAnsiTheme="majorHAnsi" w:cstheme="majorHAnsi"/>
+        </w:rPr>
+        <w:t>, permet à l’utilisateur de rechercher une ville et d’obtenir la météo actuelle correspondante. Les données sont récupérées via l’</w:t>
+      </w:r>
+      <w:r>
+        <w:rPr>
+          <w:rFonts w:asciiTheme="majorHAnsi" w:hAnsiTheme="majorHAnsi" w:cstheme="majorHAnsi"/>
+          <w:b/>
+          <w:bCs/>
+        </w:rPr>
+        <w:t>API Open-</w:t>
+      </w:r>
+      <w:proofErr w:type="spellStart"/>
+      <w:r>
+        <w:rPr>
+          <w:rFonts w:asciiTheme="majorHAnsi" w:hAnsiTheme="majorHAnsi" w:cstheme="majorHAnsi"/>
+          <w:b/>
+          <w:bCs/>
+        </w:rPr>
+        <w:t>Meteo</w:t>
+      </w:r>
+      <w:proofErr w:type="spellEnd"/>
+      <w:r>
+        <w:rPr>
+          <w:rFonts w:asciiTheme="majorHAnsi" w:hAnsiTheme="majorHAnsi" w:cstheme="majorHAnsi"/>
+        </w:rPr>
+        <w:t xml:space="preserve">, sauvegardées localement dans des fichiers JSON, puis affichées dynamiquement dans une page HTML stylisée avec </w:t>
+      </w:r>
+      <w:proofErr w:type="spellStart"/>
+      <w:r>
+        <w:rPr>
+          <w:rFonts w:asciiTheme="majorHAnsi" w:hAnsiTheme="majorHAnsi" w:cstheme="majorHAnsi"/>
+          <w:b/>
+          <w:bCs/>
+        </w:rPr>
+        <w:t>Tailwind</w:t>
+      </w:r>
+      <w:proofErr w:type="spellEnd"/>
+      <w:r>
+        <w:rPr>
+          <w:rFonts w:asciiTheme="majorHAnsi" w:hAnsiTheme="majorHAnsi" w:cstheme="majorHAnsi"/>
+          <w:b/>
+          <w:bCs/>
+        </w:rPr>
+        <w:t xml:space="preserve"> CSS</w:t>
+      </w:r>
+      <w:r>
+        <w:rPr>
+          <w:rFonts w:asciiTheme="majorHAnsi" w:hAnsiTheme="majorHAnsi" w:cstheme="majorHAnsi"/>
+        </w:rPr>
+        <w:t>.</w:t>
+      </w:r>
+    </w:p>
+    <w:p>
+      <w:pPr>
+        <w:jc w:val="both"/>
+        <w:rPr>
+          <w:rFonts w:asciiTheme="majorHAnsi" w:hAnsiTheme="majorHAnsi" w:cstheme="majorHAnsi"/>
+        </w:rPr>
+      </w:pPr>
+    </w:p>
+    <w:p>
+      <w:pPr>
+        <w:jc w:val="both"/>
+        <w:rPr>
+          <w:rFonts w:asciiTheme="majorHAnsi" w:hAnsiTheme="majorHAnsi" w:cstheme="majorHAnsi"/>
+        </w:rPr>
+      </w:pPr>
+      <w:r>
+        <w:rPr>
+          <w:rFonts w:asciiTheme="majorHAnsi" w:hAnsiTheme="majorHAnsi" w:cstheme="majorHAnsi"/>
+        </w:rPr>
+        <w:t xml:space="preserve">Le projet inclut plusieurs pages (Accueil, Recherche, Contact), une navigation commune (header et </w:t>
+      </w:r>
+      <w:proofErr w:type="spellStart"/>
+      <w:r>
+        <w:rPr>
+          <w:rFonts w:asciiTheme="majorHAnsi" w:hAnsiTheme="majorHAnsi" w:cstheme="majorHAnsi"/>
+        </w:rPr>
+        <w:t>footer</w:t>
+      </w:r>
+      <w:proofErr w:type="spellEnd"/>
+      <w:r>
+        <w:rPr>
+          <w:rFonts w:asciiTheme="majorHAnsi" w:hAnsiTheme="majorHAnsi" w:cstheme="majorHAnsi"/>
+        </w:rPr>
+        <w:t>), ainsi qu’une interface responsive et lisible.</w:t>
+      </w:r>
+    </w:p>
+    <w:p>
+      <w:pPr>
+        <w:jc w:val="both"/>
+        <w:rPr>
+          <w:rFonts w:asciiTheme="majorHAnsi" w:hAnsiTheme="majorHAnsi" w:cstheme="majorHAnsi"/>
+        </w:rPr>
+      </w:pPr>
+    </w:p>
+    <w:p>
+      <w:pPr>
+        <w:pStyle w:val="Titre1"/>
+        <w:rPr>
+          <w:rFonts w:cstheme="majorHAnsi"/>
+        </w:rPr>
+      </w:pPr>
+      <w:bookmarkStart w:id="1" w:name="_Toc220433235"/>
+      <w:r>
+        <w:rPr>
+          <w:rFonts w:cstheme="majorHAnsi"/>
+        </w:rPr>
+        <w:t>API publique utilisée</w:t>
+      </w:r>
+      <w:bookmarkEnd w:id="1"/>
+    </w:p>
+    <w:p>
+      <w:pPr>
+        <w:numPr>
+          <w:ilvl w:val="0"/>
+          <w:numId w:val="11"/>
+        </w:numPr>
+        <w:jc w:val="both"/>
+        <w:rPr>
+          <w:rFonts w:asciiTheme="majorHAnsi" w:hAnsiTheme="majorHAnsi" w:cstheme="majorHAnsi"/>
+        </w:rPr>
+      </w:pPr>
+      <w:r>
+        <w:rPr>
+          <w:rFonts w:asciiTheme="majorHAnsi" w:hAnsiTheme="majorHAnsi" w:cstheme="majorHAnsi"/>
+          <w:b/>
+          <w:bCs/>
+        </w:rPr>
+        <w:t>Nom de l’API</w:t>
+      </w:r>
+      <w:r>
+        <w:rPr>
+          <w:rFonts w:asciiTheme="majorHAnsi" w:hAnsiTheme="majorHAnsi" w:cstheme="majorHAnsi"/>
+        </w:rPr>
+        <w:t xml:space="preserve"> : Open-</w:t>
+      </w:r>
+      <w:proofErr w:type="spellStart"/>
+      <w:r>
+        <w:rPr>
+          <w:rFonts w:asciiTheme="majorHAnsi" w:hAnsiTheme="majorHAnsi" w:cstheme="majorHAnsi"/>
+        </w:rPr>
+        <w:t>Meteo</w:t>
+      </w:r>
+      <w:proofErr w:type="spellEnd"/>
+    </w:p>
+    <w:p>
+      <w:pPr>
+        <w:numPr>
+          <w:ilvl w:val="0"/>
+          <w:numId w:val="11"/>
+        </w:numPr>
+        <w:jc w:val="both"/>
+        <w:rPr>
+          <w:rFonts w:asciiTheme="majorHAnsi" w:hAnsiTheme="majorHAnsi" w:cstheme="majorHAnsi"/>
+        </w:rPr>
+      </w:pPr>
+      <w:r>
+        <w:rPr>
+          <w:rFonts w:asciiTheme="majorHAnsi" w:hAnsiTheme="majorHAnsi" w:cstheme="majorHAnsi"/>
+          <w:b/>
+          <w:bCs/>
+        </w:rPr>
+        <w:t>Type</w:t>
+      </w:r>
+      <w:r>
+        <w:rPr>
+          <w:rFonts w:asciiTheme="majorHAnsi" w:hAnsiTheme="majorHAnsi" w:cstheme="majorHAnsi"/>
+        </w:rPr>
+        <w:t xml:space="preserve"> : API météo publique</w:t>
+      </w:r>
+    </w:p>
+    <w:p>
+      <w:pPr>
+        <w:numPr>
+          <w:ilvl w:val="0"/>
+          <w:numId w:val="11"/>
+        </w:numPr>
+        <w:jc w:val="both"/>
+        <w:rPr>
+          <w:rFonts w:asciiTheme="majorHAnsi" w:hAnsiTheme="majorHAnsi" w:cstheme="majorHAnsi"/>
+        </w:rPr>
+      </w:pPr>
+      <w:r>
+        <w:rPr>
+          <w:rFonts w:asciiTheme="majorHAnsi" w:hAnsiTheme="majorHAnsi" w:cstheme="majorHAnsi"/>
+          <w:b/>
+          <w:bCs/>
+        </w:rPr>
+        <w:t>Fonctionnalités utilisées</w:t>
+      </w:r>
+      <w:r>
+        <w:rPr>
+          <w:rFonts w:asciiTheme="majorHAnsi" w:hAnsiTheme="majorHAnsi" w:cstheme="majorHAnsi"/>
+        </w:rPr>
+        <w:t xml:space="preserve"> :</w:t>
+      </w:r>
+    </w:p>
+    <w:p>
+      <w:pPr>
+        <w:numPr>
+          <w:ilvl w:val="1"/>
+          <w:numId w:val="11"/>
+        </w:numPr>
+        <w:jc w:val="both"/>
+        <w:rPr>
+          <w:rFonts w:asciiTheme="majorHAnsi" w:hAnsiTheme="majorHAnsi" w:cstheme="majorHAnsi"/>
+        </w:rPr>
+      </w:pPr>
+      <w:r>
+        <w:rPr>
+          <w:rFonts w:asciiTheme="majorHAnsi" w:hAnsiTheme="majorHAnsi" w:cstheme="majorHAnsi"/>
+        </w:rPr>
+        <w:t>Géocodage d’une ville (nom → latitude / longitude)</w:t>
+      </w:r>
+    </w:p>
+    <w:p>
+      <w:pPr>
+        <w:numPr>
+          <w:ilvl w:val="1"/>
+          <w:numId w:val="11"/>
+        </w:numPr>
+        <w:jc w:val="both"/>
+        <w:rPr>
+          <w:rFonts w:asciiTheme="majorHAnsi" w:hAnsiTheme="majorHAnsi" w:cstheme="majorHAnsi"/>
+        </w:rPr>
+      </w:pPr>
+      <w:r>
+        <w:rPr>
+          <w:rFonts w:asciiTheme="majorHAnsi" w:hAnsiTheme="majorHAnsi" w:cstheme="majorHAnsi"/>
+        </w:rPr>
+        <w:t>Récupération de la météo actuelle (température, vent)</w:t>
+      </w:r>
+    </w:p>
+    <w:p>
+      <w:pPr>
+        <w:jc w:val="both"/>
+        <w:rPr>
+          <w:rFonts w:asciiTheme="majorHAnsi" w:hAnsiTheme="majorHAnsi" w:cstheme="majorHAnsi"/>
+        </w:rPr>
+      </w:pPr>
+    </w:p>
+    <w:p>
+      <w:pPr>
+        <w:jc w:val="both"/>
+        <w:rPr>
+          <w:rFonts w:asciiTheme="majorHAnsi" w:hAnsiTheme="majorHAnsi" w:cstheme="majorHAnsi"/>
+        </w:rPr>
+      </w:pPr>
+      <w:r>
+        <w:rPr>
+          <w:rFonts w:asciiTheme="majorHAnsi" w:hAnsiTheme="majorHAnsi" w:cstheme="majorHAnsi"/>
+        </w:rPr>
+        <w:t xml:space="preserve">L’API permet d’effectuer des requêtes </w:t>
+      </w:r>
+      <w:r>
+        <w:rPr>
+          <w:rFonts w:asciiTheme="majorHAnsi" w:hAnsiTheme="majorHAnsi" w:cstheme="majorHAnsi"/>
+          <w:b/>
+          <w:bCs/>
+        </w:rPr>
+        <w:t>GET paramétrées</w:t>
+      </w:r>
+      <w:r>
+        <w:rPr>
+          <w:rFonts w:asciiTheme="majorHAnsi" w:hAnsiTheme="majorHAnsi" w:cstheme="majorHAnsi"/>
+        </w:rPr>
+        <w:t>, conformément aux consignes du projet, et ne nécessite pas de clé API.</w:t>
+      </w:r>
+    </w:p>
+    <w:p>
+      <w:pPr>
+        <w:jc w:val="both"/>
+        <w:rPr>
+          <w:rFonts w:asciiTheme="majorHAnsi" w:hAnsiTheme="majorHAnsi" w:cstheme="majorHAnsi"/>
+        </w:rPr>
+      </w:pPr>
+    </w:p>
+    <w:p>
+      <w:pPr>
+        <w:pStyle w:val="Titre1"/>
+        <w:rPr>
+          <w:rFonts w:eastAsia="Times New Roman" w:cstheme="majorHAnsi"/>
+        </w:rPr>
+      </w:pPr>
+      <w:bookmarkStart w:id="2" w:name="_Toc220433236"/>
+      <w:r>
+        <w:rPr>
+          <w:rFonts w:cstheme="majorHAnsi"/>
+        </w:rPr>
+        <w:lastRenderedPageBreak/>
+        <w:t>C</w:t>
+      </w:r>
+      <w:r>
+        <w:rPr>
+          <w:rFonts w:cstheme="majorHAnsi"/>
+        </w:rPr>
+        <w:t>ommandes nécessaires à l’installation</w:t>
+      </w:r>
+      <w:r>
+        <w:rPr>
+          <w:rFonts w:eastAsia="Times New Roman" w:cstheme="majorHAnsi"/>
+        </w:rPr>
+        <w:t xml:space="preserve"> des bibliothèques utilisées</w:t>
+      </w:r>
+      <w:bookmarkEnd w:id="2"/>
+      <w:r>
+        <w:rPr>
+          <w:rFonts w:eastAsia="Times New Roman" w:cstheme="majorHAnsi"/>
+        </w:rPr>
+        <w:t xml:space="preserve"> </w:t>
+      </w:r>
+    </w:p>
+    <w:p>
+      <w:pPr>
+        <w:rPr>
+          <w:rFonts w:asciiTheme="majorHAnsi" w:hAnsiTheme="majorHAnsi" w:cstheme="majorHAnsi"/>
+        </w:rPr>
+      </w:pPr>
+      <w:r>
+        <w:rPr>
+          <w:rFonts w:asciiTheme="majorHAnsi" w:hAnsiTheme="majorHAnsi" w:cstheme="majorHAnsi"/>
+        </w:rPr>
+        <w:t>Ouvrir un terminal à la racine du projet.</w:t>
+      </w:r>
+    </w:p>
+    <w:p>
+      <w:pPr>
+        <w:rPr>
+          <w:rFonts w:asciiTheme="majorHAnsi" w:hAnsiTheme="majorHAnsi" w:cstheme="majorHAnsi"/>
+        </w:rPr>
+      </w:pPr>
+    </w:p>
+    <w:p>
+      <w:pPr>
+        <w:rPr>
+          <w:rFonts w:asciiTheme="majorHAnsi" w:hAnsiTheme="majorHAnsi" w:cstheme="majorHAnsi"/>
+          <w:b/>
+          <w:bCs/>
+        </w:rPr>
+      </w:pPr>
+      <w:r>
+        <w:rPr>
+          <w:rFonts w:asciiTheme="majorHAnsi" w:hAnsiTheme="majorHAnsi" w:cstheme="majorHAnsi"/>
+          <w:b/>
+          <w:bCs/>
+        </w:rPr>
+        <w:t>Initialisation du projet Node.js</w:t>
+      </w:r>
+    </w:p>
+    <w:p>
+      <w:pPr>
         <w:ind w:firstLine="708"/>
-        <w:jc w:val="both"/>
-        <w:rPr>
-          <w:rFonts w:asciiTheme="majorHAnsi" w:hAnsiTheme="majorHAnsi" w:cstheme="majorHAnsi"/>
-        </w:rPr>
-      </w:pPr>
-      <w:r>
-        <w:rPr>
-          <w:rFonts w:asciiTheme="majorHAnsi" w:hAnsiTheme="majorHAnsi" w:cstheme="majorHAnsi"/>
-        </w:rPr>
-        <w:t xml:space="preserve">Ce projet consiste à développer une mini-application web avec Node.js et Express qui exploite une API publique. L’application permet d’effectuer des requêtes dynamiques à partir d’un paramètre (ID, nom, symbole, etc.), de récupérer des données externes, de les sauvegarder localement dans un fichier JSON, puis de les afficher dans une interface HTML dynamique. Les données sensibles sont protégées à l’aide d’un fichier </w:t>
-      </w:r>
+        <w:rPr>
+          <w:rFonts w:asciiTheme="majorHAnsi" w:hAnsiTheme="majorHAnsi" w:cstheme="majorHAnsi"/>
+        </w:rPr>
+      </w:pPr>
+      <w:proofErr w:type="spellStart"/>
       <w:proofErr w:type="gramStart"/>
       <w:r>
         <w:rPr>
           <w:rFonts w:asciiTheme="majorHAnsi" w:hAnsiTheme="majorHAnsi" w:cstheme="majorHAnsi"/>
         </w:rPr>
-        <w:t>« </w:t>
-      </w:r>
-      <w:r>
-        <w:rPr>
-          <w:rFonts w:asciiTheme="majorHAnsi" w:hAnsiTheme="majorHAnsi" w:cstheme="majorHAnsi"/>
-        </w:rPr>
-        <w:t>.</w:t>
-      </w:r>
-      <w:proofErr w:type="spellStart"/>
-      <w:r>
-        <w:rPr>
-          <w:rFonts w:asciiTheme="majorHAnsi" w:hAnsiTheme="majorHAnsi" w:cstheme="majorHAnsi"/>
-        </w:rPr>
-        <w:t>env</w:t>
+        <w:t>npm</w:t>
       </w:r>
       <w:proofErr w:type="spellEnd"/>
       <w:proofErr w:type="gramEnd"/>
@@ -1149,48 +1965,11 @@
         <w:rPr>
           <w:rFonts w:asciiTheme="majorHAnsi" w:hAnsiTheme="majorHAnsi" w:cstheme="majorHAnsi"/>
         </w:rPr>
-        <w:t> »</w:t>
-      </w:r>
-      <w:r>
-        <w:rPr>
-          <w:rFonts w:asciiTheme="majorHAnsi" w:hAnsiTheme="majorHAnsi" w:cstheme="majorHAnsi"/>
-        </w:rPr>
-        <w:t xml:space="preserve">, et l’affichage est mis en forme grâce à CSS. </w:t>
-      </w:r>
-    </w:p>
-    <w:p>
-      <w:pPr>
-        <w:jc w:val="both"/>
-        <w:rPr>
-          <w:rFonts w:asciiTheme="majorHAnsi" w:hAnsiTheme="majorHAnsi" w:cstheme="majorHAnsi"/>
-        </w:rPr>
-      </w:pPr>
-    </w:p>
-    <w:p>
-      <w:pPr>
-        <w:jc w:val="both"/>
-        <w:rPr>
-          <w:rFonts w:asciiTheme="majorHAnsi" w:hAnsiTheme="majorHAnsi" w:cstheme="majorHAnsi"/>
-        </w:rPr>
-      </w:pPr>
-      <w:r>
-        <w:rPr>
-          <w:rFonts w:asciiTheme="majorHAnsi" w:hAnsiTheme="majorHAnsi" w:cstheme="majorHAnsi"/>
-        </w:rPr>
-        <w:t>L’objectif est de démontrer la maîtrise des requêtes API, du backend Express et de l’intégration frontend dynamique.</w:t>
-      </w:r>
-    </w:p>
-    <w:p>
-      <w:pPr>
-        <w:jc w:val="both"/>
-        <w:rPr>
-          <w:rFonts w:asciiTheme="majorHAnsi" w:hAnsiTheme="majorHAnsi" w:cstheme="majorHAnsi"/>
-        </w:rPr>
-      </w:pPr>
-    </w:p>
-    <w:p>
-      <w:pPr>
-        <w:jc w:val="both"/>
+        <w:t xml:space="preserve"> init -y</w:t>
+      </w:r>
+    </w:p>
+    <w:p>
+      <w:pPr>
         <w:rPr>
           <w:rFonts w:asciiTheme="majorHAnsi" w:hAnsiTheme="majorHAnsi" w:cstheme="majorHAnsi"/>
           <w:b/>
@@ -1203,24 +1982,23 @@
           <w:b/>
           <w:bCs/>
         </w:rPr>
-        <w:t>Structure du projet</w:t>
-      </w:r>
-    </w:p>
-    <w:p>
-      <w:pPr>
-        <w:jc w:val="both"/>
-        <w:rPr>
-          <w:rFonts w:asciiTheme="majorHAnsi" w:hAnsiTheme="majorHAnsi" w:cstheme="majorHAnsi"/>
-        </w:rPr>
-      </w:pPr>
-      <w:bookmarkStart w:id="1" w:name="_Toc220407598"/>
+        <w:t>Installation des dépendances</w:t>
+      </w:r>
+    </w:p>
+    <w:p>
+      <w:pPr>
+        <w:ind w:left="708"/>
+        <w:rPr>
+          <w:rFonts w:asciiTheme="majorHAnsi" w:hAnsiTheme="majorHAnsi" w:cstheme="majorHAnsi"/>
+        </w:rPr>
+      </w:pPr>
       <w:proofErr w:type="spellStart"/>
       <w:proofErr w:type="gramStart"/>
       <w:r>
         <w:rPr>
           <w:rFonts w:asciiTheme="majorHAnsi" w:hAnsiTheme="majorHAnsi" w:cstheme="majorHAnsi"/>
         </w:rPr>
-        <w:t>meteo</w:t>
+        <w:t>npm</w:t>
       </w:r>
       <w:proofErr w:type="spellEnd"/>
       <w:proofErr w:type="gramEnd"/>
@@ -1228,26 +2006,105 @@
         <w:rPr>
           <w:rFonts w:asciiTheme="majorHAnsi" w:hAnsiTheme="majorHAnsi" w:cstheme="majorHAnsi"/>
         </w:rPr>
-        <w:t>-app/</w:t>
-      </w:r>
-    </w:p>
-    <w:p>
-      <w:pPr>
-        <w:jc w:val="both"/>
-        <w:rPr>
-          <w:rFonts w:asciiTheme="majorHAnsi" w:hAnsiTheme="majorHAnsi" w:cstheme="majorHAnsi"/>
-        </w:rPr>
-      </w:pPr>
-      <w:r>
-        <w:rPr>
-          <w:rFonts w:asciiTheme="majorHAnsi" w:hAnsiTheme="majorHAnsi" w:cstheme="majorHAnsi"/>
-        </w:rPr>
-        <w:t>│── data/                ← fichiers JSON générés par Express</w:t>
-      </w:r>
-    </w:p>
-    <w:p>
-      <w:pPr>
-        <w:jc w:val="both"/>
+        <w:t xml:space="preserve"> </w:t>
+      </w:r>
+      <w:proofErr w:type="spellStart"/>
+      <w:r>
+        <w:rPr>
+          <w:rFonts w:asciiTheme="majorHAnsi" w:hAnsiTheme="majorHAnsi" w:cstheme="majorHAnsi"/>
+        </w:rPr>
+        <w:t>install</w:t>
+      </w:r>
+      <w:proofErr w:type="spellEnd"/>
+      <w:r>
+        <w:rPr>
+          <w:rFonts w:asciiTheme="majorHAnsi" w:hAnsiTheme="majorHAnsi" w:cstheme="majorHAnsi"/>
+        </w:rPr>
+        <w:t xml:space="preserve"> express</w:t>
+      </w:r>
+    </w:p>
+    <w:p>
+      <w:pPr>
+        <w:ind w:left="708"/>
+        <w:rPr>
+          <w:rFonts w:asciiTheme="majorHAnsi" w:hAnsiTheme="majorHAnsi" w:cstheme="majorHAnsi"/>
+          <w:lang w:val="en-CA"/>
+        </w:rPr>
+      </w:pPr>
+      <w:proofErr w:type="spellStart"/>
+      <w:r>
+        <w:rPr>
+          <w:rFonts w:asciiTheme="majorHAnsi" w:hAnsiTheme="majorHAnsi" w:cstheme="majorHAnsi"/>
+          <w:lang w:val="en-CA"/>
+        </w:rPr>
+        <w:t>npm</w:t>
+      </w:r>
+      <w:proofErr w:type="spellEnd"/>
+      <w:r>
+        <w:rPr>
+          <w:rFonts w:asciiTheme="majorHAnsi" w:hAnsiTheme="majorHAnsi" w:cstheme="majorHAnsi"/>
+          <w:lang w:val="en-CA"/>
+        </w:rPr>
+        <w:t xml:space="preserve"> install node-fetch</w:t>
+      </w:r>
+    </w:p>
+    <w:p>
+      <w:pPr>
+        <w:ind w:left="708"/>
+        <w:rPr>
+          <w:rFonts w:asciiTheme="majorHAnsi" w:hAnsiTheme="majorHAnsi" w:cstheme="majorHAnsi"/>
+          <w:lang w:val="en-CA"/>
+        </w:rPr>
+      </w:pPr>
+      <w:proofErr w:type="spellStart"/>
+      <w:r>
+        <w:rPr>
+          <w:rFonts w:asciiTheme="majorHAnsi" w:hAnsiTheme="majorHAnsi" w:cstheme="majorHAnsi"/>
+          <w:lang w:val="en-CA"/>
+        </w:rPr>
+        <w:t>npm</w:t>
+      </w:r>
+      <w:proofErr w:type="spellEnd"/>
+      <w:r>
+        <w:rPr>
+          <w:rFonts w:asciiTheme="majorHAnsi" w:hAnsiTheme="majorHAnsi" w:cstheme="majorHAnsi"/>
+          <w:lang w:val="en-CA"/>
+        </w:rPr>
+        <w:t xml:space="preserve"> install </w:t>
+      </w:r>
+      <w:proofErr w:type="spellStart"/>
+      <w:r>
+        <w:rPr>
+          <w:rFonts w:asciiTheme="majorHAnsi" w:hAnsiTheme="majorHAnsi" w:cstheme="majorHAnsi"/>
+          <w:lang w:val="en-CA"/>
+        </w:rPr>
+        <w:t>dotenv</w:t>
+      </w:r>
+      <w:proofErr w:type="spellEnd"/>
+    </w:p>
+    <w:p>
+      <w:pPr>
+        <w:rPr>
+          <w:rFonts w:asciiTheme="majorHAnsi" w:hAnsiTheme="majorHAnsi" w:cstheme="majorHAnsi"/>
+          <w:b/>
+          <w:bCs/>
+        </w:rPr>
+      </w:pPr>
+      <w:r>
+        <w:rPr>
+          <w:rFonts w:asciiTheme="majorHAnsi" w:hAnsiTheme="majorHAnsi" w:cstheme="majorHAnsi"/>
+          <w:b/>
+          <w:bCs/>
+        </w:rPr>
+        <w:t>Bibliothèques utilisées</w:t>
+      </w:r>
+    </w:p>
+    <w:p>
+      <w:pPr>
+        <w:numPr>
+          <w:ilvl w:val="0"/>
+          <w:numId w:val="12"/>
+        </w:numPr>
         <w:rPr>
           <w:rFonts w:asciiTheme="majorHAnsi" w:hAnsiTheme="majorHAnsi" w:cstheme="majorHAnsi"/>
         </w:rPr>
@@ -1257,49 +2114,22 @@
         <w:rPr>
           <w:rFonts w:asciiTheme="majorHAnsi" w:hAnsiTheme="majorHAnsi" w:cstheme="majorHAnsi"/>
         </w:rPr>
-        <w:t>public</w:t>
+        <w:t>express</w:t>
       </w:r>
       <w:proofErr w:type="gramEnd"/>
       <w:r>
         <w:rPr>
           <w:rFonts w:asciiTheme="majorHAnsi" w:hAnsiTheme="majorHAnsi" w:cstheme="majorHAnsi"/>
         </w:rPr>
-        <w:t>/</w:t>
-      </w:r>
-      <w:r>
-        <w:rPr>
-          <w:rFonts w:asciiTheme="majorHAnsi" w:hAnsiTheme="majorHAnsi" w:cstheme="majorHAnsi"/>
-        </w:rPr>
-        <w:tab/>
-      </w:r>
-      <w:r>
-        <w:rPr>
-          <w:rFonts w:asciiTheme="majorHAnsi" w:hAnsiTheme="majorHAnsi" w:cstheme="majorHAnsi"/>
-        </w:rPr>
-        <w:tab/>
-      </w:r>
-      <w:r>
-        <w:rPr>
-          <w:rFonts w:asciiTheme="majorHAnsi" w:hAnsiTheme="majorHAnsi" w:cstheme="majorHAnsi"/>
-        </w:rPr>
-        <w:tab/>
-      </w:r>
-      <w:r>
-        <w:rPr>
-          <w:rFonts w:asciiTheme="majorHAnsi" w:hAnsiTheme="majorHAnsi" w:cstheme="majorHAnsi"/>
-        </w:rPr>
-        <w:t xml:space="preserve">← fichiers </w:t>
-      </w:r>
-      <w:r>
-        <w:rPr>
-          <w:rFonts w:asciiTheme="majorHAnsi" w:hAnsiTheme="majorHAnsi" w:cstheme="majorHAnsi"/>
-        </w:rPr>
-        <w:t>statiques</w:t>
-      </w:r>
-    </w:p>
-    <w:p>
-      <w:pPr>
-        <w:jc w:val="both"/>
+        <w:t xml:space="preserve"> : création du serveur web</w:t>
+      </w:r>
+    </w:p>
+    <w:p>
+      <w:pPr>
+        <w:numPr>
+          <w:ilvl w:val="0"/>
+          <w:numId w:val="12"/>
+        </w:numPr>
         <w:rPr>
           <w:rFonts w:asciiTheme="majorHAnsi" w:hAnsiTheme="majorHAnsi" w:cstheme="majorHAnsi"/>
           <w:lang w:val="en-CA"/>
@@ -1307,334 +2137,119 @@
       </w:pPr>
       <w:r>
         <w:rPr>
-          <w:rFonts w:ascii="MS Gothic" w:eastAsia="MS Gothic" w:hAnsi="MS Gothic" w:cs="MS Gothic" w:hint="eastAsia"/>
+          <w:rFonts w:asciiTheme="majorHAnsi" w:hAnsiTheme="majorHAnsi" w:cstheme="majorHAnsi"/>
           <w:lang w:val="en-CA"/>
         </w:rPr>
-        <w:t>├</w:t>
-      </w:r>
-      <w:r>
-        <w:rPr>
-          <w:rFonts w:ascii="Calibri Light" w:hAnsi="Calibri Light" w:cs="Calibri Light"/>
+        <w:t>node-</w:t>
+      </w:r>
+      <w:proofErr w:type="gramStart"/>
+      <w:r>
+        <w:rPr>
+          <w:rFonts w:asciiTheme="majorHAnsi" w:hAnsiTheme="majorHAnsi" w:cstheme="majorHAnsi"/>
           <w:lang w:val="en-CA"/>
         </w:rPr>
-        <w:t>─</w:t>
-      </w:r>
+        <w:t>fetch :</w:t>
+      </w:r>
+      <w:proofErr w:type="gramEnd"/>
       <w:r>
         <w:rPr>
           <w:rFonts w:asciiTheme="majorHAnsi" w:hAnsiTheme="majorHAnsi" w:cstheme="majorHAnsi"/>
           <w:lang w:val="en-CA"/>
         </w:rPr>
-        <w:t xml:space="preserve"> index.html</w:t>
-      </w:r>
-    </w:p>
-    <w:p>
-      <w:pPr>
-        <w:jc w:val="both"/>
+        <w:t xml:space="preserve"> </w:t>
+      </w:r>
+      <w:proofErr w:type="spellStart"/>
+      <w:r>
         <w:rPr>
           <w:rFonts w:asciiTheme="majorHAnsi" w:hAnsiTheme="majorHAnsi" w:cstheme="majorHAnsi"/>
           <w:lang w:val="en-CA"/>
         </w:rPr>
-      </w:pPr>
-      <w:r>
-        <w:rPr>
-          <w:rFonts w:ascii="MS Gothic" w:eastAsia="MS Gothic" w:hAnsi="MS Gothic" w:cs="MS Gothic" w:hint="eastAsia"/>
+        <w:t>appels</w:t>
+      </w:r>
+      <w:proofErr w:type="spellEnd"/>
+      <w:r>
+        <w:rPr>
+          <w:rFonts w:asciiTheme="majorHAnsi" w:hAnsiTheme="majorHAnsi" w:cstheme="majorHAnsi"/>
           <w:lang w:val="en-CA"/>
         </w:rPr>
-        <w:t>├</w:t>
-      </w:r>
-      <w:r>
-        <w:rPr>
-          <w:rFonts w:ascii="Calibri Light" w:hAnsi="Calibri Light" w:cs="Calibri Light"/>
+        <w:t xml:space="preserve"> HTTP </w:t>
+      </w:r>
+      <w:proofErr w:type="spellStart"/>
+      <w:r>
+        <w:rPr>
+          <w:rFonts w:asciiTheme="majorHAnsi" w:hAnsiTheme="majorHAnsi" w:cstheme="majorHAnsi"/>
           <w:lang w:val="en-CA"/>
         </w:rPr>
-        <w:t>─</w:t>
-      </w:r>
+        <w:t>vers</w:t>
+      </w:r>
+      <w:proofErr w:type="spellEnd"/>
       <w:r>
         <w:rPr>
           <w:rFonts w:asciiTheme="majorHAnsi" w:hAnsiTheme="majorHAnsi" w:cstheme="majorHAnsi"/>
           <w:lang w:val="en-CA"/>
         </w:rPr>
-        <w:t xml:space="preserve"> search.html</w:t>
-      </w:r>
-    </w:p>
-    <w:p>
-      <w:pPr>
-        <w:jc w:val="both"/>
+        <w:t xml:space="preserve"> </w:t>
+      </w:r>
+      <w:proofErr w:type="spellStart"/>
+      <w:r>
         <w:rPr>
           <w:rFonts w:asciiTheme="majorHAnsi" w:hAnsiTheme="majorHAnsi" w:cstheme="majorHAnsi"/>
           <w:lang w:val="en-CA"/>
         </w:rPr>
-      </w:pPr>
-      <w:r>
-        <w:rPr>
-          <w:rFonts w:ascii="MS Gothic" w:eastAsia="MS Gothic" w:hAnsi="MS Gothic" w:cs="MS Gothic" w:hint="eastAsia"/>
+        <w:t>l’API</w:t>
+      </w:r>
+      <w:proofErr w:type="spellEnd"/>
+      <w:r>
+        <w:rPr>
+          <w:rFonts w:asciiTheme="majorHAnsi" w:hAnsiTheme="majorHAnsi" w:cstheme="majorHAnsi"/>
           <w:lang w:val="en-CA"/>
         </w:rPr>
-        <w:t>├</w:t>
-      </w:r>
-      <w:r>
-        <w:rPr>
-          <w:rFonts w:ascii="Calibri Light" w:hAnsi="Calibri Light" w:cs="Calibri Light"/>
+        <w:t xml:space="preserve"> Open-</w:t>
+      </w:r>
+      <w:proofErr w:type="spellStart"/>
+      <w:r>
+        <w:rPr>
+          <w:rFonts w:asciiTheme="majorHAnsi" w:hAnsiTheme="majorHAnsi" w:cstheme="majorHAnsi"/>
           <w:lang w:val="en-CA"/>
         </w:rPr>
-        <w:t>─</w:t>
-      </w:r>
-      <w:r>
-        <w:rPr>
-          <w:rFonts w:asciiTheme="majorHAnsi" w:hAnsiTheme="majorHAnsi" w:cstheme="majorHAnsi"/>
-          <w:lang w:val="en-CA"/>
-        </w:rPr>
-        <w:t xml:space="preserve"> contact.html</w:t>
-      </w:r>
-    </w:p>
-    <w:p>
-      <w:pPr>
-        <w:jc w:val="both"/>
-        <w:rPr>
-          <w:rFonts w:asciiTheme="majorHAnsi" w:hAnsiTheme="majorHAnsi" w:cstheme="majorHAnsi"/>
-          <w:lang w:val="en-CA"/>
-        </w:rPr>
-      </w:pPr>
-      <w:r>
-        <w:rPr>
-          <w:rFonts w:ascii="MS Gothic" w:eastAsia="MS Gothic" w:hAnsi="MS Gothic" w:cs="MS Gothic" w:hint="eastAsia"/>
-          <w:lang w:val="en-CA"/>
-        </w:rPr>
-        <w:t>├</w:t>
-      </w:r>
-      <w:r>
-        <w:rPr>
-          <w:rFonts w:ascii="Calibri Light" w:hAnsi="Calibri Light" w:cs="Calibri Light"/>
-          <w:lang w:val="en-CA"/>
-        </w:rPr>
-        <w:t>─</w:t>
-      </w:r>
-      <w:r>
-        <w:rPr>
-          <w:rFonts w:asciiTheme="majorHAnsi" w:hAnsiTheme="majorHAnsi" w:cstheme="majorHAnsi"/>
-          <w:lang w:val="en-CA"/>
-        </w:rPr>
-        <w:t xml:space="preserve"> assets/</w:t>
-      </w:r>
-    </w:p>
-    <w:p>
-      <w:pPr>
-        <w:jc w:val="both"/>
-        <w:rPr>
-          <w:rFonts w:asciiTheme="majorHAnsi" w:hAnsiTheme="majorHAnsi" w:cstheme="majorHAnsi"/>
-          <w:lang w:val="en-CA"/>
-        </w:rPr>
-      </w:pPr>
-      <w:proofErr w:type="gramStart"/>
-      <w:r>
-        <w:rPr>
-          <w:rFonts w:asciiTheme="majorHAnsi" w:hAnsiTheme="majorHAnsi" w:cstheme="majorHAnsi"/>
-          <w:lang w:val="en-CA"/>
-        </w:rPr>
-        <w:t xml:space="preserve">│  </w:t>
-      </w:r>
-      <w:r>
-        <w:rPr>
-          <w:rFonts w:ascii="MS Gothic" w:eastAsia="MS Gothic" w:hAnsi="MS Gothic" w:cs="MS Gothic" w:hint="eastAsia"/>
-          <w:lang w:val="en-CA"/>
-        </w:rPr>
-        <w:t>├</w:t>
-      </w:r>
-      <w:proofErr w:type="gramEnd"/>
-      <w:r>
-        <w:rPr>
-          <w:rFonts w:ascii="Calibri Light" w:hAnsi="Calibri Light" w:cs="Calibri Light"/>
-          <w:lang w:val="en-CA"/>
-        </w:rPr>
-        <w:t>─</w:t>
-      </w:r>
-      <w:r>
-        <w:rPr>
-          <w:rFonts w:asciiTheme="majorHAnsi" w:hAnsiTheme="majorHAnsi" w:cstheme="majorHAnsi"/>
-          <w:lang w:val="en-CA"/>
-        </w:rPr>
-        <w:t xml:space="preserve"> </w:t>
-      </w:r>
-      <w:proofErr w:type="spellStart"/>
-      <w:r>
-        <w:rPr>
-          <w:rFonts w:asciiTheme="majorHAnsi" w:hAnsiTheme="majorHAnsi" w:cstheme="majorHAnsi"/>
-          <w:lang w:val="en-CA"/>
-        </w:rPr>
-        <w:t>css</w:t>
+        <w:t>Meteo</w:t>
       </w:r>
       <w:proofErr w:type="spellEnd"/>
-      <w:r>
-        <w:rPr>
-          <w:rFonts w:asciiTheme="majorHAnsi" w:hAnsiTheme="majorHAnsi" w:cstheme="majorHAnsi"/>
-          <w:lang w:val="en-CA"/>
-        </w:rPr>
-        <w:t>/</w:t>
-      </w:r>
-    </w:p>
-    <w:p>
-      <w:pPr>
-        <w:jc w:val="both"/>
-        <w:rPr>
-          <w:rFonts w:asciiTheme="majorHAnsi" w:hAnsiTheme="majorHAnsi" w:cstheme="majorHAnsi"/>
-          <w:lang w:val="en-CA"/>
-        </w:rPr>
-      </w:pPr>
-      <w:proofErr w:type="gramStart"/>
-      <w:r>
-        <w:rPr>
-          <w:rFonts w:asciiTheme="majorHAnsi" w:hAnsiTheme="majorHAnsi" w:cstheme="majorHAnsi"/>
-          <w:lang w:val="en-CA"/>
-        </w:rPr>
-        <w:t>│  │</w:t>
-      </w:r>
-      <w:proofErr w:type="gramEnd"/>
-      <w:r>
-        <w:rPr>
-          <w:rFonts w:asciiTheme="majorHAnsi" w:hAnsiTheme="majorHAnsi" w:cstheme="majorHAnsi"/>
-          <w:lang w:val="en-CA"/>
-        </w:rPr>
-        <w:t xml:space="preserve">  └─ style.css</w:t>
-      </w:r>
-    </w:p>
-    <w:p>
-      <w:pPr>
-        <w:jc w:val="both"/>
-        <w:rPr>
-          <w:rFonts w:asciiTheme="majorHAnsi" w:hAnsiTheme="majorHAnsi" w:cstheme="majorHAnsi"/>
-          <w:lang w:val="en-CA"/>
-        </w:rPr>
-      </w:pPr>
-      <w:proofErr w:type="gramStart"/>
-      <w:r>
-        <w:rPr>
-          <w:rFonts w:asciiTheme="majorHAnsi" w:hAnsiTheme="majorHAnsi" w:cstheme="majorHAnsi"/>
-          <w:lang w:val="en-CA"/>
-        </w:rPr>
-        <w:t>│  └</w:t>
-      </w:r>
-      <w:proofErr w:type="gramEnd"/>
-      <w:r>
-        <w:rPr>
-          <w:rFonts w:asciiTheme="majorHAnsi" w:hAnsiTheme="majorHAnsi" w:cstheme="majorHAnsi"/>
-          <w:lang w:val="en-CA"/>
-        </w:rPr>
-        <w:t xml:space="preserve">─ </w:t>
-      </w:r>
-      <w:proofErr w:type="spellStart"/>
-      <w:r>
-        <w:rPr>
-          <w:rFonts w:asciiTheme="majorHAnsi" w:hAnsiTheme="majorHAnsi" w:cstheme="majorHAnsi"/>
-          <w:lang w:val="en-CA"/>
-        </w:rPr>
-        <w:t>js</w:t>
-      </w:r>
-      <w:proofErr w:type="spellEnd"/>
-      <w:r>
-        <w:rPr>
-          <w:rFonts w:asciiTheme="majorHAnsi" w:hAnsiTheme="majorHAnsi" w:cstheme="majorHAnsi"/>
-          <w:lang w:val="en-CA"/>
-        </w:rPr>
-        <w:t>/</w:t>
-      </w:r>
-    </w:p>
-    <w:p>
-      <w:pPr>
-        <w:jc w:val="both"/>
-        <w:rPr>
-          <w:rFonts w:asciiTheme="majorHAnsi" w:hAnsiTheme="majorHAnsi" w:cstheme="majorHAnsi"/>
-          <w:lang w:val="en-CA"/>
-        </w:rPr>
-      </w:pPr>
-      <w:r>
-        <w:rPr>
-          <w:rFonts w:asciiTheme="majorHAnsi" w:hAnsiTheme="majorHAnsi" w:cstheme="majorHAnsi"/>
-          <w:lang w:val="en-CA"/>
-        </w:rPr>
-        <w:t>│     └─ script.js</w:t>
-      </w:r>
-    </w:p>
-    <w:p>
-      <w:pPr>
-        <w:jc w:val="both"/>
-        <w:rPr>
-          <w:rFonts w:asciiTheme="majorHAnsi" w:hAnsiTheme="majorHAnsi" w:cstheme="majorHAnsi"/>
-          <w:lang w:val="en-CA"/>
-        </w:rPr>
-      </w:pPr>
-      <w:r>
-        <w:rPr>
-          <w:rFonts w:asciiTheme="majorHAnsi" w:hAnsiTheme="majorHAnsi" w:cstheme="majorHAnsi"/>
-          <w:lang w:val="en-CA"/>
-        </w:rPr>
-        <w:t>│─</w:t>
-      </w:r>
-      <w:proofErr w:type="gramStart"/>
-      <w:r>
-        <w:rPr>
-          <w:rFonts w:asciiTheme="majorHAnsi" w:hAnsiTheme="majorHAnsi" w:cstheme="majorHAnsi"/>
-          <w:lang w:val="en-CA"/>
-        </w:rPr>
-        <w:t>─ .env</w:t>
-      </w:r>
-      <w:proofErr w:type="gramEnd"/>
-    </w:p>
-    <w:p>
-      <w:pPr>
-        <w:jc w:val="both"/>
-        <w:rPr>
-          <w:rFonts w:asciiTheme="majorHAnsi" w:hAnsiTheme="majorHAnsi" w:cstheme="majorHAnsi"/>
-          <w:lang w:val="en-CA"/>
-        </w:rPr>
-      </w:pPr>
-      <w:r>
-        <w:rPr>
-          <w:rFonts w:asciiTheme="majorHAnsi" w:hAnsiTheme="majorHAnsi" w:cstheme="majorHAnsi"/>
-          <w:lang w:val="en-CA"/>
-        </w:rPr>
-        <w:t>│── index.js</w:t>
-      </w:r>
-    </w:p>
-    <w:p>
-      <w:pPr>
-        <w:jc w:val="both"/>
-        <w:rPr>
-          <w:rFonts w:asciiTheme="majorHAnsi" w:hAnsiTheme="majorHAnsi" w:cstheme="majorHAnsi"/>
-          <w:lang w:val="en-CA"/>
-        </w:rPr>
-      </w:pPr>
-      <w:r>
-        <w:rPr>
-          <w:rFonts w:asciiTheme="majorHAnsi" w:hAnsiTheme="majorHAnsi" w:cstheme="majorHAnsi"/>
-          <w:lang w:val="en-CA"/>
-        </w:rPr>
-        <w:t xml:space="preserve">│── </w:t>
-      </w:r>
+    </w:p>
+    <w:p>
+      <w:pPr>
+        <w:numPr>
+          <w:ilvl w:val="0"/>
+          <w:numId w:val="12"/>
+        </w:numPr>
+        <w:rPr>
+          <w:rFonts w:asciiTheme="majorHAnsi" w:hAnsiTheme="majorHAnsi" w:cstheme="majorHAnsi"/>
+        </w:rPr>
+      </w:pPr>
       <w:proofErr w:type="spellStart"/>
       <w:proofErr w:type="gramStart"/>
       <w:r>
         <w:rPr>
           <w:rFonts w:asciiTheme="majorHAnsi" w:hAnsiTheme="majorHAnsi" w:cstheme="majorHAnsi"/>
-          <w:lang w:val="en-CA"/>
-        </w:rPr>
-        <w:t>package.json</w:t>
+        </w:rPr>
+        <w:t>dotenv</w:t>
       </w:r>
       <w:proofErr w:type="spellEnd"/>
       <w:proofErr w:type="gramEnd"/>
-    </w:p>
-    <w:p>
-      <w:pPr>
-        <w:jc w:val="both"/>
-        <w:rPr>
-          <w:rFonts w:asciiTheme="majorHAnsi" w:hAnsiTheme="majorHAnsi" w:cstheme="majorHAnsi"/>
-        </w:rPr>
-      </w:pPr>
-      <w:r>
-        <w:rPr>
-          <w:rFonts w:asciiTheme="majorHAnsi" w:hAnsiTheme="majorHAnsi" w:cstheme="majorHAnsi"/>
-        </w:rPr>
-        <w:t>│── README.md</w:t>
-      </w:r>
+      <w:r>
+        <w:rPr>
+          <w:rFonts w:asciiTheme="majorHAnsi" w:hAnsiTheme="majorHAnsi" w:cstheme="majorHAnsi"/>
+        </w:rPr>
+        <w:t xml:space="preserve"> : gestion des variables d’environnement</w:t>
+      </w:r>
+    </w:p>
+    <w:p>
+      <w:pPr>
+        <w:ind w:left="720"/>
+        <w:rPr>
+          <w:rFonts w:asciiTheme="majorHAnsi" w:hAnsiTheme="majorHAnsi" w:cstheme="majorHAnsi"/>
+        </w:rPr>
+      </w:pPr>
     </w:p>
     <w:p>
       <w:pPr>
@@ -1643,26 +2258,20 @@
           <w:rFonts w:eastAsia="Times New Roman" w:cstheme="majorHAnsi"/>
         </w:rPr>
       </w:pPr>
+      <w:bookmarkStart w:id="3" w:name="_Toc220433237"/>
       <w:r>
         <w:rPr>
           <w:rFonts w:cstheme="majorHAnsi"/>
         </w:rPr>
-        <w:lastRenderedPageBreak/>
-        <w:t>C</w:t>
-      </w:r>
-      <w:r>
-        <w:rPr>
-          <w:rFonts w:cstheme="majorHAnsi"/>
-        </w:rPr>
-        <w:t>ommandes nécessaires à l’installation</w:t>
+        <w:t>I</w:t>
       </w:r>
       <w:r>
         <w:rPr>
           <w:rFonts w:eastAsia="Times New Roman" w:cstheme="majorHAnsi"/>
         </w:rPr>
-        <w:t xml:space="preserve"> des bibliothèques utilisées</w:t>
-      </w:r>
-      <w:bookmarkEnd w:id="1"/>
+        <w:t>nstructions d’installation</w:t>
+      </w:r>
+      <w:bookmarkEnd w:id="3"/>
       <w:r>
         <w:rPr>
           <w:rFonts w:eastAsia="Times New Roman" w:cstheme="majorHAnsi"/>
@@ -1672,27 +2281,116 @@
     </w:p>
     <w:p>
       <w:pPr>
-        <w:ind w:firstLine="708"/>
-        <w:rPr>
-          <w:rFonts w:asciiTheme="majorHAnsi" w:hAnsiTheme="majorHAnsi" w:cstheme="majorHAnsi"/>
-        </w:rPr>
-      </w:pPr>
-      <w:r>
-        <w:rPr>
-          <w:rFonts w:asciiTheme="majorHAnsi" w:hAnsiTheme="majorHAnsi" w:cstheme="majorHAnsi"/>
-        </w:rPr>
-        <w:t xml:space="preserve">Ces commandes permettent de mettre en place un serveur Express fonctionnel, de gérer les variables sensibles via un fichier </w:t>
+        <w:rPr>
+          <w:rFonts w:asciiTheme="majorHAnsi" w:hAnsiTheme="majorHAnsi" w:cstheme="majorHAnsi"/>
+          <w:b/>
+          <w:bCs/>
+        </w:rPr>
+      </w:pPr>
+      <w:r>
+        <w:rPr>
+          <w:rFonts w:asciiTheme="majorHAnsi" w:hAnsiTheme="majorHAnsi" w:cstheme="majorHAnsi"/>
+          <w:b/>
+          <w:bCs/>
+        </w:rPr>
+        <w:t>Étape 1 : Prérequis</w:t>
+      </w:r>
+    </w:p>
+    <w:p>
+      <w:pPr>
+        <w:numPr>
+          <w:ilvl w:val="0"/>
+          <w:numId w:val="13"/>
+        </w:numPr>
+        <w:rPr>
+          <w:rFonts w:asciiTheme="majorHAnsi" w:hAnsiTheme="majorHAnsi" w:cstheme="majorHAnsi"/>
+        </w:rPr>
+      </w:pPr>
+      <w:r>
+        <w:rPr>
+          <w:rFonts w:asciiTheme="majorHAnsi" w:hAnsiTheme="majorHAnsi" w:cstheme="majorHAnsi"/>
+        </w:rPr>
+        <w:t xml:space="preserve">Avoir </w:t>
+      </w:r>
+      <w:r>
+        <w:rPr>
+          <w:rFonts w:asciiTheme="majorHAnsi" w:hAnsiTheme="majorHAnsi" w:cstheme="majorHAnsi"/>
+          <w:b/>
+          <w:bCs/>
+        </w:rPr>
+        <w:t>Node.js</w:t>
+      </w:r>
+      <w:r>
+        <w:rPr>
+          <w:rFonts w:asciiTheme="majorHAnsi" w:hAnsiTheme="majorHAnsi" w:cstheme="majorHAnsi"/>
+        </w:rPr>
+        <w:t xml:space="preserve"> installé sur l’ordinateur</w:t>
+      </w:r>
+    </w:p>
+    <w:p>
+      <w:pPr>
+        <w:numPr>
+          <w:ilvl w:val="0"/>
+          <w:numId w:val="13"/>
+        </w:numPr>
+        <w:rPr>
+          <w:rFonts w:asciiTheme="majorHAnsi" w:hAnsiTheme="majorHAnsi" w:cstheme="majorHAnsi"/>
+        </w:rPr>
+      </w:pPr>
+      <w:r>
+        <w:rPr>
+          <w:rFonts w:asciiTheme="majorHAnsi" w:hAnsiTheme="majorHAnsi" w:cstheme="majorHAnsi"/>
+        </w:rPr>
+        <w:t>Disposer d’un navigateur web moderne</w:t>
+      </w:r>
+    </w:p>
+    <w:p>
+      <w:pPr>
+        <w:numPr>
+          <w:ilvl w:val="0"/>
+          <w:numId w:val="13"/>
+        </w:numPr>
+        <w:rPr>
+          <w:rFonts w:asciiTheme="majorHAnsi" w:hAnsiTheme="majorHAnsi" w:cstheme="majorHAnsi"/>
+        </w:rPr>
+      </w:pPr>
+      <w:r>
+        <w:rPr>
+          <w:rFonts w:asciiTheme="majorHAnsi" w:hAnsiTheme="majorHAnsi" w:cstheme="majorHAnsi"/>
+        </w:rPr>
+        <w:t>Ouvrir le projet dans un éditeur de code (ex. Visual Studio Code)</w:t>
+      </w:r>
+    </w:p>
+    <w:p>
+      <w:pPr>
+        <w:rPr>
+          <w:rFonts w:asciiTheme="majorHAnsi" w:hAnsiTheme="majorHAnsi" w:cstheme="majorHAnsi"/>
+          <w:b/>
+          <w:bCs/>
+        </w:rPr>
+      </w:pPr>
+      <w:r>
+        <w:rPr>
+          <w:rFonts w:asciiTheme="majorHAnsi" w:hAnsiTheme="majorHAnsi" w:cstheme="majorHAnsi"/>
+          <w:b/>
+          <w:bCs/>
+        </w:rPr>
+        <w:t xml:space="preserve">Étape 2 : Création du fichier </w:t>
       </w:r>
       <w:proofErr w:type="gramStart"/>
       <w:r>
         <w:rPr>
           <w:rFonts w:asciiTheme="majorHAnsi" w:hAnsiTheme="majorHAnsi" w:cstheme="majorHAnsi"/>
+          <w:b/>
+          <w:bCs/>
         </w:rPr>
         <w:t>« </w:t>
       </w:r>
       <w:r>
         <w:rPr>
           <w:rFonts w:asciiTheme="majorHAnsi" w:hAnsiTheme="majorHAnsi" w:cstheme="majorHAnsi"/>
+          <w:b/>
+          <w:bCs/>
         </w:rPr>
         <w:t>.</w:t>
       </w:r>
@@ -1700,6 +2398,8 @@
       <w:r>
         <w:rPr>
           <w:rFonts w:asciiTheme="majorHAnsi" w:hAnsiTheme="majorHAnsi" w:cstheme="majorHAnsi"/>
+          <w:b/>
+          <w:bCs/>
         </w:rPr>
         <w:t>env</w:t>
       </w:r>
@@ -1708,46 +2408,752 @@
       <w:r>
         <w:rPr>
           <w:rFonts w:asciiTheme="majorHAnsi" w:hAnsiTheme="majorHAnsi" w:cstheme="majorHAnsi"/>
-        </w:rPr>
-        <w:t> »</w:t>
-      </w:r>
-      <w:r>
-        <w:rPr>
-          <w:rFonts w:asciiTheme="majorHAnsi" w:hAnsiTheme="majorHAnsi" w:cstheme="majorHAnsi"/>
-        </w:rPr>
-        <w:t xml:space="preserve"> et de lancer l’application en mode développement.</w:t>
-      </w:r>
-    </w:p>
-    <w:p>
-      <w:pPr>
-        <w:rPr>
-          <w:rFonts w:asciiTheme="majorHAnsi" w:hAnsiTheme="majorHAnsi" w:cstheme="majorHAnsi"/>
           <w:b/>
           <w:bCs/>
         </w:rPr>
-      </w:pPr>
-    </w:p>
-    <w:p>
-      <w:pPr>
-        <w:pStyle w:val="Titre2"/>
+        <w:t> »</w:t>
+      </w:r>
+    </w:p>
+    <w:p>
+      <w:pPr>
+        <w:rPr>
+          <w:rFonts w:asciiTheme="majorHAnsi" w:hAnsiTheme="majorHAnsi" w:cstheme="majorHAnsi"/>
+        </w:rPr>
+      </w:pPr>
+      <w:r>
+        <w:rPr>
+          <w:rFonts w:asciiTheme="majorHAnsi" w:hAnsiTheme="majorHAnsi" w:cstheme="majorHAnsi"/>
+        </w:rPr>
+        <w:t xml:space="preserve">À la racine du projet, créer un fichier </w:t>
+      </w:r>
+      <w:proofErr w:type="gramStart"/>
+      <w:r>
+        <w:rPr>
+          <w:rFonts w:asciiTheme="majorHAnsi" w:hAnsiTheme="majorHAnsi" w:cstheme="majorHAnsi"/>
+        </w:rPr>
+        <w:t>« </w:t>
+      </w:r>
+      <w:r>
+        <w:rPr>
+          <w:rFonts w:asciiTheme="majorHAnsi" w:hAnsiTheme="majorHAnsi" w:cstheme="majorHAnsi"/>
+        </w:rPr>
+        <w:t>.</w:t>
+      </w:r>
+      <w:proofErr w:type="spellStart"/>
+      <w:r>
+        <w:rPr>
+          <w:rFonts w:asciiTheme="majorHAnsi" w:hAnsiTheme="majorHAnsi" w:cstheme="majorHAnsi"/>
+        </w:rPr>
+        <w:t>env</w:t>
+      </w:r>
+      <w:proofErr w:type="spellEnd"/>
+      <w:proofErr w:type="gramEnd"/>
+      <w:r>
+        <w:rPr>
+          <w:rFonts w:asciiTheme="majorHAnsi" w:hAnsiTheme="majorHAnsi" w:cstheme="majorHAnsi"/>
+        </w:rPr>
+        <w:t> »</w:t>
+      </w:r>
+      <w:r>
+        <w:rPr>
+          <w:rFonts w:asciiTheme="majorHAnsi" w:hAnsiTheme="majorHAnsi" w:cstheme="majorHAnsi"/>
+        </w:rPr>
+        <w:t xml:space="preserve"> contenant :</w:t>
+      </w:r>
+    </w:p>
+    <w:p>
+      <w:pPr>
+        <w:rPr>
+          <w:rFonts w:asciiTheme="majorHAnsi" w:hAnsiTheme="majorHAnsi" w:cstheme="majorHAnsi"/>
+        </w:rPr>
+      </w:pPr>
+      <w:r>
+        <w:rPr>
+          <w:rFonts w:asciiTheme="majorHAnsi" w:hAnsiTheme="majorHAnsi" w:cstheme="majorHAnsi"/>
+        </w:rPr>
+        <w:t>PORT=3000</w:t>
+      </w:r>
+    </w:p>
+    <w:p>
+      <w:pPr>
+        <w:rPr>
+          <w:rFonts w:asciiTheme="majorHAnsi" w:hAnsiTheme="majorHAnsi" w:cstheme="majorHAnsi"/>
+        </w:rPr>
+      </w:pPr>
+    </w:p>
+    <w:p>
+      <w:pPr>
+        <w:pStyle w:val="Titre1"/>
         <w:rPr>
           <w:rFonts w:cstheme="majorHAnsi"/>
         </w:rPr>
       </w:pPr>
-      <w:bookmarkStart w:id="2" w:name="_Toc220407599"/>
+      <w:bookmarkStart w:id="4" w:name="_Toc220433238"/>
       <w:r>
         <w:rPr>
           <w:rFonts w:cstheme="majorHAnsi"/>
         </w:rPr>
-        <w:t>Commandes d’installation des dépendances</w:t>
-      </w:r>
-      <w:bookmarkEnd w:id="2"/>
+        <w:lastRenderedPageBreak/>
+        <w:t>Structure du projet</w:t>
+      </w:r>
+      <w:bookmarkEnd w:id="4"/>
+    </w:p>
+    <w:p>
+      <w:pPr>
+        <w:rPr>
+          <w:rFonts w:asciiTheme="majorHAnsi" w:hAnsiTheme="majorHAnsi" w:cstheme="majorHAnsi"/>
+        </w:rPr>
+      </w:pPr>
+      <w:proofErr w:type="spellStart"/>
+      <w:r>
+        <w:rPr>
+          <w:rFonts w:asciiTheme="majorHAnsi" w:hAnsiTheme="majorHAnsi" w:cstheme="majorHAnsi"/>
+        </w:rPr>
+        <w:t>MeteoApp</w:t>
+      </w:r>
+      <w:proofErr w:type="spellEnd"/>
+      <w:r>
+        <w:rPr>
+          <w:rFonts w:asciiTheme="majorHAnsi" w:hAnsiTheme="majorHAnsi" w:cstheme="majorHAnsi"/>
+        </w:rPr>
+        <w:t>/</w:t>
+      </w:r>
+    </w:p>
+    <w:p>
+      <w:pPr>
+        <w:rPr>
+          <w:rFonts w:asciiTheme="majorHAnsi" w:hAnsiTheme="majorHAnsi" w:cstheme="majorHAnsi"/>
+        </w:rPr>
+      </w:pPr>
+      <w:r>
+        <w:rPr>
+          <w:rFonts w:ascii="MS Gothic" w:eastAsia="MS Gothic" w:hAnsi="MS Gothic" w:cs="MS Gothic" w:hint="eastAsia"/>
+        </w:rPr>
+        <w:t>├</w:t>
+      </w:r>
+      <w:r>
+        <w:rPr>
+          <w:rFonts w:asciiTheme="majorHAnsi" w:hAnsiTheme="majorHAnsi" w:cstheme="majorHAnsi"/>
+        </w:rPr>
+        <w:t>─ index.js</w:t>
+      </w:r>
+    </w:p>
+    <w:p>
+      <w:pPr>
+        <w:rPr>
+          <w:rFonts w:asciiTheme="majorHAnsi" w:hAnsiTheme="majorHAnsi" w:cstheme="majorHAnsi"/>
+        </w:rPr>
+      </w:pPr>
+      <w:r>
+        <w:rPr>
+          <w:rFonts w:ascii="MS Gothic" w:eastAsia="MS Gothic" w:hAnsi="MS Gothic" w:cs="MS Gothic" w:hint="eastAsia"/>
+        </w:rPr>
+        <w:t>├</w:t>
+      </w:r>
+      <w:r>
+        <w:rPr>
+          <w:rFonts w:asciiTheme="majorHAnsi" w:hAnsiTheme="majorHAnsi" w:cstheme="majorHAnsi"/>
+        </w:rPr>
+        <w:t xml:space="preserve">─ </w:t>
+      </w:r>
+      <w:proofErr w:type="spellStart"/>
+      <w:proofErr w:type="gramStart"/>
+      <w:r>
+        <w:rPr>
+          <w:rFonts w:asciiTheme="majorHAnsi" w:hAnsiTheme="majorHAnsi" w:cstheme="majorHAnsi"/>
+        </w:rPr>
+        <w:t>package.json</w:t>
+      </w:r>
+      <w:proofErr w:type="spellEnd"/>
+      <w:proofErr w:type="gramEnd"/>
+    </w:p>
+    <w:p>
+      <w:pPr>
+        <w:rPr>
+          <w:rFonts w:asciiTheme="majorHAnsi" w:hAnsiTheme="majorHAnsi" w:cstheme="majorHAnsi"/>
+        </w:rPr>
+      </w:pPr>
+      <w:r>
+        <w:rPr>
+          <w:rFonts w:ascii="MS Gothic" w:eastAsia="MS Gothic" w:hAnsi="MS Gothic" w:cs="MS Gothic" w:hint="eastAsia"/>
+        </w:rPr>
+        <w:t>├</w:t>
+      </w:r>
+      <w:r>
+        <w:rPr>
+          <w:rFonts w:asciiTheme="majorHAnsi" w:hAnsiTheme="majorHAnsi" w:cstheme="majorHAnsi"/>
+        </w:rPr>
+        <w:t>─ README.md</w:t>
+      </w:r>
+    </w:p>
+    <w:p>
+      <w:pPr>
+        <w:rPr>
+          <w:rFonts w:asciiTheme="majorHAnsi" w:hAnsiTheme="majorHAnsi" w:cstheme="majorHAnsi"/>
+        </w:rPr>
+      </w:pPr>
+      <w:r>
+        <w:rPr>
+          <w:rFonts w:ascii="MS Gothic" w:eastAsia="MS Gothic" w:hAnsi="MS Gothic" w:cs="MS Gothic" w:hint="eastAsia"/>
+        </w:rPr>
+        <w:t>├</w:t>
+      </w:r>
+      <w:proofErr w:type="gramStart"/>
+      <w:r>
+        <w:rPr>
+          <w:rFonts w:asciiTheme="majorHAnsi" w:hAnsiTheme="majorHAnsi" w:cstheme="majorHAnsi"/>
+        </w:rPr>
+        <w:t>─ .</w:t>
+      </w:r>
+      <w:proofErr w:type="spellStart"/>
+      <w:r>
+        <w:rPr>
+          <w:rFonts w:asciiTheme="majorHAnsi" w:hAnsiTheme="majorHAnsi" w:cstheme="majorHAnsi"/>
+        </w:rPr>
+        <w:t>env</w:t>
+      </w:r>
+      <w:proofErr w:type="spellEnd"/>
+      <w:proofErr w:type="gramEnd"/>
+    </w:p>
+    <w:p>
+      <w:pPr>
+        <w:rPr>
+          <w:rFonts w:asciiTheme="majorHAnsi" w:hAnsiTheme="majorHAnsi" w:cstheme="majorHAnsi"/>
+        </w:rPr>
+      </w:pPr>
+      <w:r>
+        <w:rPr>
+          <w:rFonts w:ascii="MS Gothic" w:eastAsia="MS Gothic" w:hAnsi="MS Gothic" w:cs="MS Gothic" w:hint="eastAsia"/>
+        </w:rPr>
+        <w:t>├</w:t>
+      </w:r>
+      <w:r>
+        <w:rPr>
+          <w:rFonts w:asciiTheme="majorHAnsi" w:hAnsiTheme="majorHAnsi" w:cstheme="majorHAnsi"/>
+        </w:rPr>
+        <w:t>─ data/</w:t>
+      </w:r>
+    </w:p>
+    <w:p>
+      <w:pPr>
+        <w:rPr>
+          <w:rFonts w:asciiTheme="majorHAnsi" w:hAnsiTheme="majorHAnsi" w:cstheme="majorHAnsi"/>
+        </w:rPr>
+      </w:pPr>
+      <w:r>
+        <w:rPr>
+          <w:rFonts w:ascii="MS Gothic" w:eastAsia="MS Gothic" w:hAnsi="MS Gothic" w:cs="MS Gothic" w:hint="eastAsia"/>
+        </w:rPr>
+        <w:t>├</w:t>
+      </w:r>
+      <w:r>
+        <w:rPr>
+          <w:rFonts w:asciiTheme="majorHAnsi" w:hAnsiTheme="majorHAnsi" w:cstheme="majorHAnsi"/>
+        </w:rPr>
+        <w:t>─ public/</w:t>
+      </w:r>
+    </w:p>
+    <w:p>
+      <w:pPr>
+        <w:rPr>
+          <w:rFonts w:asciiTheme="majorHAnsi" w:hAnsiTheme="majorHAnsi" w:cstheme="majorHAnsi"/>
+        </w:rPr>
+      </w:pPr>
+      <w:proofErr w:type="gramStart"/>
+      <w:r>
+        <w:rPr>
+          <w:rFonts w:asciiTheme="majorHAnsi" w:hAnsiTheme="majorHAnsi" w:cstheme="majorHAnsi"/>
+        </w:rPr>
+        <w:t xml:space="preserve">│  </w:t>
+      </w:r>
+      <w:r>
+        <w:rPr>
+          <w:rFonts w:ascii="MS Gothic" w:eastAsia="MS Gothic" w:hAnsi="MS Gothic" w:cs="MS Gothic" w:hint="eastAsia"/>
+        </w:rPr>
+        <w:t>├</w:t>
+      </w:r>
+      <w:proofErr w:type="gramEnd"/>
+      <w:r>
+        <w:rPr>
+          <w:rFonts w:asciiTheme="majorHAnsi" w:hAnsiTheme="majorHAnsi" w:cstheme="majorHAnsi"/>
+        </w:rPr>
+        <w:t>─ index.html</w:t>
+      </w:r>
+    </w:p>
+    <w:p>
+      <w:pPr>
+        <w:rPr>
+          <w:rFonts w:asciiTheme="majorHAnsi" w:hAnsiTheme="majorHAnsi" w:cstheme="majorHAnsi"/>
+        </w:rPr>
+      </w:pPr>
+      <w:proofErr w:type="gramStart"/>
+      <w:r>
+        <w:rPr>
+          <w:rFonts w:asciiTheme="majorHAnsi" w:hAnsiTheme="majorHAnsi" w:cstheme="majorHAnsi"/>
+        </w:rPr>
+        <w:t xml:space="preserve">│  </w:t>
+      </w:r>
+      <w:r>
+        <w:rPr>
+          <w:rFonts w:ascii="MS Gothic" w:eastAsia="MS Gothic" w:hAnsi="MS Gothic" w:cs="MS Gothic" w:hint="eastAsia"/>
+        </w:rPr>
+        <w:t>├</w:t>
+      </w:r>
+      <w:proofErr w:type="gramEnd"/>
+      <w:r>
+        <w:rPr>
+          <w:rFonts w:asciiTheme="majorHAnsi" w:hAnsiTheme="majorHAnsi" w:cstheme="majorHAnsi"/>
+        </w:rPr>
+        <w:t>─ search.html</w:t>
+      </w:r>
+    </w:p>
+    <w:p>
+      <w:pPr>
+        <w:rPr>
+          <w:rFonts w:asciiTheme="majorHAnsi" w:hAnsiTheme="majorHAnsi" w:cstheme="majorHAnsi"/>
+        </w:rPr>
+      </w:pPr>
+      <w:proofErr w:type="gramStart"/>
+      <w:r>
+        <w:rPr>
+          <w:rFonts w:asciiTheme="majorHAnsi" w:hAnsiTheme="majorHAnsi" w:cstheme="majorHAnsi"/>
+        </w:rPr>
+        <w:t xml:space="preserve">│  </w:t>
+      </w:r>
+      <w:r>
+        <w:rPr>
+          <w:rFonts w:ascii="MS Gothic" w:eastAsia="MS Gothic" w:hAnsi="MS Gothic" w:cs="MS Gothic" w:hint="eastAsia"/>
+        </w:rPr>
+        <w:t>├</w:t>
+      </w:r>
+      <w:proofErr w:type="gramEnd"/>
+      <w:r>
+        <w:rPr>
+          <w:rFonts w:asciiTheme="majorHAnsi" w:hAnsiTheme="majorHAnsi" w:cstheme="majorHAnsi"/>
+        </w:rPr>
+        <w:t>─ contact.html</w:t>
+      </w:r>
+    </w:p>
+    <w:p>
+      <w:pPr>
+        <w:rPr>
+          <w:rFonts w:asciiTheme="majorHAnsi" w:hAnsiTheme="majorHAnsi" w:cstheme="majorHAnsi"/>
+        </w:rPr>
+      </w:pPr>
+      <w:proofErr w:type="gramStart"/>
+      <w:r>
+        <w:rPr>
+          <w:rFonts w:asciiTheme="majorHAnsi" w:hAnsiTheme="majorHAnsi" w:cstheme="majorHAnsi"/>
+        </w:rPr>
+        <w:t xml:space="preserve">│  </w:t>
+      </w:r>
+      <w:r>
+        <w:rPr>
+          <w:rFonts w:ascii="MS Gothic" w:eastAsia="MS Gothic" w:hAnsi="MS Gothic" w:cs="MS Gothic" w:hint="eastAsia"/>
+        </w:rPr>
+        <w:t>├</w:t>
+      </w:r>
+      <w:proofErr w:type="gramEnd"/>
+      <w:r>
+        <w:rPr>
+          <w:rFonts w:asciiTheme="majorHAnsi" w:hAnsiTheme="majorHAnsi" w:cstheme="majorHAnsi"/>
+        </w:rPr>
+        <w:t>─ assets/</w:t>
+      </w:r>
+    </w:p>
+    <w:p>
+      <w:pPr>
+        <w:rPr>
+          <w:rFonts w:asciiTheme="majorHAnsi" w:hAnsiTheme="majorHAnsi" w:cstheme="majorHAnsi"/>
+        </w:rPr>
+      </w:pPr>
+      <w:r>
+        <w:rPr>
+          <w:rFonts w:asciiTheme="majorHAnsi" w:hAnsiTheme="majorHAnsi" w:cstheme="majorHAnsi"/>
+        </w:rPr>
+        <w:t xml:space="preserve">│     </w:t>
+      </w:r>
+      <w:r>
+        <w:rPr>
+          <w:rFonts w:ascii="MS Gothic" w:eastAsia="MS Gothic" w:hAnsi="MS Gothic" w:cs="MS Gothic" w:hint="eastAsia"/>
+        </w:rPr>
+        <w:t>├</w:t>
+      </w:r>
+      <w:r>
+        <w:rPr>
+          <w:rFonts w:asciiTheme="majorHAnsi" w:hAnsiTheme="majorHAnsi" w:cstheme="majorHAnsi"/>
+        </w:rPr>
+        <w:t xml:space="preserve">─ </w:t>
+      </w:r>
+      <w:proofErr w:type="spellStart"/>
+      <w:r>
+        <w:rPr>
+          <w:rFonts w:asciiTheme="majorHAnsi" w:hAnsiTheme="majorHAnsi" w:cstheme="majorHAnsi"/>
+        </w:rPr>
+        <w:t>css</w:t>
+      </w:r>
+      <w:proofErr w:type="spellEnd"/>
+      <w:r>
+        <w:rPr>
+          <w:rFonts w:asciiTheme="majorHAnsi" w:hAnsiTheme="majorHAnsi" w:cstheme="majorHAnsi"/>
+        </w:rPr>
+        <w:t>/</w:t>
+      </w:r>
+    </w:p>
+    <w:p>
+      <w:pPr>
+        <w:rPr>
+          <w:rFonts w:asciiTheme="majorHAnsi" w:hAnsiTheme="majorHAnsi" w:cstheme="majorHAnsi"/>
+        </w:rPr>
+      </w:pPr>
+      <w:r>
+        <w:rPr>
+          <w:rFonts w:asciiTheme="majorHAnsi" w:hAnsiTheme="majorHAnsi" w:cstheme="majorHAnsi"/>
+        </w:rPr>
+        <w:t xml:space="preserve">│     </w:t>
+      </w:r>
+      <w:proofErr w:type="gramStart"/>
+      <w:r>
+        <w:rPr>
+          <w:rFonts w:asciiTheme="majorHAnsi" w:hAnsiTheme="majorHAnsi" w:cstheme="majorHAnsi"/>
+        </w:rPr>
+        <w:t>│  └</w:t>
+      </w:r>
+      <w:proofErr w:type="gramEnd"/>
+      <w:r>
+        <w:rPr>
+          <w:rFonts w:asciiTheme="majorHAnsi" w:hAnsiTheme="majorHAnsi" w:cstheme="majorHAnsi"/>
+        </w:rPr>
+        <w:t>─ style.css</w:t>
+      </w:r>
+    </w:p>
+    <w:p>
+      <w:pPr>
+        <w:rPr>
+          <w:rFonts w:asciiTheme="majorHAnsi" w:hAnsiTheme="majorHAnsi" w:cstheme="majorHAnsi"/>
+        </w:rPr>
+      </w:pPr>
+      <w:r>
+        <w:rPr>
+          <w:rFonts w:asciiTheme="majorHAnsi" w:hAnsiTheme="majorHAnsi" w:cstheme="majorHAnsi"/>
+        </w:rPr>
+        <w:t xml:space="preserve">│     </w:t>
+      </w:r>
+      <w:r>
+        <w:rPr>
+          <w:rFonts w:ascii="MS Gothic" w:eastAsia="MS Gothic" w:hAnsi="MS Gothic" w:cs="MS Gothic" w:hint="eastAsia"/>
+        </w:rPr>
+        <w:t>├</w:t>
+      </w:r>
+      <w:r>
+        <w:rPr>
+          <w:rFonts w:asciiTheme="majorHAnsi" w:hAnsiTheme="majorHAnsi" w:cstheme="majorHAnsi"/>
+        </w:rPr>
+        <w:t xml:space="preserve">─ </w:t>
+      </w:r>
+      <w:proofErr w:type="spellStart"/>
+      <w:r>
+        <w:rPr>
+          <w:rFonts w:asciiTheme="majorHAnsi" w:hAnsiTheme="majorHAnsi" w:cstheme="majorHAnsi"/>
+        </w:rPr>
+        <w:t>js</w:t>
+      </w:r>
+      <w:proofErr w:type="spellEnd"/>
+      <w:r>
+        <w:rPr>
+          <w:rFonts w:asciiTheme="majorHAnsi" w:hAnsiTheme="majorHAnsi" w:cstheme="majorHAnsi"/>
+        </w:rPr>
+        <w:t>/</w:t>
+      </w:r>
+    </w:p>
+    <w:p>
+      <w:pPr>
+        <w:rPr>
+          <w:rFonts w:asciiTheme="majorHAnsi" w:hAnsiTheme="majorHAnsi" w:cstheme="majorHAnsi"/>
+        </w:rPr>
+      </w:pPr>
+      <w:r>
+        <w:rPr>
+          <w:rFonts w:asciiTheme="majorHAnsi" w:hAnsiTheme="majorHAnsi" w:cstheme="majorHAnsi"/>
+        </w:rPr>
+        <w:t xml:space="preserve">│     </w:t>
+      </w:r>
+      <w:proofErr w:type="gramStart"/>
+      <w:r>
+        <w:rPr>
+          <w:rFonts w:asciiTheme="majorHAnsi" w:hAnsiTheme="majorHAnsi" w:cstheme="majorHAnsi"/>
+        </w:rPr>
+        <w:t xml:space="preserve">│  </w:t>
+      </w:r>
+      <w:r>
+        <w:rPr>
+          <w:rFonts w:ascii="MS Gothic" w:eastAsia="MS Gothic" w:hAnsi="MS Gothic" w:cs="MS Gothic" w:hint="eastAsia"/>
+        </w:rPr>
+        <w:t>├</w:t>
+      </w:r>
+      <w:proofErr w:type="gramEnd"/>
+      <w:r>
+        <w:rPr>
+          <w:rFonts w:asciiTheme="majorHAnsi" w:hAnsiTheme="majorHAnsi" w:cstheme="majorHAnsi"/>
+        </w:rPr>
+        <w:t>─ script.js</w:t>
+      </w:r>
+    </w:p>
+    <w:p>
+      <w:pPr>
+        <w:rPr>
+          <w:rFonts w:asciiTheme="majorHAnsi" w:hAnsiTheme="majorHAnsi" w:cstheme="majorHAnsi"/>
+        </w:rPr>
+      </w:pPr>
+      <w:r>
+        <w:rPr>
+          <w:rFonts w:asciiTheme="majorHAnsi" w:hAnsiTheme="majorHAnsi" w:cstheme="majorHAnsi"/>
+        </w:rPr>
+        <w:t xml:space="preserve">│     </w:t>
+      </w:r>
+      <w:proofErr w:type="gramStart"/>
+      <w:r>
+        <w:rPr>
+          <w:rFonts w:asciiTheme="majorHAnsi" w:hAnsiTheme="majorHAnsi" w:cstheme="majorHAnsi"/>
+        </w:rPr>
+        <w:t>│  └</w:t>
+      </w:r>
+      <w:proofErr w:type="gramEnd"/>
+      <w:r>
+        <w:rPr>
+          <w:rFonts w:asciiTheme="majorHAnsi" w:hAnsiTheme="majorHAnsi" w:cstheme="majorHAnsi"/>
+        </w:rPr>
+        <w:t>─ loadLayout.js</w:t>
+      </w:r>
+    </w:p>
+    <w:p>
+      <w:pPr>
+        <w:rPr>
+          <w:rFonts w:asciiTheme="majorHAnsi" w:hAnsiTheme="majorHAnsi" w:cstheme="majorHAnsi"/>
+        </w:rPr>
+      </w:pPr>
+      <w:r>
+        <w:rPr>
+          <w:rFonts w:asciiTheme="majorHAnsi" w:hAnsiTheme="majorHAnsi" w:cstheme="majorHAnsi"/>
+        </w:rPr>
+        <w:t xml:space="preserve">│     </w:t>
+      </w:r>
+      <w:r>
+        <w:rPr>
+          <w:rFonts w:ascii="MS Gothic" w:eastAsia="MS Gothic" w:hAnsi="MS Gothic" w:cs="MS Gothic" w:hint="eastAsia"/>
+        </w:rPr>
+        <w:t>├</w:t>
+      </w:r>
+      <w:r>
+        <w:rPr>
+          <w:rFonts w:asciiTheme="majorHAnsi" w:hAnsiTheme="majorHAnsi" w:cstheme="majorHAnsi"/>
+        </w:rPr>
+        <w:t xml:space="preserve">─ </w:t>
+      </w:r>
+      <w:proofErr w:type="spellStart"/>
+      <w:r>
+        <w:rPr>
+          <w:rFonts w:asciiTheme="majorHAnsi" w:hAnsiTheme="majorHAnsi" w:cstheme="majorHAnsi"/>
+        </w:rPr>
+        <w:t>im</w:t>
+      </w:r>
+      <w:r>
+        <w:rPr>
+          <w:rFonts w:asciiTheme="majorHAnsi" w:hAnsiTheme="majorHAnsi" w:cstheme="majorHAnsi"/>
+        </w:rPr>
+        <w:t>g</w:t>
+      </w:r>
+      <w:proofErr w:type="spellEnd"/>
+      <w:r>
+        <w:rPr>
+          <w:rFonts w:asciiTheme="majorHAnsi" w:hAnsiTheme="majorHAnsi" w:cstheme="majorHAnsi"/>
+        </w:rPr>
+        <w:t>/</w:t>
+      </w:r>
+    </w:p>
+    <w:p>
+      <w:pPr>
+        <w:rPr>
+          <w:rFonts w:asciiTheme="majorHAnsi" w:hAnsiTheme="majorHAnsi" w:cstheme="majorHAnsi"/>
+        </w:rPr>
+      </w:pPr>
+      <w:r>
+        <w:rPr>
+          <w:rFonts w:asciiTheme="majorHAnsi" w:hAnsiTheme="majorHAnsi" w:cstheme="majorHAnsi"/>
+        </w:rPr>
+        <w:t xml:space="preserve">│     </w:t>
+      </w:r>
+      <w:proofErr w:type="gramStart"/>
+      <w:r>
+        <w:rPr>
+          <w:rFonts w:asciiTheme="majorHAnsi" w:hAnsiTheme="majorHAnsi" w:cstheme="majorHAnsi"/>
+        </w:rPr>
+        <w:t xml:space="preserve">│  </w:t>
+      </w:r>
+      <w:r>
+        <w:rPr>
+          <w:rFonts w:ascii="MS Gothic" w:eastAsia="MS Gothic" w:hAnsi="MS Gothic" w:cs="MS Gothic" w:hint="eastAsia"/>
+        </w:rPr>
+        <w:t>├</w:t>
+      </w:r>
+      <w:proofErr w:type="gramEnd"/>
+      <w:r>
+        <w:rPr>
+          <w:rFonts w:asciiTheme="majorHAnsi" w:hAnsiTheme="majorHAnsi" w:cstheme="majorHAnsi"/>
+        </w:rPr>
+        <w:t xml:space="preserve">─ </w:t>
+      </w:r>
+      <w:r>
+        <w:rPr>
+          <w:rFonts w:asciiTheme="majorHAnsi" w:hAnsiTheme="majorHAnsi" w:cstheme="majorHAnsi"/>
+        </w:rPr>
+        <w:t>favicon.ico</w:t>
+      </w:r>
+    </w:p>
+    <w:p>
+      <w:pPr>
+        <w:rPr>
+          <w:rFonts w:asciiTheme="majorHAnsi" w:hAnsiTheme="majorHAnsi" w:cstheme="majorHAnsi"/>
+          <w:lang w:val="en-CA"/>
+        </w:rPr>
+      </w:pPr>
+      <w:r>
+        <w:rPr>
+          <w:rFonts w:asciiTheme="majorHAnsi" w:hAnsiTheme="majorHAnsi" w:cstheme="majorHAnsi"/>
+          <w:lang w:val="en-CA"/>
+        </w:rPr>
+        <w:t xml:space="preserve">│     </w:t>
+      </w:r>
+      <w:proofErr w:type="gramStart"/>
+      <w:r>
+        <w:rPr>
+          <w:rFonts w:asciiTheme="majorHAnsi" w:hAnsiTheme="majorHAnsi" w:cstheme="majorHAnsi"/>
+          <w:lang w:val="en-CA"/>
+        </w:rPr>
+        <w:t>│  └</w:t>
+      </w:r>
+      <w:proofErr w:type="gramEnd"/>
+      <w:r>
+        <w:rPr>
+          <w:rFonts w:asciiTheme="majorHAnsi" w:hAnsiTheme="majorHAnsi" w:cstheme="majorHAnsi"/>
+          <w:lang w:val="en-CA"/>
+        </w:rPr>
+        <w:t xml:space="preserve">─ </w:t>
+      </w:r>
+      <w:r>
+        <w:rPr>
+          <w:rFonts w:asciiTheme="majorHAnsi" w:hAnsiTheme="majorHAnsi" w:cstheme="majorHAnsi"/>
+          <w:lang w:val="en-CA"/>
+        </w:rPr>
+        <w:t>application-meteo</w:t>
+      </w:r>
+      <w:r>
+        <w:rPr>
+          <w:rFonts w:asciiTheme="majorHAnsi" w:hAnsiTheme="majorHAnsi" w:cstheme="majorHAnsi"/>
+          <w:lang w:val="en-CA"/>
+        </w:rPr>
+        <w:t>.png</w:t>
+      </w:r>
+    </w:p>
+    <w:p>
+      <w:pPr>
+        <w:rPr>
+          <w:rFonts w:asciiTheme="majorHAnsi" w:hAnsiTheme="majorHAnsi" w:cstheme="majorHAnsi"/>
+          <w:lang w:val="en-CA"/>
+        </w:rPr>
+      </w:pPr>
+      <w:r>
+        <w:rPr>
+          <w:rFonts w:asciiTheme="majorHAnsi" w:hAnsiTheme="majorHAnsi" w:cstheme="majorHAnsi"/>
+          <w:lang w:val="en-CA"/>
+        </w:rPr>
+        <w:t>│     └─ layouts/</w:t>
+      </w:r>
+    </w:p>
+    <w:p>
+      <w:pPr>
+        <w:rPr>
+          <w:rFonts w:asciiTheme="majorHAnsi" w:hAnsiTheme="majorHAnsi" w:cstheme="majorHAnsi"/>
+        </w:rPr>
+      </w:pPr>
+      <w:r>
+        <w:rPr>
+          <w:rFonts w:asciiTheme="majorHAnsi" w:hAnsiTheme="majorHAnsi" w:cstheme="majorHAnsi"/>
+        </w:rPr>
+        <w:t xml:space="preserve">│        </w:t>
+      </w:r>
+      <w:r>
+        <w:rPr>
+          <w:rFonts w:ascii="MS Gothic" w:eastAsia="MS Gothic" w:hAnsi="MS Gothic" w:cs="MS Gothic" w:hint="eastAsia"/>
+        </w:rPr>
+        <w:t>├</w:t>
+      </w:r>
+      <w:r>
+        <w:rPr>
+          <w:rFonts w:asciiTheme="majorHAnsi" w:hAnsiTheme="majorHAnsi" w:cstheme="majorHAnsi"/>
+        </w:rPr>
+        <w:t>─ header.html</w:t>
+      </w:r>
+    </w:p>
+    <w:p>
+      <w:pPr>
+        <w:rPr>
+          <w:rFonts w:asciiTheme="majorHAnsi" w:hAnsiTheme="majorHAnsi" w:cstheme="majorHAnsi"/>
+        </w:rPr>
+      </w:pPr>
+      <w:r>
+        <w:rPr>
+          <w:rFonts w:asciiTheme="majorHAnsi" w:hAnsiTheme="majorHAnsi" w:cstheme="majorHAnsi"/>
+        </w:rPr>
+        <w:t>│        └─ footer.html</w:t>
+      </w:r>
+    </w:p>
+    <w:p>
+      <w:pPr>
+        <w:rPr>
+          <w:rFonts w:asciiTheme="majorHAnsi" w:hAnsiTheme="majorHAnsi" w:cstheme="majorHAnsi"/>
+        </w:rPr>
+      </w:pPr>
+    </w:p>
+    <w:p>
+      <w:pPr>
+        <w:spacing w:after="160" w:line="259" w:lineRule="auto"/>
+        <w:rPr>
+          <w:rFonts w:asciiTheme="majorHAnsi" w:eastAsiaTheme="majorEastAsia" w:hAnsiTheme="majorHAnsi" w:cstheme="majorHAnsi"/>
+          <w:color w:val="2F5496" w:themeColor="accent1" w:themeShade="BF"/>
+          <w:sz w:val="40"/>
+          <w:szCs w:val="40"/>
+        </w:rPr>
+      </w:pPr>
+      <w:r>
+        <w:rPr>
+          <w:rFonts w:cstheme="majorHAnsi"/>
+        </w:rPr>
+        <w:br w:type="page"/>
+      </w:r>
+    </w:p>
+    <w:p>
+      <w:pPr>
+        <w:pStyle w:val="Titre1"/>
+        <w:rPr>
+          <w:rFonts w:cstheme="majorHAnsi"/>
+        </w:rPr>
+      </w:pPr>
+      <w:bookmarkStart w:id="5" w:name="_Toc220433239"/>
+      <w:r>
+        <w:rPr>
+          <w:rFonts w:cstheme="majorHAnsi"/>
+        </w:rPr>
+        <w:lastRenderedPageBreak/>
+        <w:t>Instructions d’exécution</w:t>
+      </w:r>
+      <w:bookmarkEnd w:id="5"/>
     </w:p>
     <w:p>
       <w:pPr>
         <w:numPr>
           <w:ilvl w:val="0"/>
-          <w:numId w:val="1"/>
+          <w:numId w:val="14"/>
         </w:numPr>
         <w:rPr>
           <w:rFonts w:asciiTheme="majorHAnsi" w:hAnsiTheme="majorHAnsi" w:cstheme="majorHAnsi"/>
@@ -1761,11 +3167,33 @@
           <w:b/>
           <w:bCs/>
         </w:rPr>
-        <w:t>Initialiser le projet Node.js</w:t>
-      </w:r>
-    </w:p>
-    <w:p>
-      <w:pPr>
+        <w:t>Ouvrir un terminal dans le dossier du projet</w:t>
+      </w:r>
+    </w:p>
+    <w:p>
+      <w:pPr>
+        <w:numPr>
+          <w:ilvl w:val="0"/>
+          <w:numId w:val="14"/>
+        </w:numPr>
+        <w:rPr>
+          <w:rFonts w:asciiTheme="majorHAnsi" w:hAnsiTheme="majorHAnsi" w:cstheme="majorHAnsi"/>
+          <w:b/>
+          <w:bCs/>
+        </w:rPr>
+      </w:pPr>
+      <w:r>
+        <w:rPr>
+          <w:rFonts w:asciiTheme="majorHAnsi" w:hAnsiTheme="majorHAnsi" w:cstheme="majorHAnsi"/>
+          <w:b/>
+          <w:bCs/>
+        </w:rPr>
+        <w:t>Lancer le serveur avec la commande :</w:t>
+      </w:r>
+    </w:p>
+    <w:p>
+      <w:pPr>
+        <w:ind w:firstLine="708"/>
         <w:rPr>
           <w:rFonts w:asciiTheme="majorHAnsi" w:hAnsiTheme="majorHAnsi" w:cstheme="majorHAnsi"/>
         </w:rPr>
@@ -1776,7 +3204,7 @@
         <w:rPr>
           <w:rFonts w:asciiTheme="majorHAnsi" w:hAnsiTheme="majorHAnsi" w:cstheme="majorHAnsi"/>
         </w:rPr>
-        <w:t>npm</w:t>
+        <w:t>node</w:t>
       </w:r>
       <w:proofErr w:type="spellEnd"/>
       <w:proofErr w:type="gramEnd"/>
@@ -1784,14 +3212,14 @@
         <w:rPr>
           <w:rFonts w:asciiTheme="majorHAnsi" w:hAnsiTheme="majorHAnsi" w:cstheme="majorHAnsi"/>
         </w:rPr>
-        <w:t xml:space="preserve"> init -y</w:t>
+        <w:t xml:space="preserve"> index.js</w:t>
       </w:r>
     </w:p>
     <w:p>
       <w:pPr>
         <w:numPr>
           <w:ilvl w:val="0"/>
-          <w:numId w:val="2"/>
+          <w:numId w:val="15"/>
         </w:numPr>
         <w:rPr>
           <w:rFonts w:asciiTheme="majorHAnsi" w:hAnsiTheme="majorHAnsi" w:cstheme="majorHAnsi"/>
@@ -1805,22 +3233,376 @@
           <w:b/>
           <w:bCs/>
         </w:rPr>
-        <w:t>Installer les bibliothèques nécessaires</w:t>
-      </w:r>
-    </w:p>
-    <w:p>
-      <w:pPr>
-        <w:rPr>
-          <w:rFonts w:asciiTheme="majorHAnsi" w:hAnsiTheme="majorHAnsi" w:cstheme="majorHAnsi"/>
-        </w:rPr>
-      </w:pPr>
+        <w:t>Un message confirme le lancement du serveur :</w:t>
+      </w:r>
+    </w:p>
+    <w:p>
+      <w:pPr>
+        <w:ind w:firstLine="708"/>
+        <w:rPr>
+          <w:rFonts w:asciiTheme="majorHAnsi" w:hAnsiTheme="majorHAnsi" w:cstheme="majorHAnsi"/>
+        </w:rPr>
+      </w:pPr>
+      <w:r>
+        <w:rPr>
+          <w:rFonts w:asciiTheme="majorHAnsi" w:hAnsiTheme="majorHAnsi" w:cstheme="majorHAnsi"/>
+        </w:rPr>
+        <w:t>Serveur lancé sur http://localhost:3000</w:t>
+      </w:r>
+    </w:p>
+    <w:p>
+      <w:pPr>
+        <w:numPr>
+          <w:ilvl w:val="0"/>
+          <w:numId w:val="16"/>
+        </w:numPr>
+        <w:rPr>
+          <w:rFonts w:asciiTheme="majorHAnsi" w:hAnsiTheme="majorHAnsi" w:cstheme="majorHAnsi"/>
+          <w:b/>
+          <w:bCs/>
+        </w:rPr>
+      </w:pPr>
+      <w:r>
+        <w:rPr>
+          <w:rFonts w:asciiTheme="majorHAnsi" w:hAnsiTheme="majorHAnsi" w:cstheme="majorHAnsi"/>
+          <w:b/>
+          <w:bCs/>
+        </w:rPr>
+        <w:t>Ouvrir un navigateur et accéder à :</w:t>
+      </w:r>
+    </w:p>
+    <w:p>
+      <w:pPr>
+        <w:ind w:left="720"/>
+        <w:rPr>
+          <w:rFonts w:asciiTheme="majorHAnsi" w:hAnsiTheme="majorHAnsi" w:cstheme="majorHAnsi"/>
+          <w:b/>
+          <w:bCs/>
+        </w:rPr>
+      </w:pPr>
+      <w:r>
+        <w:rPr>
+          <w:rFonts w:asciiTheme="majorHAnsi" w:hAnsiTheme="majorHAnsi" w:cstheme="majorHAnsi"/>
+        </w:rPr>
+        <w:t>http://localhost:3000/index.htm</w:t>
+      </w:r>
+      <w:r>
+        <w:rPr>
+          <w:rFonts w:asciiTheme="majorHAnsi" w:hAnsiTheme="majorHAnsi" w:cstheme="majorHAnsi"/>
+        </w:rPr>
+        <w:t>l</w:t>
+      </w:r>
+    </w:p>
+    <w:p>
+      <w:pPr>
+        <w:pStyle w:val="Titre1"/>
+        <w:rPr>
+          <w:rFonts w:cstheme="majorHAnsi"/>
+        </w:rPr>
+      </w:pPr>
+      <w:r>
+        <w:rPr>
+          <w:rFonts w:cstheme="majorHAnsi"/>
+        </w:rPr>
+        <w:t xml:space="preserve"> </w:t>
+      </w:r>
+      <w:bookmarkStart w:id="6" w:name="_Toc220433240"/>
+      <w:r>
+        <w:rPr>
+          <w:rFonts w:cstheme="majorHAnsi"/>
+        </w:rPr>
+        <w:t>Fonctionnement de l’application</w:t>
+      </w:r>
+      <w:bookmarkEnd w:id="6"/>
+    </w:p>
+    <w:p>
+      <w:pPr>
+        <w:numPr>
+          <w:ilvl w:val="0"/>
+          <w:numId w:val="17"/>
+        </w:numPr>
+        <w:rPr>
+          <w:rFonts w:asciiTheme="majorHAnsi" w:hAnsiTheme="majorHAnsi" w:cstheme="majorHAnsi"/>
+        </w:rPr>
+      </w:pPr>
+      <w:r>
+        <w:rPr>
+          <w:rFonts w:asciiTheme="majorHAnsi" w:hAnsiTheme="majorHAnsi" w:cstheme="majorHAnsi"/>
+        </w:rPr>
+        <w:t>L’utilisateur saisit le nom d’une ville dans le formulaire de recherche</w:t>
+      </w:r>
+    </w:p>
+    <w:p>
+      <w:pPr>
+        <w:numPr>
+          <w:ilvl w:val="0"/>
+          <w:numId w:val="17"/>
+        </w:numPr>
+        <w:rPr>
+          <w:rFonts w:asciiTheme="majorHAnsi" w:hAnsiTheme="majorHAnsi" w:cstheme="majorHAnsi"/>
+        </w:rPr>
+      </w:pPr>
+      <w:r>
+        <w:rPr>
+          <w:rFonts w:asciiTheme="majorHAnsi" w:hAnsiTheme="majorHAnsi" w:cstheme="majorHAnsi"/>
+        </w:rPr>
+        <w:t>Le serveur Express interroge l’API Open-</w:t>
+      </w:r>
       <w:proofErr w:type="spellStart"/>
+      <w:r>
+        <w:rPr>
+          <w:rFonts w:asciiTheme="majorHAnsi" w:hAnsiTheme="majorHAnsi" w:cstheme="majorHAnsi"/>
+        </w:rPr>
+        <w:t>Meteo</w:t>
+      </w:r>
+      <w:proofErr w:type="spellEnd"/>
+      <w:r>
+        <w:rPr>
+          <w:rFonts w:asciiTheme="majorHAnsi" w:hAnsiTheme="majorHAnsi" w:cstheme="majorHAnsi"/>
+        </w:rPr>
+        <w:t xml:space="preserve"> :</w:t>
+      </w:r>
+    </w:p>
+    <w:p>
+      <w:pPr>
+        <w:numPr>
+          <w:ilvl w:val="1"/>
+          <w:numId w:val="17"/>
+        </w:numPr>
+        <w:rPr>
+          <w:rFonts w:asciiTheme="majorHAnsi" w:hAnsiTheme="majorHAnsi" w:cstheme="majorHAnsi"/>
+        </w:rPr>
+      </w:pPr>
       <w:proofErr w:type="gramStart"/>
       <w:r>
         <w:rPr>
           <w:rFonts w:asciiTheme="majorHAnsi" w:hAnsiTheme="majorHAnsi" w:cstheme="majorHAnsi"/>
         </w:rPr>
-        <w:t>npm</w:t>
+        <w:t>récupération</w:t>
+      </w:r>
+      <w:proofErr w:type="gramEnd"/>
+      <w:r>
+        <w:rPr>
+          <w:rFonts w:asciiTheme="majorHAnsi" w:hAnsiTheme="majorHAnsi" w:cstheme="majorHAnsi"/>
+        </w:rPr>
+        <w:t xml:space="preserve"> des coordonnées géographiques</w:t>
+      </w:r>
+    </w:p>
+    <w:p>
+      <w:pPr>
+        <w:numPr>
+          <w:ilvl w:val="1"/>
+          <w:numId w:val="17"/>
+        </w:numPr>
+        <w:rPr>
+          <w:rFonts w:asciiTheme="majorHAnsi" w:hAnsiTheme="majorHAnsi" w:cstheme="majorHAnsi"/>
+        </w:rPr>
+      </w:pPr>
+      <w:proofErr w:type="gramStart"/>
+      <w:r>
+        <w:rPr>
+          <w:rFonts w:asciiTheme="majorHAnsi" w:hAnsiTheme="majorHAnsi" w:cstheme="majorHAnsi"/>
+        </w:rPr>
+        <w:t>récupération</w:t>
+      </w:r>
+      <w:proofErr w:type="gramEnd"/>
+      <w:r>
+        <w:rPr>
+          <w:rFonts w:asciiTheme="majorHAnsi" w:hAnsiTheme="majorHAnsi" w:cstheme="majorHAnsi"/>
+        </w:rPr>
+        <w:t xml:space="preserve"> de la météo actuelle</w:t>
+      </w:r>
+    </w:p>
+    <w:p>
+      <w:pPr>
+        <w:numPr>
+          <w:ilvl w:val="0"/>
+          <w:numId w:val="17"/>
+        </w:numPr>
+        <w:rPr>
+          <w:rFonts w:asciiTheme="majorHAnsi" w:hAnsiTheme="majorHAnsi" w:cstheme="majorHAnsi"/>
+        </w:rPr>
+      </w:pPr>
+      <w:r>
+        <w:rPr>
+          <w:rFonts w:asciiTheme="majorHAnsi" w:hAnsiTheme="majorHAnsi" w:cstheme="majorHAnsi"/>
+        </w:rPr>
+        <w:t>Les données sont sauvegardées localement dans des fichiers JSON</w:t>
+      </w:r>
+      <w:r>
+        <w:rPr>
+          <w:rFonts w:asciiTheme="majorHAnsi" w:hAnsiTheme="majorHAnsi" w:cstheme="majorHAnsi"/>
+        </w:rPr>
+        <w:t xml:space="preserve"> </w:t>
+      </w:r>
+    </w:p>
+    <w:p>
+      <w:pPr>
+        <w:numPr>
+          <w:ilvl w:val="0"/>
+          <w:numId w:val="17"/>
+        </w:numPr>
+        <w:rPr>
+          <w:rFonts w:asciiTheme="majorHAnsi" w:hAnsiTheme="majorHAnsi" w:cstheme="majorHAnsi"/>
+        </w:rPr>
+      </w:pPr>
+      <w:r>
+        <w:rPr>
+          <w:rFonts w:asciiTheme="majorHAnsi" w:hAnsiTheme="majorHAnsi" w:cstheme="majorHAnsi"/>
+        </w:rPr>
+        <w:t>Le frontend récupère les données via une route Express et les affiche dynamiquement</w:t>
+      </w:r>
+    </w:p>
+    <w:p>
+      <w:pPr>
+        <w:numPr>
+          <w:ilvl w:val="0"/>
+          <w:numId w:val="17"/>
+        </w:numPr>
+        <w:rPr>
+          <w:rFonts w:asciiTheme="majorHAnsi" w:hAnsiTheme="majorHAnsi" w:cstheme="majorHAnsi"/>
+        </w:rPr>
+      </w:pPr>
+      <w:r>
+        <w:rPr>
+          <w:rFonts w:asciiTheme="majorHAnsi" w:hAnsiTheme="majorHAnsi" w:cstheme="majorHAnsi"/>
+        </w:rPr>
+        <w:t xml:space="preserve">L’interface est stylisée avec </w:t>
+      </w:r>
+      <w:proofErr w:type="spellStart"/>
+      <w:r>
+        <w:rPr>
+          <w:rFonts w:asciiTheme="majorHAnsi" w:hAnsiTheme="majorHAnsi" w:cstheme="majorHAnsi"/>
+        </w:rPr>
+        <w:t>Tailwind</w:t>
+      </w:r>
+      <w:proofErr w:type="spellEnd"/>
+      <w:r>
+        <w:rPr>
+          <w:rFonts w:asciiTheme="majorHAnsi" w:hAnsiTheme="majorHAnsi" w:cstheme="majorHAnsi"/>
+        </w:rPr>
+        <w:t xml:space="preserve"> CSS via CDN</w:t>
+      </w:r>
+    </w:p>
+    <w:p>
+      <w:pPr>
+        <w:pStyle w:val="Titre1"/>
+        <w:rPr>
+          <w:rFonts w:cstheme="majorHAnsi"/>
+        </w:rPr>
+      </w:pPr>
+      <w:bookmarkStart w:id="7" w:name="_Toc220433241"/>
+      <w:r>
+        <w:rPr>
+          <w:rFonts w:cstheme="majorHAnsi"/>
+        </w:rPr>
+        <w:t>Aspects techniques respectés</w:t>
+      </w:r>
+      <w:bookmarkEnd w:id="7"/>
+    </w:p>
+    <w:p>
+      <w:pPr>
+        <w:numPr>
+          <w:ilvl w:val="0"/>
+          <w:numId w:val="18"/>
+        </w:numPr>
+        <w:rPr>
+          <w:rFonts w:asciiTheme="majorHAnsi" w:hAnsiTheme="majorHAnsi" w:cstheme="majorHAnsi"/>
+        </w:rPr>
+      </w:pPr>
+      <w:r>
+        <w:rPr>
+          <w:rFonts w:asciiTheme="majorHAnsi" w:hAnsiTheme="majorHAnsi" w:cstheme="majorHAnsi"/>
+        </w:rPr>
+        <w:t>Utilisation d’une API publique</w:t>
+      </w:r>
+    </w:p>
+    <w:p>
+      <w:pPr>
+        <w:numPr>
+          <w:ilvl w:val="0"/>
+          <w:numId w:val="18"/>
+        </w:numPr>
+        <w:rPr>
+          <w:rFonts w:asciiTheme="majorHAnsi" w:hAnsiTheme="majorHAnsi" w:cstheme="majorHAnsi"/>
+        </w:rPr>
+      </w:pPr>
+      <w:r>
+        <w:rPr>
+          <w:rFonts w:asciiTheme="majorHAnsi" w:hAnsiTheme="majorHAnsi" w:cstheme="majorHAnsi"/>
+        </w:rPr>
+        <w:t>Requêtes GET paramétrées</w:t>
+      </w:r>
+    </w:p>
+    <w:p>
+      <w:pPr>
+        <w:numPr>
+          <w:ilvl w:val="0"/>
+          <w:numId w:val="18"/>
+        </w:numPr>
+        <w:rPr>
+          <w:rFonts w:asciiTheme="majorHAnsi" w:hAnsiTheme="majorHAnsi" w:cstheme="majorHAnsi"/>
+        </w:rPr>
+      </w:pPr>
+      <w:r>
+        <w:rPr>
+          <w:rFonts w:asciiTheme="majorHAnsi" w:hAnsiTheme="majorHAnsi" w:cstheme="majorHAnsi"/>
+        </w:rPr>
+        <w:t>Serveur Express avec routes dédiées</w:t>
+      </w:r>
+    </w:p>
+    <w:p>
+      <w:pPr>
+        <w:numPr>
+          <w:ilvl w:val="0"/>
+          <w:numId w:val="18"/>
+        </w:numPr>
+        <w:rPr>
+          <w:rFonts w:asciiTheme="majorHAnsi" w:hAnsiTheme="majorHAnsi" w:cstheme="majorHAnsi"/>
+        </w:rPr>
+      </w:pPr>
+      <w:r>
+        <w:rPr>
+          <w:rFonts w:asciiTheme="majorHAnsi" w:hAnsiTheme="majorHAnsi" w:cstheme="majorHAnsi"/>
+        </w:rPr>
+        <w:t>Sauvegarde locale des données en JSON</w:t>
+      </w:r>
+    </w:p>
+    <w:p>
+      <w:pPr>
+        <w:numPr>
+          <w:ilvl w:val="0"/>
+          <w:numId w:val="18"/>
+        </w:numPr>
+        <w:rPr>
+          <w:rFonts w:asciiTheme="majorHAnsi" w:hAnsiTheme="majorHAnsi" w:cstheme="majorHAnsi"/>
+        </w:rPr>
+      </w:pPr>
+      <w:r>
+        <w:rPr>
+          <w:rFonts w:asciiTheme="majorHAnsi" w:hAnsiTheme="majorHAnsi" w:cstheme="majorHAnsi"/>
+        </w:rPr>
+        <w:t xml:space="preserve">Utilisation d’un fichier </w:t>
+      </w:r>
+      <w:proofErr w:type="gramStart"/>
+      <w:r>
+        <w:rPr>
+          <w:rFonts w:asciiTheme="majorHAnsi" w:hAnsiTheme="majorHAnsi" w:cstheme="majorHAnsi"/>
+        </w:rPr>
+        <w:t>« </w:t>
+      </w:r>
+      <w:r>
+        <w:rPr>
+          <w:rFonts w:asciiTheme="majorHAnsi" w:hAnsiTheme="majorHAnsi" w:cstheme="majorHAnsi"/>
+        </w:rPr>
+        <w:t>.</w:t>
+      </w:r>
+      <w:proofErr w:type="spellStart"/>
+      <w:r>
+        <w:rPr>
+          <w:rFonts w:asciiTheme="majorHAnsi" w:hAnsiTheme="majorHAnsi" w:cstheme="majorHAnsi"/>
+        </w:rPr>
+        <w:t>env</w:t>
       </w:r>
       <w:proofErr w:type="spellEnd"/>
       <w:proofErr w:type="gramEnd"/>
@@ -1828,431 +3610,96 @@
         <w:rPr>
           <w:rFonts w:asciiTheme="majorHAnsi" w:hAnsiTheme="majorHAnsi" w:cstheme="majorHAnsi"/>
         </w:rPr>
-        <w:t xml:space="preserve"> </w:t>
-      </w:r>
-      <w:proofErr w:type="spellStart"/>
-      <w:r>
-        <w:rPr>
-          <w:rFonts w:asciiTheme="majorHAnsi" w:hAnsiTheme="majorHAnsi" w:cstheme="majorHAnsi"/>
-        </w:rPr>
-        <w:t>install</w:t>
-      </w:r>
-      <w:proofErr w:type="spellEnd"/>
-      <w:r>
-        <w:rPr>
-          <w:rFonts w:asciiTheme="majorHAnsi" w:hAnsiTheme="majorHAnsi" w:cstheme="majorHAnsi"/>
-        </w:rPr>
-        <w:t xml:space="preserve"> express</w:t>
+        <w:t> »</w:t>
       </w:r>
     </w:p>
     <w:p>
       <w:pPr>
         <w:numPr>
           <w:ilvl w:val="0"/>
-          <w:numId w:val="3"/>
+          <w:numId w:val="18"/>
         </w:numPr>
         <w:rPr>
           <w:rFonts w:asciiTheme="majorHAnsi" w:hAnsiTheme="majorHAnsi" w:cstheme="majorHAnsi"/>
-          <w:b/>
-          <w:bCs/>
-        </w:rPr>
-      </w:pPr>
-      <w:r>
-        <w:rPr>
-          <w:rFonts w:asciiTheme="majorHAnsi" w:hAnsiTheme="majorHAnsi" w:cstheme="majorHAnsi"/>
-          <w:b/>
-          <w:bCs/>
-        </w:rPr>
-        <w:t xml:space="preserve">Installer </w:t>
-      </w:r>
-      <w:proofErr w:type="spellStart"/>
-      <w:r>
-        <w:rPr>
-          <w:rFonts w:asciiTheme="majorHAnsi" w:hAnsiTheme="majorHAnsi" w:cstheme="majorHAnsi"/>
-          <w:b/>
-          <w:bCs/>
-        </w:rPr>
-        <w:t>dotenv</w:t>
-      </w:r>
-      <w:proofErr w:type="spellEnd"/>
-      <w:r>
-        <w:rPr>
-          <w:rFonts w:asciiTheme="majorHAnsi" w:hAnsiTheme="majorHAnsi" w:cstheme="majorHAnsi"/>
-          <w:b/>
-          <w:bCs/>
-        </w:rPr>
-        <w:t xml:space="preserve"> pour la gestion des variables d’environnement</w:t>
-      </w:r>
-    </w:p>
-    <w:p>
-      <w:pPr>
-        <w:rPr>
-          <w:rFonts w:asciiTheme="majorHAnsi" w:hAnsiTheme="majorHAnsi" w:cstheme="majorHAnsi"/>
-        </w:rPr>
-      </w:pPr>
-      <w:proofErr w:type="spellStart"/>
-      <w:proofErr w:type="gramStart"/>
-      <w:r>
-        <w:rPr>
-          <w:rFonts w:asciiTheme="majorHAnsi" w:hAnsiTheme="majorHAnsi" w:cstheme="majorHAnsi"/>
-        </w:rPr>
-        <w:t>npm</w:t>
-      </w:r>
-      <w:proofErr w:type="spellEnd"/>
-      <w:proofErr w:type="gramEnd"/>
-      <w:r>
-        <w:rPr>
-          <w:rFonts w:asciiTheme="majorHAnsi" w:hAnsiTheme="majorHAnsi" w:cstheme="majorHAnsi"/>
-        </w:rPr>
-        <w:t xml:space="preserve"> </w:t>
-      </w:r>
-      <w:proofErr w:type="spellStart"/>
-      <w:r>
-        <w:rPr>
-          <w:rFonts w:asciiTheme="majorHAnsi" w:hAnsiTheme="majorHAnsi" w:cstheme="majorHAnsi"/>
-        </w:rPr>
-        <w:t>install</w:t>
-      </w:r>
-      <w:proofErr w:type="spellEnd"/>
-      <w:r>
-        <w:rPr>
-          <w:rFonts w:asciiTheme="majorHAnsi" w:hAnsiTheme="majorHAnsi" w:cstheme="majorHAnsi"/>
-        </w:rPr>
-        <w:t xml:space="preserve"> </w:t>
-      </w:r>
-      <w:proofErr w:type="spellStart"/>
-      <w:r>
-        <w:rPr>
-          <w:rFonts w:asciiTheme="majorHAnsi" w:hAnsiTheme="majorHAnsi" w:cstheme="majorHAnsi"/>
-        </w:rPr>
-        <w:t>dotenv</w:t>
-      </w:r>
-      <w:proofErr w:type="spellEnd"/>
+        </w:rPr>
+      </w:pPr>
+      <w:r>
+        <w:rPr>
+          <w:rFonts w:asciiTheme="majorHAnsi" w:hAnsiTheme="majorHAnsi" w:cstheme="majorHAnsi"/>
+        </w:rPr>
+        <w:t>Interface HTML dynamique avec JavaScript</w:t>
+      </w:r>
     </w:p>
     <w:p>
       <w:pPr>
         <w:numPr>
           <w:ilvl w:val="0"/>
-          <w:numId w:val="4"/>
+          <w:numId w:val="18"/>
         </w:numPr>
         <w:rPr>
           <w:rFonts w:asciiTheme="majorHAnsi" w:hAnsiTheme="majorHAnsi" w:cstheme="majorHAnsi"/>
-          <w:b/>
-          <w:bCs/>
-        </w:rPr>
-      </w:pPr>
-      <w:r>
-        <w:rPr>
-          <w:rFonts w:asciiTheme="majorHAnsi" w:hAnsiTheme="majorHAnsi" w:cstheme="majorHAnsi"/>
-          <w:b/>
-          <w:bCs/>
-        </w:rPr>
-        <w:t xml:space="preserve">(Optionnel) Installer </w:t>
+        </w:rPr>
+      </w:pPr>
+      <w:r>
+        <w:rPr>
+          <w:rFonts w:asciiTheme="majorHAnsi" w:hAnsiTheme="majorHAnsi" w:cstheme="majorHAnsi"/>
+        </w:rPr>
+        <w:t>Mise en forme avec CSS (</w:t>
       </w:r>
       <w:proofErr w:type="spellStart"/>
       <w:r>
         <w:rPr>
           <w:rFonts w:asciiTheme="majorHAnsi" w:hAnsiTheme="majorHAnsi" w:cstheme="majorHAnsi"/>
-          <w:b/>
-          <w:bCs/>
-        </w:rPr>
-        <w:t>nodemon</w:t>
+        </w:rPr>
+        <w:t>Tailwind</w:t>
       </w:r>
       <w:proofErr w:type="spellEnd"/>
       <w:r>
         <w:rPr>
           <w:rFonts w:asciiTheme="majorHAnsi" w:hAnsiTheme="majorHAnsi" w:cstheme="majorHAnsi"/>
-          <w:b/>
-          <w:bCs/>
-        </w:rPr>
-        <w:t xml:space="preserve"> pour faciliter le développement</w:t>
-      </w:r>
-    </w:p>
-    <w:p>
-      <w:pPr>
-        <w:rPr>
-          <w:rFonts w:asciiTheme="majorHAnsi" w:hAnsiTheme="majorHAnsi" w:cstheme="majorHAnsi"/>
-        </w:rPr>
-      </w:pPr>
-      <w:proofErr w:type="spellStart"/>
-      <w:proofErr w:type="gramStart"/>
-      <w:r>
-        <w:rPr>
-          <w:rFonts w:asciiTheme="majorHAnsi" w:hAnsiTheme="majorHAnsi" w:cstheme="majorHAnsi"/>
-        </w:rPr>
-        <w:t>npm</w:t>
-      </w:r>
-      <w:proofErr w:type="spellEnd"/>
-      <w:proofErr w:type="gramEnd"/>
-      <w:r>
-        <w:rPr>
-          <w:rFonts w:asciiTheme="majorHAnsi" w:hAnsiTheme="majorHAnsi" w:cstheme="majorHAnsi"/>
-        </w:rPr>
-        <w:t xml:space="preserve"> </w:t>
-      </w:r>
-      <w:proofErr w:type="spellStart"/>
-      <w:r>
-        <w:rPr>
-          <w:rFonts w:asciiTheme="majorHAnsi" w:hAnsiTheme="majorHAnsi" w:cstheme="majorHAnsi"/>
-        </w:rPr>
-        <w:t>install</w:t>
-      </w:r>
-      <w:proofErr w:type="spellEnd"/>
-      <w:r>
-        <w:rPr>
-          <w:rFonts w:asciiTheme="majorHAnsi" w:hAnsiTheme="majorHAnsi" w:cstheme="majorHAnsi"/>
-        </w:rPr>
-        <w:t xml:space="preserve"> --</w:t>
-      </w:r>
-      <w:proofErr w:type="spellStart"/>
-      <w:r>
-        <w:rPr>
-          <w:rFonts w:asciiTheme="majorHAnsi" w:hAnsiTheme="majorHAnsi" w:cstheme="majorHAnsi"/>
-        </w:rPr>
-        <w:t>save</w:t>
-      </w:r>
-      <w:proofErr w:type="spellEnd"/>
-      <w:r>
-        <w:rPr>
-          <w:rFonts w:asciiTheme="majorHAnsi" w:hAnsiTheme="majorHAnsi" w:cstheme="majorHAnsi"/>
-        </w:rPr>
-        <w:t xml:space="preserve">-dev </w:t>
-      </w:r>
-      <w:proofErr w:type="spellStart"/>
-      <w:r>
-        <w:rPr>
-          <w:rFonts w:asciiTheme="majorHAnsi" w:hAnsiTheme="majorHAnsi" w:cstheme="majorHAnsi"/>
-        </w:rPr>
-        <w:t>nodemon</w:t>
-      </w:r>
-      <w:proofErr w:type="spellEnd"/>
-    </w:p>
-    <w:p>
-      <w:pPr>
-        <w:rPr>
-          <w:rFonts w:asciiTheme="majorHAnsi" w:hAnsiTheme="majorHAnsi" w:cstheme="majorHAnsi"/>
-        </w:rPr>
-      </w:pPr>
-    </w:p>
-    <w:p>
-      <w:pPr>
-        <w:rPr>
-          <w:rFonts w:asciiTheme="majorHAnsi" w:hAnsiTheme="majorHAnsi" w:cstheme="majorHAnsi"/>
-        </w:rPr>
-      </w:pPr>
+        </w:rPr>
+        <w:t xml:space="preserve"> CSS)</w:t>
+      </w:r>
+    </w:p>
+    <w:p>
+      <w:pPr>
+        <w:pStyle w:val="Titre1"/>
+        <w:rPr>
+          <w:rFonts w:cstheme="majorHAnsi"/>
+        </w:rPr>
+      </w:pPr>
+      <w:bookmarkStart w:id="8" w:name="_Toc220433242"/>
+      <w:r>
+        <w:rPr>
+          <w:rFonts w:cstheme="majorHAnsi"/>
+        </w:rPr>
+        <w:lastRenderedPageBreak/>
+        <w:t>Technologies utilisées</w:t>
+      </w:r>
+      <w:bookmarkEnd w:id="8"/>
     </w:p>
     <w:p>
       <w:pPr>
         <w:numPr>
           <w:ilvl w:val="0"/>
-          <w:numId w:val="5"/>
+          <w:numId w:val="19"/>
         </w:numPr>
         <w:rPr>
           <w:rFonts w:asciiTheme="majorHAnsi" w:hAnsiTheme="majorHAnsi" w:cstheme="majorHAnsi"/>
-          <w:b/>
-          <w:bCs/>
-        </w:rPr>
-      </w:pPr>
-      <w:r>
-        <w:rPr>
-          <w:rFonts w:asciiTheme="majorHAnsi" w:hAnsiTheme="majorHAnsi" w:cstheme="majorHAnsi"/>
-          <w:b/>
-          <w:bCs/>
-        </w:rPr>
-        <w:t>Lancer le serveur</w:t>
-      </w:r>
-    </w:p>
-    <w:p>
-      <w:pPr>
-        <w:rPr>
-          <w:rFonts w:asciiTheme="majorHAnsi" w:hAnsiTheme="majorHAnsi" w:cstheme="majorHAnsi"/>
-        </w:rPr>
-      </w:pPr>
-      <w:proofErr w:type="spellStart"/>
-      <w:proofErr w:type="gramStart"/>
-      <w:r>
-        <w:rPr>
-          <w:rFonts w:asciiTheme="majorHAnsi" w:hAnsiTheme="majorHAnsi" w:cstheme="majorHAnsi"/>
-        </w:rPr>
-        <w:t>node</w:t>
-      </w:r>
-      <w:proofErr w:type="spellEnd"/>
-      <w:proofErr w:type="gramEnd"/>
-      <w:r>
-        <w:rPr>
-          <w:rFonts w:asciiTheme="majorHAnsi" w:hAnsiTheme="majorHAnsi" w:cstheme="majorHAnsi"/>
-        </w:rPr>
-        <w:t xml:space="preserve"> index.js</w:t>
-      </w:r>
-    </w:p>
-    <w:p>
-      <w:pPr>
-        <w:ind w:firstLine="708"/>
-        <w:rPr>
-          <w:rFonts w:asciiTheme="majorHAnsi" w:hAnsiTheme="majorHAnsi" w:cstheme="majorHAnsi"/>
-          <w:b/>
-          <w:bCs/>
-        </w:rPr>
-      </w:pPr>
-      <w:proofErr w:type="gramStart"/>
-      <w:r>
-        <w:rPr>
-          <w:rFonts w:asciiTheme="majorHAnsi" w:hAnsiTheme="majorHAnsi" w:cstheme="majorHAnsi"/>
-          <w:b/>
-          <w:bCs/>
-        </w:rPr>
-        <w:t>ou</w:t>
-      </w:r>
-      <w:proofErr w:type="gramEnd"/>
-      <w:r>
-        <w:rPr>
-          <w:rFonts w:asciiTheme="majorHAnsi" w:hAnsiTheme="majorHAnsi" w:cstheme="majorHAnsi"/>
-          <w:b/>
-          <w:bCs/>
-        </w:rPr>
-        <w:t xml:space="preserve">, avec </w:t>
-      </w:r>
-      <w:proofErr w:type="spellStart"/>
-      <w:r>
-        <w:rPr>
-          <w:rFonts w:asciiTheme="majorHAnsi" w:hAnsiTheme="majorHAnsi" w:cstheme="majorHAnsi"/>
-          <w:b/>
-          <w:bCs/>
-        </w:rPr>
-        <w:t>nodemon</w:t>
-      </w:r>
-      <w:proofErr w:type="spellEnd"/>
-      <w:r>
-        <w:rPr>
-          <w:rFonts w:asciiTheme="majorHAnsi" w:hAnsiTheme="majorHAnsi" w:cstheme="majorHAnsi"/>
-          <w:b/>
-          <w:bCs/>
-        </w:rPr>
-        <w:t xml:space="preserve"> :</w:t>
-      </w:r>
-    </w:p>
-    <w:p>
-      <w:pPr>
-        <w:rPr>
-          <w:rFonts w:asciiTheme="majorHAnsi" w:hAnsiTheme="majorHAnsi" w:cstheme="majorHAnsi"/>
-        </w:rPr>
-      </w:pPr>
-      <w:proofErr w:type="spellStart"/>
-      <w:proofErr w:type="gramStart"/>
-      <w:r>
-        <w:rPr>
-          <w:rFonts w:asciiTheme="majorHAnsi" w:hAnsiTheme="majorHAnsi" w:cstheme="majorHAnsi"/>
-        </w:rPr>
-        <w:t>npx</w:t>
-      </w:r>
-      <w:proofErr w:type="spellEnd"/>
-      <w:proofErr w:type="gramEnd"/>
-      <w:r>
-        <w:rPr>
-          <w:rFonts w:asciiTheme="majorHAnsi" w:hAnsiTheme="majorHAnsi" w:cstheme="majorHAnsi"/>
-        </w:rPr>
-        <w:t xml:space="preserve"> </w:t>
-      </w:r>
-      <w:proofErr w:type="spellStart"/>
-      <w:r>
-        <w:rPr>
-          <w:rFonts w:asciiTheme="majorHAnsi" w:hAnsiTheme="majorHAnsi" w:cstheme="majorHAnsi"/>
-        </w:rPr>
-        <w:t>nodemon</w:t>
-      </w:r>
-      <w:proofErr w:type="spellEnd"/>
-      <w:r>
-        <w:rPr>
-          <w:rFonts w:asciiTheme="majorHAnsi" w:hAnsiTheme="majorHAnsi" w:cstheme="majorHAnsi"/>
-        </w:rPr>
-        <w:t xml:space="preserve"> index.js</w:t>
-      </w:r>
-    </w:p>
-    <w:p>
-      <w:pPr>
-        <w:pStyle w:val="Titre1"/>
-        <w:rPr>
-          <w:rFonts w:eastAsia="Times New Roman" w:cstheme="majorHAnsi"/>
-        </w:rPr>
-      </w:pPr>
-      <w:r>
-        <w:rPr>
-          <w:rFonts w:eastAsia="Times New Roman" w:cstheme="majorHAnsi"/>
-        </w:rPr>
-        <w:t xml:space="preserve"> </w:t>
-      </w:r>
-      <w:bookmarkStart w:id="3" w:name="_Toc220407600"/>
-      <w:r>
-        <w:rPr>
-          <w:rFonts w:cstheme="majorHAnsi"/>
-        </w:rPr>
-        <w:t>I</w:t>
-      </w:r>
-      <w:r>
-        <w:rPr>
-          <w:rFonts w:eastAsia="Times New Roman" w:cstheme="majorHAnsi"/>
-        </w:rPr>
-        <w:t>nstructions d’installation et d’exécution</w:t>
-      </w:r>
-      <w:bookmarkEnd w:id="3"/>
-      <w:r>
-        <w:rPr>
-          <w:rFonts w:eastAsia="Times New Roman" w:cstheme="majorHAnsi"/>
-        </w:rPr>
-        <w:t xml:space="preserve"> </w:t>
-      </w:r>
-    </w:p>
-    <w:p>
-      <w:pPr>
-        <w:ind w:firstLine="708"/>
-        <w:rPr>
-          <w:rFonts w:asciiTheme="majorHAnsi" w:hAnsiTheme="majorHAnsi" w:cstheme="majorHAnsi"/>
-        </w:rPr>
-      </w:pPr>
-      <w:r>
-        <w:rPr>
-          <w:rFonts w:asciiTheme="majorHAnsi" w:hAnsiTheme="majorHAnsi" w:cstheme="majorHAnsi"/>
-        </w:rPr>
-        <w:t>L’application récupère les données depuis l’API publique, les enregistre dans un fichier JSON, puis redirige automatiquement vers une page HTML permettant de visualiser les résultats.</w:t>
-      </w:r>
-    </w:p>
-    <w:p>
-      <w:pPr>
-        <w:rPr>
-          <w:rFonts w:asciiTheme="majorHAnsi" w:hAnsiTheme="majorHAnsi" w:cstheme="majorHAnsi"/>
-          <w:b/>
-          <w:bCs/>
-        </w:rPr>
-      </w:pPr>
-    </w:p>
-    <w:p>
-      <w:pPr>
-        <w:pStyle w:val="Titre2"/>
-        <w:rPr>
-          <w:rFonts w:cstheme="majorHAnsi"/>
-        </w:rPr>
-      </w:pPr>
-      <w:bookmarkStart w:id="4" w:name="_Toc220407601"/>
-      <w:r>
-        <w:rPr>
-          <w:rFonts w:cstheme="majorHAnsi"/>
-        </w:rPr>
-        <w:lastRenderedPageBreak/>
-        <w:t>I</w:t>
-      </w:r>
-      <w:r>
-        <w:rPr>
-          <w:rFonts w:cstheme="majorHAnsi"/>
-        </w:rPr>
-        <w:t>nstructions d’installation et d’exécution</w:t>
-      </w:r>
-      <w:bookmarkEnd w:id="4"/>
+        </w:rPr>
+      </w:pPr>
+      <w:r>
+        <w:rPr>
+          <w:rFonts w:asciiTheme="majorHAnsi" w:hAnsiTheme="majorHAnsi" w:cstheme="majorHAnsi"/>
+        </w:rPr>
+        <w:t>Node.js</w:t>
+      </w:r>
     </w:p>
     <w:p>
       <w:pPr>
         <w:numPr>
           <w:ilvl w:val="0"/>
-          <w:numId w:val="6"/>
+          <w:numId w:val="19"/>
         </w:numPr>
         <w:rPr>
           <w:rFonts w:asciiTheme="majorHAnsi" w:hAnsiTheme="majorHAnsi" w:cstheme="majorHAnsi"/>
@@ -2261,87 +3708,21 @@
       <w:r>
         <w:rPr>
           <w:rFonts w:asciiTheme="majorHAnsi" w:hAnsiTheme="majorHAnsi" w:cstheme="majorHAnsi"/>
-          <w:b/>
-          <w:bCs/>
-        </w:rPr>
-        <w:t>Cloner le dépôt GitHub</w:t>
-      </w:r>
-    </w:p>
-    <w:p>
-      <w:pPr>
-        <w:rPr>
-          <w:rFonts w:asciiTheme="majorHAnsi" w:hAnsiTheme="majorHAnsi" w:cstheme="majorHAnsi"/>
-        </w:rPr>
-      </w:pPr>
-      <w:proofErr w:type="gramStart"/>
-      <w:r>
-        <w:rPr>
-          <w:rFonts w:asciiTheme="majorHAnsi" w:hAnsiTheme="majorHAnsi" w:cstheme="majorHAnsi"/>
-        </w:rPr>
-        <w:t>git</w:t>
-      </w:r>
-      <w:proofErr w:type="gramEnd"/>
-      <w:r>
-        <w:rPr>
-          <w:rFonts w:asciiTheme="majorHAnsi" w:hAnsiTheme="majorHAnsi" w:cstheme="majorHAnsi"/>
-        </w:rPr>
-        <w:t xml:space="preserve"> clone &lt;</w:t>
-      </w:r>
-      <w:proofErr w:type="spellStart"/>
-      <w:r>
-        <w:rPr>
-          <w:rFonts w:asciiTheme="majorHAnsi" w:hAnsiTheme="majorHAnsi" w:cstheme="majorHAnsi"/>
-        </w:rPr>
-        <w:t>url_du_depot_github</w:t>
-      </w:r>
-      <w:proofErr w:type="spellEnd"/>
-      <w:r>
-        <w:rPr>
-          <w:rFonts w:asciiTheme="majorHAnsi" w:hAnsiTheme="majorHAnsi" w:cstheme="majorHAnsi"/>
-        </w:rPr>
-        <w:t>&gt;</w:t>
-      </w:r>
-    </w:p>
-    <w:p>
-      <w:pPr>
-        <w:rPr>
-          <w:rFonts w:asciiTheme="majorHAnsi" w:hAnsiTheme="majorHAnsi" w:cstheme="majorHAnsi"/>
-        </w:rPr>
-      </w:pPr>
-      <w:proofErr w:type="gramStart"/>
-      <w:r>
-        <w:rPr>
-          <w:rFonts w:asciiTheme="majorHAnsi" w:hAnsiTheme="majorHAnsi" w:cstheme="majorHAnsi"/>
-        </w:rPr>
-        <w:t>cd</w:t>
-      </w:r>
-      <w:proofErr w:type="gramEnd"/>
-      <w:r>
-        <w:rPr>
-          <w:rFonts w:asciiTheme="majorHAnsi" w:hAnsiTheme="majorHAnsi" w:cstheme="majorHAnsi"/>
-        </w:rPr>
-        <w:t xml:space="preserve"> &lt;</w:t>
-      </w:r>
-      <w:proofErr w:type="spellStart"/>
-      <w:r>
-        <w:rPr>
-          <w:rFonts w:asciiTheme="majorHAnsi" w:hAnsiTheme="majorHAnsi" w:cstheme="majorHAnsi"/>
-        </w:rPr>
-        <w:t>nom_du_projet</w:t>
-      </w:r>
-      <w:proofErr w:type="spellEnd"/>
-      <w:r>
-        <w:rPr>
-          <w:rFonts w:asciiTheme="majorHAnsi" w:hAnsiTheme="majorHAnsi" w:cstheme="majorHAnsi"/>
-        </w:rPr>
-        <w:t>&gt;</w:t>
+        </w:rPr>
+        <w:t>Express</w:t>
+      </w:r>
+      <w:r>
+        <w:rPr>
+          <w:rFonts w:asciiTheme="majorHAnsi" w:hAnsiTheme="majorHAnsi" w:cstheme="majorHAnsi"/>
+        </w:rPr>
+        <w:t>.js</w:t>
       </w:r>
     </w:p>
     <w:p>
       <w:pPr>
         <w:numPr>
           <w:ilvl w:val="0"/>
-          <w:numId w:val="7"/>
+          <w:numId w:val="19"/>
         </w:numPr>
         <w:rPr>
           <w:rFonts w:asciiTheme="majorHAnsi" w:hAnsiTheme="majorHAnsi" w:cstheme="majorHAnsi"/>
@@ -2350,40 +3731,15 @@
       <w:r>
         <w:rPr>
           <w:rFonts w:asciiTheme="majorHAnsi" w:hAnsiTheme="majorHAnsi" w:cstheme="majorHAnsi"/>
-          <w:b/>
-          <w:bCs/>
-        </w:rPr>
-        <w:t>Installer les dépendances du projet</w:t>
-      </w:r>
-    </w:p>
-    <w:p>
-      <w:pPr>
-        <w:rPr>
-          <w:rFonts w:asciiTheme="majorHAnsi" w:hAnsiTheme="majorHAnsi" w:cstheme="majorHAnsi"/>
-        </w:rPr>
-      </w:pPr>
+        </w:rPr>
+        <w:t>API Open-</w:t>
+      </w:r>
       <w:proofErr w:type="spellStart"/>
-      <w:proofErr w:type="gramStart"/>
-      <w:r>
-        <w:rPr>
-          <w:rFonts w:asciiTheme="majorHAnsi" w:hAnsiTheme="majorHAnsi" w:cstheme="majorHAnsi"/>
-        </w:rPr>
-        <w:t>npm</w:t>
-      </w:r>
-      <w:proofErr w:type="spellEnd"/>
-      <w:proofErr w:type="gramEnd"/>
-      <w:r>
-        <w:rPr>
-          <w:rFonts w:asciiTheme="majorHAnsi" w:hAnsiTheme="majorHAnsi" w:cstheme="majorHAnsi"/>
-        </w:rPr>
-        <w:t xml:space="preserve"> </w:t>
-      </w:r>
-      <w:proofErr w:type="spellStart"/>
-      <w:r>
-        <w:rPr>
-          <w:rFonts w:asciiTheme="majorHAnsi" w:hAnsiTheme="majorHAnsi" w:cstheme="majorHAnsi"/>
-        </w:rPr>
-        <w:t>install</w:t>
+      <w:r>
+        <w:rPr>
+          <w:rFonts w:asciiTheme="majorHAnsi" w:hAnsiTheme="majorHAnsi" w:cstheme="majorHAnsi"/>
+        </w:rPr>
+        <w:t>Meteo</w:t>
       </w:r>
       <w:proofErr w:type="spellEnd"/>
     </w:p>
@@ -2391,7 +3747,7 @@
       <w:pPr>
         <w:numPr>
           <w:ilvl w:val="0"/>
-          <w:numId w:val="8"/>
+          <w:numId w:val="19"/>
         </w:numPr>
         <w:rPr>
           <w:rFonts w:asciiTheme="majorHAnsi" w:hAnsiTheme="majorHAnsi" w:cstheme="majorHAnsi"/>
@@ -2400,82 +3756,15 @@
       <w:r>
         <w:rPr>
           <w:rFonts w:asciiTheme="majorHAnsi" w:hAnsiTheme="majorHAnsi" w:cstheme="majorHAnsi"/>
-          <w:b/>
-          <w:bCs/>
-        </w:rPr>
-        <w:t>Configurer les variables d’environnement</w:t>
-      </w:r>
-      <w:r>
-        <w:rPr>
-          <w:rFonts w:asciiTheme="majorHAnsi" w:hAnsiTheme="majorHAnsi" w:cstheme="majorHAnsi"/>
-        </w:rPr>
-        <w:br/>
-        <w:t xml:space="preserve">Créer un fichier </w:t>
-      </w:r>
-      <w:proofErr w:type="gramStart"/>
-      <w:r>
-        <w:rPr>
-          <w:rFonts w:asciiTheme="majorHAnsi" w:hAnsiTheme="majorHAnsi" w:cstheme="majorHAnsi"/>
-        </w:rPr>
-        <w:t>« </w:t>
-      </w:r>
-      <w:r>
-        <w:rPr>
-          <w:rFonts w:asciiTheme="majorHAnsi" w:hAnsiTheme="majorHAnsi" w:cstheme="majorHAnsi"/>
-        </w:rPr>
-        <w:t>.</w:t>
-      </w:r>
-      <w:proofErr w:type="spellStart"/>
-      <w:r>
-        <w:rPr>
-          <w:rFonts w:asciiTheme="majorHAnsi" w:hAnsiTheme="majorHAnsi" w:cstheme="majorHAnsi"/>
-        </w:rPr>
-        <w:t>env</w:t>
-      </w:r>
-      <w:proofErr w:type="spellEnd"/>
-      <w:proofErr w:type="gramEnd"/>
-      <w:r>
-        <w:rPr>
-          <w:rFonts w:asciiTheme="majorHAnsi" w:hAnsiTheme="majorHAnsi" w:cstheme="majorHAnsi"/>
-        </w:rPr>
-        <w:t> »</w:t>
-      </w:r>
-      <w:r>
-        <w:rPr>
-          <w:rFonts w:asciiTheme="majorHAnsi" w:hAnsiTheme="majorHAnsi" w:cstheme="majorHAnsi"/>
-        </w:rPr>
-        <w:t xml:space="preserve"> à la racine du projet et y ajouter les informations sensibles nécessaires à l’API utilisée (clé API si requise) :</w:t>
-      </w:r>
-    </w:p>
-    <w:p>
-      <w:pPr>
-        <w:rPr>
-          <w:rFonts w:asciiTheme="majorHAnsi" w:hAnsiTheme="majorHAnsi" w:cstheme="majorHAnsi"/>
-          <w:lang w:val="en-CA"/>
-        </w:rPr>
-      </w:pPr>
-      <w:r>
-        <w:rPr>
-          <w:rFonts w:asciiTheme="majorHAnsi" w:hAnsiTheme="majorHAnsi" w:cstheme="majorHAnsi"/>
-          <w:lang w:val="en-CA"/>
-        </w:rPr>
-        <w:t>API_KEY=</w:t>
-      </w:r>
-      <w:proofErr w:type="spellStart"/>
-      <w:r>
-        <w:rPr>
-          <w:rFonts w:asciiTheme="majorHAnsi" w:hAnsiTheme="majorHAnsi" w:cstheme="majorHAnsi"/>
-          <w:lang w:val="en-CA"/>
-        </w:rPr>
-        <w:t>your_api_key_here</w:t>
-      </w:r>
-      <w:proofErr w:type="spellEnd"/>
+        </w:rPr>
+        <w:t>HTML5</w:t>
+      </w:r>
     </w:p>
     <w:p>
       <w:pPr>
         <w:numPr>
           <w:ilvl w:val="0"/>
-          <w:numId w:val="9"/>
+          <w:numId w:val="19"/>
         </w:numPr>
         <w:rPr>
           <w:rFonts w:asciiTheme="majorHAnsi" w:hAnsiTheme="majorHAnsi" w:cstheme="majorHAnsi"/>
@@ -2484,161 +3773,74 @@
       <w:r>
         <w:rPr>
           <w:rFonts w:asciiTheme="majorHAnsi" w:hAnsiTheme="majorHAnsi" w:cstheme="majorHAnsi"/>
-          <w:b/>
-          <w:bCs/>
-        </w:rPr>
-        <w:t>Démarrer le serveur</w:t>
-      </w:r>
-    </w:p>
-    <w:p>
-      <w:pPr>
-        <w:rPr>
-          <w:rFonts w:asciiTheme="majorHAnsi" w:hAnsiTheme="majorHAnsi" w:cstheme="majorHAnsi"/>
-        </w:rPr>
-      </w:pPr>
-      <w:proofErr w:type="spellStart"/>
-      <w:proofErr w:type="gramStart"/>
-      <w:r>
-        <w:rPr>
-          <w:rFonts w:asciiTheme="majorHAnsi" w:hAnsiTheme="majorHAnsi" w:cstheme="majorHAnsi"/>
-        </w:rPr>
-        <w:t>node</w:t>
-      </w:r>
-      <w:proofErr w:type="spellEnd"/>
-      <w:proofErr w:type="gramEnd"/>
-      <w:r>
-        <w:rPr>
-          <w:rFonts w:asciiTheme="majorHAnsi" w:hAnsiTheme="majorHAnsi" w:cstheme="majorHAnsi"/>
-        </w:rPr>
-        <w:t xml:space="preserve"> index.js</w:t>
-      </w:r>
-    </w:p>
-    <w:p>
-      <w:pPr>
-        <w:rPr>
-          <w:rFonts w:asciiTheme="majorHAnsi" w:hAnsiTheme="majorHAnsi" w:cstheme="majorHAnsi"/>
-        </w:rPr>
-      </w:pPr>
-      <w:proofErr w:type="gramStart"/>
-      <w:r>
-        <w:rPr>
-          <w:rFonts w:asciiTheme="majorHAnsi" w:hAnsiTheme="majorHAnsi" w:cstheme="majorHAnsi"/>
-        </w:rPr>
-        <w:t>ou</w:t>
-      </w:r>
-      <w:proofErr w:type="gramEnd"/>
-      <w:r>
-        <w:rPr>
-          <w:rFonts w:asciiTheme="majorHAnsi" w:hAnsiTheme="majorHAnsi" w:cstheme="majorHAnsi"/>
-        </w:rPr>
-        <w:t>, en mode développement :</w:t>
-      </w:r>
-    </w:p>
-    <w:p>
-      <w:pPr>
-        <w:rPr>
-          <w:rFonts w:asciiTheme="majorHAnsi" w:hAnsiTheme="majorHAnsi" w:cstheme="majorHAnsi"/>
-        </w:rPr>
-      </w:pPr>
-      <w:proofErr w:type="spellStart"/>
-      <w:proofErr w:type="gramStart"/>
-      <w:r>
-        <w:rPr>
-          <w:rFonts w:asciiTheme="majorHAnsi" w:hAnsiTheme="majorHAnsi" w:cstheme="majorHAnsi"/>
-        </w:rPr>
-        <w:t>npx</w:t>
-      </w:r>
-      <w:proofErr w:type="spellEnd"/>
-      <w:proofErr w:type="gramEnd"/>
-      <w:r>
-        <w:rPr>
-          <w:rFonts w:asciiTheme="majorHAnsi" w:hAnsiTheme="majorHAnsi" w:cstheme="majorHAnsi"/>
-        </w:rPr>
-        <w:t xml:space="preserve"> </w:t>
-      </w:r>
-      <w:proofErr w:type="spellStart"/>
-      <w:r>
-        <w:rPr>
-          <w:rFonts w:asciiTheme="majorHAnsi" w:hAnsiTheme="majorHAnsi" w:cstheme="majorHAnsi"/>
-        </w:rPr>
-        <w:t>nodemon</w:t>
-      </w:r>
-      <w:proofErr w:type="spellEnd"/>
-      <w:r>
-        <w:rPr>
-          <w:rFonts w:asciiTheme="majorHAnsi" w:hAnsiTheme="majorHAnsi" w:cstheme="majorHAnsi"/>
-        </w:rPr>
-        <w:t xml:space="preserve"> index.js</w:t>
+        </w:rPr>
+        <w:t>JavaScript</w:t>
       </w:r>
     </w:p>
     <w:p>
       <w:pPr>
         <w:numPr>
           <w:ilvl w:val="0"/>
-          <w:numId w:val="10"/>
+          <w:numId w:val="19"/>
         </w:numPr>
         <w:rPr>
           <w:rFonts w:asciiTheme="majorHAnsi" w:hAnsiTheme="majorHAnsi" w:cstheme="majorHAnsi"/>
         </w:rPr>
       </w:pPr>
-      <w:r>
-        <w:rPr>
-          <w:rFonts w:asciiTheme="majorHAnsi" w:hAnsiTheme="majorHAnsi" w:cstheme="majorHAnsi"/>
-          <w:b/>
-          <w:bCs/>
-        </w:rPr>
-        <w:t>Accéder à l’application</w:t>
-      </w:r>
-      <w:r>
-        <w:rPr>
-          <w:rFonts w:asciiTheme="majorHAnsi" w:hAnsiTheme="majorHAnsi" w:cstheme="majorHAnsi"/>
-        </w:rPr>
-        <w:br/>
-        <w:t>Ouvrir un navigateur web et se rendre à l’adresse suivante :</w:t>
-      </w:r>
-    </w:p>
-    <w:p>
-      <w:pPr>
-        <w:rPr>
-          <w:rFonts w:asciiTheme="majorHAnsi" w:hAnsiTheme="majorHAnsi" w:cstheme="majorHAnsi"/>
-        </w:rPr>
-      </w:pPr>
-      <w:r>
-        <w:rPr>
-          <w:rFonts w:asciiTheme="majorHAnsi" w:hAnsiTheme="majorHAnsi" w:cstheme="majorHAnsi"/>
-        </w:rPr>
-        <w:t>http://localhost:3000/fetch=&lt;id&gt;</w:t>
-      </w:r>
-    </w:p>
-    <w:p>
-      <w:pPr>
-        <w:rPr>
-          <w:rFonts w:asciiTheme="majorHAnsi" w:hAnsiTheme="majorHAnsi" w:cstheme="majorHAnsi"/>
-        </w:rPr>
-      </w:pPr>
-      <w:proofErr w:type="gramStart"/>
-      <w:r>
-        <w:rPr>
-          <w:rFonts w:asciiTheme="majorHAnsi" w:hAnsiTheme="majorHAnsi" w:cstheme="majorHAnsi"/>
-        </w:rPr>
-        <w:t>où</w:t>
-      </w:r>
-      <w:proofErr w:type="gramEnd"/>
-      <w:r>
-        <w:rPr>
-          <w:rFonts w:asciiTheme="majorHAnsi" w:hAnsiTheme="majorHAnsi" w:cstheme="majorHAnsi"/>
-        </w:rPr>
-        <w:t xml:space="preserve"> &lt;id&gt; correspond au paramètre requis par l’API (ID, nom, symbole, etc.).</w:t>
+      <w:proofErr w:type="spellStart"/>
+      <w:r>
+        <w:rPr>
+          <w:rFonts w:asciiTheme="majorHAnsi" w:hAnsiTheme="majorHAnsi" w:cstheme="majorHAnsi"/>
+        </w:rPr>
+        <w:t>Tailwind</w:t>
+      </w:r>
+      <w:proofErr w:type="spellEnd"/>
+      <w:r>
+        <w:rPr>
+          <w:rFonts w:asciiTheme="majorHAnsi" w:hAnsiTheme="majorHAnsi" w:cstheme="majorHAnsi"/>
+        </w:rPr>
+        <w:t xml:space="preserve"> CSS (CDN)</w:t>
       </w:r>
     </w:p>
     <w:p>
       <w:pPr>
         <w:pStyle w:val="Titre1"/>
         <w:rPr>
+          <w:rFonts w:cstheme="majorHAnsi"/>
+          <w:sz w:val="36"/>
+          <w:szCs w:val="36"/>
+        </w:rPr>
+      </w:pPr>
+      <w:bookmarkStart w:id="9" w:name="_Toc220433243"/>
+      <w:r>
+        <w:rPr>
+          <w:rFonts w:cstheme="majorHAnsi"/>
+        </w:rPr>
+        <w:t>Conclusion</w:t>
+      </w:r>
+      <w:bookmarkEnd w:id="9"/>
+    </w:p>
+    <w:p>
+      <w:pPr>
+        <w:rPr>
+          <w:rFonts w:asciiTheme="majorHAnsi" w:hAnsiTheme="majorHAnsi" w:cstheme="majorHAnsi"/>
+        </w:rPr>
+      </w:pPr>
+      <w:r>
+        <w:rPr>
+          <w:rFonts w:asciiTheme="majorHAnsi" w:hAnsiTheme="majorHAnsi" w:cstheme="majorHAnsi"/>
+        </w:rPr>
+        <w:t>Ce projet démontre la capacité à concevoir une application web complète intégrant un backend Node.js, une API publique et une interface utilisateur dynamique. L’architecture du projet est claire, modulaire et respecte les bonnes pratiques de développement web.</w:t>
+      </w:r>
+    </w:p>
+    <w:p>
+      <w:pPr>
+        <w:pStyle w:val="Titre1"/>
+        <w:rPr>
           <w:rFonts w:eastAsia="Times New Roman" w:cstheme="majorHAnsi"/>
         </w:rPr>
       </w:pPr>
-      <w:bookmarkStart w:id="5" w:name="_Toc220407602"/>
+      <w:bookmarkStart w:id="10" w:name="_Toc220433244"/>
       <w:r>
         <w:rPr>
           <w:rFonts w:cstheme="majorHAnsi"/>
@@ -2651,20 +3853,13 @@
         </w:rPr>
         <w:t xml:space="preserve"> vers votre dépôt GitHub</w:t>
       </w:r>
-      <w:bookmarkEnd w:id="5"/>
+      <w:bookmarkEnd w:id="10"/>
       <w:r>
         <w:rPr>
           <w:rFonts w:eastAsia="Times New Roman" w:cstheme="majorHAnsi"/>
         </w:rPr>
         <w:t xml:space="preserve"> </w:t>
       </w:r>
-    </w:p>
-    <w:p>
-      <w:pPr>
-        <w:rPr>
-          <w:rFonts w:asciiTheme="majorHAnsi" w:hAnsiTheme="majorHAnsi" w:cstheme="majorHAnsi"/>
-        </w:rPr>
-      </w:pPr>
     </w:p>
     <w:p>
       <w:pPr>
@@ -2913,6 +4108,1017 @@
     </w:lvl>
   </w:abstractNum>
   <w:abstractNum w:abstractNumId="1" w15:restartNumberingAfterBreak="0">
+    <w:nsid w:val="10467B6E"/>
+    <w:multiLevelType w:val="multilevel"/>
+    <w:tmpl w:val="F4B2D99A"/>
+    <w:lvl w:ilvl="0">
+      <w:start w:val="1"/>
+      <w:numFmt w:val="bullet"/>
+      <w:lvlText w:val=""/>
+      <w:lvlJc w:val="left"/>
+      <w:pPr>
+        <w:tabs>
+          <w:tab w:val="num" w:pos="720"/>
+        </w:tabs>
+        <w:ind w:left="720" w:hanging="360"/>
+      </w:pPr>
+      <w:rPr>
+        <w:rFonts w:ascii="Symbol" w:hAnsi="Symbol" w:hint="default"/>
+        <w:sz w:val="20"/>
+      </w:rPr>
+    </w:lvl>
+    <w:lvl w:ilvl="1">
+      <w:start w:val="1"/>
+      <w:numFmt w:val="bullet"/>
+      <w:lvlText w:val="o"/>
+      <w:lvlJc w:val="left"/>
+      <w:pPr>
+        <w:tabs>
+          <w:tab w:val="num" w:pos="1440"/>
+        </w:tabs>
+        <w:ind w:left="1440" w:hanging="360"/>
+      </w:pPr>
+      <w:rPr>
+        <w:rFonts w:ascii="Courier New" w:hAnsi="Courier New" w:hint="default"/>
+        <w:sz w:val="20"/>
+      </w:rPr>
+    </w:lvl>
+    <w:lvl w:ilvl="2" w:tentative="1">
+      <w:start w:val="1"/>
+      <w:numFmt w:val="bullet"/>
+      <w:lvlText w:val=""/>
+      <w:lvlJc w:val="left"/>
+      <w:pPr>
+        <w:tabs>
+          <w:tab w:val="num" w:pos="2160"/>
+        </w:tabs>
+        <w:ind w:left="2160" w:hanging="360"/>
+      </w:pPr>
+      <w:rPr>
+        <w:rFonts w:ascii="Wingdings" w:hAnsi="Wingdings" w:hint="default"/>
+        <w:sz w:val="20"/>
+      </w:rPr>
+    </w:lvl>
+    <w:lvl w:ilvl="3" w:tentative="1">
+      <w:start w:val="1"/>
+      <w:numFmt w:val="bullet"/>
+      <w:lvlText w:val=""/>
+      <w:lvlJc w:val="left"/>
+      <w:pPr>
+        <w:tabs>
+          <w:tab w:val="num" w:pos="2880"/>
+        </w:tabs>
+        <w:ind w:left="2880" w:hanging="360"/>
+      </w:pPr>
+      <w:rPr>
+        <w:rFonts w:ascii="Wingdings" w:hAnsi="Wingdings" w:hint="default"/>
+        <w:sz w:val="20"/>
+      </w:rPr>
+    </w:lvl>
+    <w:lvl w:ilvl="4" w:tentative="1">
+      <w:start w:val="1"/>
+      <w:numFmt w:val="bullet"/>
+      <w:lvlText w:val=""/>
+      <w:lvlJc w:val="left"/>
+      <w:pPr>
+        <w:tabs>
+          <w:tab w:val="num" w:pos="3600"/>
+        </w:tabs>
+        <w:ind w:left="3600" w:hanging="360"/>
+      </w:pPr>
+      <w:rPr>
+        <w:rFonts w:ascii="Wingdings" w:hAnsi="Wingdings" w:hint="default"/>
+        <w:sz w:val="20"/>
+      </w:rPr>
+    </w:lvl>
+    <w:lvl w:ilvl="5" w:tentative="1">
+      <w:start w:val="1"/>
+      <w:numFmt w:val="bullet"/>
+      <w:lvlText w:val=""/>
+      <w:lvlJc w:val="left"/>
+      <w:pPr>
+        <w:tabs>
+          <w:tab w:val="num" w:pos="4320"/>
+        </w:tabs>
+        <w:ind w:left="4320" w:hanging="360"/>
+      </w:pPr>
+      <w:rPr>
+        <w:rFonts w:ascii="Wingdings" w:hAnsi="Wingdings" w:hint="default"/>
+        <w:sz w:val="20"/>
+      </w:rPr>
+    </w:lvl>
+    <w:lvl w:ilvl="6" w:tentative="1">
+      <w:start w:val="1"/>
+      <w:numFmt w:val="bullet"/>
+      <w:lvlText w:val=""/>
+      <w:lvlJc w:val="left"/>
+      <w:pPr>
+        <w:tabs>
+          <w:tab w:val="num" w:pos="5040"/>
+        </w:tabs>
+        <w:ind w:left="5040" w:hanging="360"/>
+      </w:pPr>
+      <w:rPr>
+        <w:rFonts w:ascii="Wingdings" w:hAnsi="Wingdings" w:hint="default"/>
+        <w:sz w:val="20"/>
+      </w:rPr>
+    </w:lvl>
+    <w:lvl w:ilvl="7" w:tentative="1">
+      <w:start w:val="1"/>
+      <w:numFmt w:val="bullet"/>
+      <w:lvlText w:val=""/>
+      <w:lvlJc w:val="left"/>
+      <w:pPr>
+        <w:tabs>
+          <w:tab w:val="num" w:pos="5760"/>
+        </w:tabs>
+        <w:ind w:left="5760" w:hanging="360"/>
+      </w:pPr>
+      <w:rPr>
+        <w:rFonts w:ascii="Wingdings" w:hAnsi="Wingdings" w:hint="default"/>
+        <w:sz w:val="20"/>
+      </w:rPr>
+    </w:lvl>
+    <w:lvl w:ilvl="8" w:tentative="1">
+      <w:start w:val="1"/>
+      <w:numFmt w:val="bullet"/>
+      <w:lvlText w:val=""/>
+      <w:lvlJc w:val="left"/>
+      <w:pPr>
+        <w:tabs>
+          <w:tab w:val="num" w:pos="6480"/>
+        </w:tabs>
+        <w:ind w:left="6480" w:hanging="360"/>
+      </w:pPr>
+      <w:rPr>
+        <w:rFonts w:ascii="Wingdings" w:hAnsi="Wingdings" w:hint="default"/>
+        <w:sz w:val="20"/>
+      </w:rPr>
+    </w:lvl>
+  </w:abstractNum>
+  <w:abstractNum w:abstractNumId="2" w15:restartNumberingAfterBreak="0">
+    <w:nsid w:val="12771890"/>
+    <w:multiLevelType w:val="multilevel"/>
+    <w:tmpl w:val="12A6D3BC"/>
+    <w:lvl w:ilvl="0">
+      <w:start w:val="1"/>
+      <w:numFmt w:val="bullet"/>
+      <w:lvlText w:val=""/>
+      <w:lvlJc w:val="left"/>
+      <w:pPr>
+        <w:tabs>
+          <w:tab w:val="num" w:pos="720"/>
+        </w:tabs>
+        <w:ind w:left="720" w:hanging="360"/>
+      </w:pPr>
+      <w:rPr>
+        <w:rFonts w:ascii="Symbol" w:hAnsi="Symbol" w:hint="default"/>
+        <w:sz w:val="20"/>
+      </w:rPr>
+    </w:lvl>
+    <w:lvl w:ilvl="1" w:tentative="1">
+      <w:start w:val="1"/>
+      <w:numFmt w:val="bullet"/>
+      <w:lvlText w:val="o"/>
+      <w:lvlJc w:val="left"/>
+      <w:pPr>
+        <w:tabs>
+          <w:tab w:val="num" w:pos="1440"/>
+        </w:tabs>
+        <w:ind w:left="1440" w:hanging="360"/>
+      </w:pPr>
+      <w:rPr>
+        <w:rFonts w:ascii="Courier New" w:hAnsi="Courier New" w:hint="default"/>
+        <w:sz w:val="20"/>
+      </w:rPr>
+    </w:lvl>
+    <w:lvl w:ilvl="2" w:tentative="1">
+      <w:start w:val="1"/>
+      <w:numFmt w:val="bullet"/>
+      <w:lvlText w:val=""/>
+      <w:lvlJc w:val="left"/>
+      <w:pPr>
+        <w:tabs>
+          <w:tab w:val="num" w:pos="2160"/>
+        </w:tabs>
+        <w:ind w:left="2160" w:hanging="360"/>
+      </w:pPr>
+      <w:rPr>
+        <w:rFonts w:ascii="Wingdings" w:hAnsi="Wingdings" w:hint="default"/>
+        <w:sz w:val="20"/>
+      </w:rPr>
+    </w:lvl>
+    <w:lvl w:ilvl="3" w:tentative="1">
+      <w:start w:val="1"/>
+      <w:numFmt w:val="bullet"/>
+      <w:lvlText w:val=""/>
+      <w:lvlJc w:val="left"/>
+      <w:pPr>
+        <w:tabs>
+          <w:tab w:val="num" w:pos="2880"/>
+        </w:tabs>
+        <w:ind w:left="2880" w:hanging="360"/>
+      </w:pPr>
+      <w:rPr>
+        <w:rFonts w:ascii="Wingdings" w:hAnsi="Wingdings" w:hint="default"/>
+        <w:sz w:val="20"/>
+      </w:rPr>
+    </w:lvl>
+    <w:lvl w:ilvl="4" w:tentative="1">
+      <w:start w:val="1"/>
+      <w:numFmt w:val="bullet"/>
+      <w:lvlText w:val=""/>
+      <w:lvlJc w:val="left"/>
+      <w:pPr>
+        <w:tabs>
+          <w:tab w:val="num" w:pos="3600"/>
+        </w:tabs>
+        <w:ind w:left="3600" w:hanging="360"/>
+      </w:pPr>
+      <w:rPr>
+        <w:rFonts w:ascii="Wingdings" w:hAnsi="Wingdings" w:hint="default"/>
+        <w:sz w:val="20"/>
+      </w:rPr>
+    </w:lvl>
+    <w:lvl w:ilvl="5" w:tentative="1">
+      <w:start w:val="1"/>
+      <w:numFmt w:val="bullet"/>
+      <w:lvlText w:val=""/>
+      <w:lvlJc w:val="left"/>
+      <w:pPr>
+        <w:tabs>
+          <w:tab w:val="num" w:pos="4320"/>
+        </w:tabs>
+        <w:ind w:left="4320" w:hanging="360"/>
+      </w:pPr>
+      <w:rPr>
+        <w:rFonts w:ascii="Wingdings" w:hAnsi="Wingdings" w:hint="default"/>
+        <w:sz w:val="20"/>
+      </w:rPr>
+    </w:lvl>
+    <w:lvl w:ilvl="6" w:tentative="1">
+      <w:start w:val="1"/>
+      <w:numFmt w:val="bullet"/>
+      <w:lvlText w:val=""/>
+      <w:lvlJc w:val="left"/>
+      <w:pPr>
+        <w:tabs>
+          <w:tab w:val="num" w:pos="5040"/>
+        </w:tabs>
+        <w:ind w:left="5040" w:hanging="360"/>
+      </w:pPr>
+      <w:rPr>
+        <w:rFonts w:ascii="Wingdings" w:hAnsi="Wingdings" w:hint="default"/>
+        <w:sz w:val="20"/>
+      </w:rPr>
+    </w:lvl>
+    <w:lvl w:ilvl="7" w:tentative="1">
+      <w:start w:val="1"/>
+      <w:numFmt w:val="bullet"/>
+      <w:lvlText w:val=""/>
+      <w:lvlJc w:val="left"/>
+      <w:pPr>
+        <w:tabs>
+          <w:tab w:val="num" w:pos="5760"/>
+        </w:tabs>
+        <w:ind w:left="5760" w:hanging="360"/>
+      </w:pPr>
+      <w:rPr>
+        <w:rFonts w:ascii="Wingdings" w:hAnsi="Wingdings" w:hint="default"/>
+        <w:sz w:val="20"/>
+      </w:rPr>
+    </w:lvl>
+    <w:lvl w:ilvl="8" w:tentative="1">
+      <w:start w:val="1"/>
+      <w:numFmt w:val="bullet"/>
+      <w:lvlText w:val=""/>
+      <w:lvlJc w:val="left"/>
+      <w:pPr>
+        <w:tabs>
+          <w:tab w:val="num" w:pos="6480"/>
+        </w:tabs>
+        <w:ind w:left="6480" w:hanging="360"/>
+      </w:pPr>
+      <w:rPr>
+        <w:rFonts w:ascii="Wingdings" w:hAnsi="Wingdings" w:hint="default"/>
+        <w:sz w:val="20"/>
+      </w:rPr>
+    </w:lvl>
+  </w:abstractNum>
+  <w:abstractNum w:abstractNumId="3" w15:restartNumberingAfterBreak="0">
+    <w:nsid w:val="15F32F90"/>
+    <w:multiLevelType w:val="multilevel"/>
+    <w:tmpl w:val="C7DA80AC"/>
+    <w:lvl w:ilvl="0">
+      <w:start w:val="1"/>
+      <w:numFmt w:val="bullet"/>
+      <w:lvlText w:val=""/>
+      <w:lvlJc w:val="left"/>
+      <w:pPr>
+        <w:tabs>
+          <w:tab w:val="num" w:pos="720"/>
+        </w:tabs>
+        <w:ind w:left="720" w:hanging="360"/>
+      </w:pPr>
+      <w:rPr>
+        <w:rFonts w:ascii="Symbol" w:hAnsi="Symbol" w:hint="default"/>
+        <w:sz w:val="20"/>
+      </w:rPr>
+    </w:lvl>
+    <w:lvl w:ilvl="1" w:tentative="1">
+      <w:start w:val="1"/>
+      <w:numFmt w:val="bullet"/>
+      <w:lvlText w:val="o"/>
+      <w:lvlJc w:val="left"/>
+      <w:pPr>
+        <w:tabs>
+          <w:tab w:val="num" w:pos="1440"/>
+        </w:tabs>
+        <w:ind w:left="1440" w:hanging="360"/>
+      </w:pPr>
+      <w:rPr>
+        <w:rFonts w:ascii="Courier New" w:hAnsi="Courier New" w:hint="default"/>
+        <w:sz w:val="20"/>
+      </w:rPr>
+    </w:lvl>
+    <w:lvl w:ilvl="2" w:tentative="1">
+      <w:start w:val="1"/>
+      <w:numFmt w:val="bullet"/>
+      <w:lvlText w:val=""/>
+      <w:lvlJc w:val="left"/>
+      <w:pPr>
+        <w:tabs>
+          <w:tab w:val="num" w:pos="2160"/>
+        </w:tabs>
+        <w:ind w:left="2160" w:hanging="360"/>
+      </w:pPr>
+      <w:rPr>
+        <w:rFonts w:ascii="Wingdings" w:hAnsi="Wingdings" w:hint="default"/>
+        <w:sz w:val="20"/>
+      </w:rPr>
+    </w:lvl>
+    <w:lvl w:ilvl="3" w:tentative="1">
+      <w:start w:val="1"/>
+      <w:numFmt w:val="bullet"/>
+      <w:lvlText w:val=""/>
+      <w:lvlJc w:val="left"/>
+      <w:pPr>
+        <w:tabs>
+          <w:tab w:val="num" w:pos="2880"/>
+        </w:tabs>
+        <w:ind w:left="2880" w:hanging="360"/>
+      </w:pPr>
+      <w:rPr>
+        <w:rFonts w:ascii="Wingdings" w:hAnsi="Wingdings" w:hint="default"/>
+        <w:sz w:val="20"/>
+      </w:rPr>
+    </w:lvl>
+    <w:lvl w:ilvl="4" w:tentative="1">
+      <w:start w:val="1"/>
+      <w:numFmt w:val="bullet"/>
+      <w:lvlText w:val=""/>
+      <w:lvlJc w:val="left"/>
+      <w:pPr>
+        <w:tabs>
+          <w:tab w:val="num" w:pos="3600"/>
+        </w:tabs>
+        <w:ind w:left="3600" w:hanging="360"/>
+      </w:pPr>
+      <w:rPr>
+        <w:rFonts w:ascii="Wingdings" w:hAnsi="Wingdings" w:hint="default"/>
+        <w:sz w:val="20"/>
+      </w:rPr>
+    </w:lvl>
+    <w:lvl w:ilvl="5" w:tentative="1">
+      <w:start w:val="1"/>
+      <w:numFmt w:val="bullet"/>
+      <w:lvlText w:val=""/>
+      <w:lvlJc w:val="left"/>
+      <w:pPr>
+        <w:tabs>
+          <w:tab w:val="num" w:pos="4320"/>
+        </w:tabs>
+        <w:ind w:left="4320" w:hanging="360"/>
+      </w:pPr>
+      <w:rPr>
+        <w:rFonts w:ascii="Wingdings" w:hAnsi="Wingdings" w:hint="default"/>
+        <w:sz w:val="20"/>
+      </w:rPr>
+    </w:lvl>
+    <w:lvl w:ilvl="6" w:tentative="1">
+      <w:start w:val="1"/>
+      <w:numFmt w:val="bullet"/>
+      <w:lvlText w:val=""/>
+      <w:lvlJc w:val="left"/>
+      <w:pPr>
+        <w:tabs>
+          <w:tab w:val="num" w:pos="5040"/>
+        </w:tabs>
+        <w:ind w:left="5040" w:hanging="360"/>
+      </w:pPr>
+      <w:rPr>
+        <w:rFonts w:ascii="Wingdings" w:hAnsi="Wingdings" w:hint="default"/>
+        <w:sz w:val="20"/>
+      </w:rPr>
+    </w:lvl>
+    <w:lvl w:ilvl="7" w:tentative="1">
+      <w:start w:val="1"/>
+      <w:numFmt w:val="bullet"/>
+      <w:lvlText w:val=""/>
+      <w:lvlJc w:val="left"/>
+      <w:pPr>
+        <w:tabs>
+          <w:tab w:val="num" w:pos="5760"/>
+        </w:tabs>
+        <w:ind w:left="5760" w:hanging="360"/>
+      </w:pPr>
+      <w:rPr>
+        <w:rFonts w:ascii="Wingdings" w:hAnsi="Wingdings" w:hint="default"/>
+        <w:sz w:val="20"/>
+      </w:rPr>
+    </w:lvl>
+    <w:lvl w:ilvl="8" w:tentative="1">
+      <w:start w:val="1"/>
+      <w:numFmt w:val="bullet"/>
+      <w:lvlText w:val=""/>
+      <w:lvlJc w:val="left"/>
+      <w:pPr>
+        <w:tabs>
+          <w:tab w:val="num" w:pos="6480"/>
+        </w:tabs>
+        <w:ind w:left="6480" w:hanging="360"/>
+      </w:pPr>
+      <w:rPr>
+        <w:rFonts w:ascii="Wingdings" w:hAnsi="Wingdings" w:hint="default"/>
+        <w:sz w:val="20"/>
+      </w:rPr>
+    </w:lvl>
+  </w:abstractNum>
+  <w:abstractNum w:abstractNumId="4" w15:restartNumberingAfterBreak="0">
+    <w:nsid w:val="231F052F"/>
+    <w:multiLevelType w:val="multilevel"/>
+    <w:tmpl w:val="306627F4"/>
+    <w:lvl w:ilvl="0">
+      <w:start w:val="1"/>
+      <w:numFmt w:val="bullet"/>
+      <w:lvlText w:val=""/>
+      <w:lvlJc w:val="left"/>
+      <w:pPr>
+        <w:tabs>
+          <w:tab w:val="num" w:pos="720"/>
+        </w:tabs>
+        <w:ind w:left="720" w:hanging="360"/>
+      </w:pPr>
+      <w:rPr>
+        <w:rFonts w:ascii="Symbol" w:hAnsi="Symbol" w:hint="default"/>
+        <w:sz w:val="20"/>
+      </w:rPr>
+    </w:lvl>
+    <w:lvl w:ilvl="1">
+      <w:start w:val="1"/>
+      <w:numFmt w:val="bullet"/>
+      <w:lvlText w:val="o"/>
+      <w:lvlJc w:val="left"/>
+      <w:pPr>
+        <w:tabs>
+          <w:tab w:val="num" w:pos="1440"/>
+        </w:tabs>
+        <w:ind w:left="1440" w:hanging="360"/>
+      </w:pPr>
+      <w:rPr>
+        <w:rFonts w:ascii="Courier New" w:hAnsi="Courier New" w:hint="default"/>
+        <w:sz w:val="20"/>
+      </w:rPr>
+    </w:lvl>
+    <w:lvl w:ilvl="2" w:tentative="1">
+      <w:start w:val="1"/>
+      <w:numFmt w:val="bullet"/>
+      <w:lvlText w:val=""/>
+      <w:lvlJc w:val="left"/>
+      <w:pPr>
+        <w:tabs>
+          <w:tab w:val="num" w:pos="2160"/>
+        </w:tabs>
+        <w:ind w:left="2160" w:hanging="360"/>
+      </w:pPr>
+      <w:rPr>
+        <w:rFonts w:ascii="Wingdings" w:hAnsi="Wingdings" w:hint="default"/>
+        <w:sz w:val="20"/>
+      </w:rPr>
+    </w:lvl>
+    <w:lvl w:ilvl="3" w:tentative="1">
+      <w:start w:val="1"/>
+      <w:numFmt w:val="bullet"/>
+      <w:lvlText w:val=""/>
+      <w:lvlJc w:val="left"/>
+      <w:pPr>
+        <w:tabs>
+          <w:tab w:val="num" w:pos="2880"/>
+        </w:tabs>
+        <w:ind w:left="2880" w:hanging="360"/>
+      </w:pPr>
+      <w:rPr>
+        <w:rFonts w:ascii="Wingdings" w:hAnsi="Wingdings" w:hint="default"/>
+        <w:sz w:val="20"/>
+      </w:rPr>
+    </w:lvl>
+    <w:lvl w:ilvl="4" w:tentative="1">
+      <w:start w:val="1"/>
+      <w:numFmt w:val="bullet"/>
+      <w:lvlText w:val=""/>
+      <w:lvlJc w:val="left"/>
+      <w:pPr>
+        <w:tabs>
+          <w:tab w:val="num" w:pos="3600"/>
+        </w:tabs>
+        <w:ind w:left="3600" w:hanging="360"/>
+      </w:pPr>
+      <w:rPr>
+        <w:rFonts w:ascii="Wingdings" w:hAnsi="Wingdings" w:hint="default"/>
+        <w:sz w:val="20"/>
+      </w:rPr>
+    </w:lvl>
+    <w:lvl w:ilvl="5" w:tentative="1">
+      <w:start w:val="1"/>
+      <w:numFmt w:val="bullet"/>
+      <w:lvlText w:val=""/>
+      <w:lvlJc w:val="left"/>
+      <w:pPr>
+        <w:tabs>
+          <w:tab w:val="num" w:pos="4320"/>
+        </w:tabs>
+        <w:ind w:left="4320" w:hanging="360"/>
+      </w:pPr>
+      <w:rPr>
+        <w:rFonts w:ascii="Wingdings" w:hAnsi="Wingdings" w:hint="default"/>
+        <w:sz w:val="20"/>
+      </w:rPr>
+    </w:lvl>
+    <w:lvl w:ilvl="6" w:tentative="1">
+      <w:start w:val="1"/>
+      <w:numFmt w:val="bullet"/>
+      <w:lvlText w:val=""/>
+      <w:lvlJc w:val="left"/>
+      <w:pPr>
+        <w:tabs>
+          <w:tab w:val="num" w:pos="5040"/>
+        </w:tabs>
+        <w:ind w:left="5040" w:hanging="360"/>
+      </w:pPr>
+      <w:rPr>
+        <w:rFonts w:ascii="Wingdings" w:hAnsi="Wingdings" w:hint="default"/>
+        <w:sz w:val="20"/>
+      </w:rPr>
+    </w:lvl>
+    <w:lvl w:ilvl="7" w:tentative="1">
+      <w:start w:val="1"/>
+      <w:numFmt w:val="bullet"/>
+      <w:lvlText w:val=""/>
+      <w:lvlJc w:val="left"/>
+      <w:pPr>
+        <w:tabs>
+          <w:tab w:val="num" w:pos="5760"/>
+        </w:tabs>
+        <w:ind w:left="5760" w:hanging="360"/>
+      </w:pPr>
+      <w:rPr>
+        <w:rFonts w:ascii="Wingdings" w:hAnsi="Wingdings" w:hint="default"/>
+        <w:sz w:val="20"/>
+      </w:rPr>
+    </w:lvl>
+    <w:lvl w:ilvl="8" w:tentative="1">
+      <w:start w:val="1"/>
+      <w:numFmt w:val="bullet"/>
+      <w:lvlText w:val=""/>
+      <w:lvlJc w:val="left"/>
+      <w:pPr>
+        <w:tabs>
+          <w:tab w:val="num" w:pos="6480"/>
+        </w:tabs>
+        <w:ind w:left="6480" w:hanging="360"/>
+      </w:pPr>
+      <w:rPr>
+        <w:rFonts w:ascii="Wingdings" w:hAnsi="Wingdings" w:hint="default"/>
+        <w:sz w:val="20"/>
+      </w:rPr>
+    </w:lvl>
+  </w:abstractNum>
+  <w:abstractNum w:abstractNumId="5" w15:restartNumberingAfterBreak="0">
+    <w:nsid w:val="253B1069"/>
+    <w:multiLevelType w:val="multilevel"/>
+    <w:tmpl w:val="80C2FCF0"/>
+    <w:lvl w:ilvl="0">
+      <w:start w:val="1"/>
+      <w:numFmt w:val="bullet"/>
+      <w:lvlText w:val=""/>
+      <w:lvlJc w:val="left"/>
+      <w:pPr>
+        <w:tabs>
+          <w:tab w:val="num" w:pos="720"/>
+        </w:tabs>
+        <w:ind w:left="720" w:hanging="360"/>
+      </w:pPr>
+      <w:rPr>
+        <w:rFonts w:ascii="Symbol" w:hAnsi="Symbol" w:hint="default"/>
+        <w:sz w:val="20"/>
+      </w:rPr>
+    </w:lvl>
+    <w:lvl w:ilvl="1">
+      <w:start w:val="1"/>
+      <w:numFmt w:val="bullet"/>
+      <w:lvlText w:val="o"/>
+      <w:lvlJc w:val="left"/>
+      <w:pPr>
+        <w:tabs>
+          <w:tab w:val="num" w:pos="1440"/>
+        </w:tabs>
+        <w:ind w:left="1440" w:hanging="360"/>
+      </w:pPr>
+      <w:rPr>
+        <w:rFonts w:ascii="Courier New" w:hAnsi="Courier New" w:hint="default"/>
+        <w:sz w:val="20"/>
+      </w:rPr>
+    </w:lvl>
+    <w:lvl w:ilvl="2" w:tentative="1">
+      <w:start w:val="1"/>
+      <w:numFmt w:val="bullet"/>
+      <w:lvlText w:val=""/>
+      <w:lvlJc w:val="left"/>
+      <w:pPr>
+        <w:tabs>
+          <w:tab w:val="num" w:pos="2160"/>
+        </w:tabs>
+        <w:ind w:left="2160" w:hanging="360"/>
+      </w:pPr>
+      <w:rPr>
+        <w:rFonts w:ascii="Wingdings" w:hAnsi="Wingdings" w:hint="default"/>
+        <w:sz w:val="20"/>
+      </w:rPr>
+    </w:lvl>
+    <w:lvl w:ilvl="3" w:tentative="1">
+      <w:start w:val="1"/>
+      <w:numFmt w:val="bullet"/>
+      <w:lvlText w:val=""/>
+      <w:lvlJc w:val="left"/>
+      <w:pPr>
+        <w:tabs>
+          <w:tab w:val="num" w:pos="2880"/>
+        </w:tabs>
+        <w:ind w:left="2880" w:hanging="360"/>
+      </w:pPr>
+      <w:rPr>
+        <w:rFonts w:ascii="Wingdings" w:hAnsi="Wingdings" w:hint="default"/>
+        <w:sz w:val="20"/>
+      </w:rPr>
+    </w:lvl>
+    <w:lvl w:ilvl="4" w:tentative="1">
+      <w:start w:val="1"/>
+      <w:numFmt w:val="bullet"/>
+      <w:lvlText w:val=""/>
+      <w:lvlJc w:val="left"/>
+      <w:pPr>
+        <w:tabs>
+          <w:tab w:val="num" w:pos="3600"/>
+        </w:tabs>
+        <w:ind w:left="3600" w:hanging="360"/>
+      </w:pPr>
+      <w:rPr>
+        <w:rFonts w:ascii="Wingdings" w:hAnsi="Wingdings" w:hint="default"/>
+        <w:sz w:val="20"/>
+      </w:rPr>
+    </w:lvl>
+    <w:lvl w:ilvl="5" w:tentative="1">
+      <w:start w:val="1"/>
+      <w:numFmt w:val="bullet"/>
+      <w:lvlText w:val=""/>
+      <w:lvlJc w:val="left"/>
+      <w:pPr>
+        <w:tabs>
+          <w:tab w:val="num" w:pos="4320"/>
+        </w:tabs>
+        <w:ind w:left="4320" w:hanging="360"/>
+      </w:pPr>
+      <w:rPr>
+        <w:rFonts w:ascii="Wingdings" w:hAnsi="Wingdings" w:hint="default"/>
+        <w:sz w:val="20"/>
+      </w:rPr>
+    </w:lvl>
+    <w:lvl w:ilvl="6" w:tentative="1">
+      <w:start w:val="1"/>
+      <w:numFmt w:val="bullet"/>
+      <w:lvlText w:val=""/>
+      <w:lvlJc w:val="left"/>
+      <w:pPr>
+        <w:tabs>
+          <w:tab w:val="num" w:pos="5040"/>
+        </w:tabs>
+        <w:ind w:left="5040" w:hanging="360"/>
+      </w:pPr>
+      <w:rPr>
+        <w:rFonts w:ascii="Wingdings" w:hAnsi="Wingdings" w:hint="default"/>
+        <w:sz w:val="20"/>
+      </w:rPr>
+    </w:lvl>
+    <w:lvl w:ilvl="7" w:tentative="1">
+      <w:start w:val="1"/>
+      <w:numFmt w:val="bullet"/>
+      <w:lvlText w:val=""/>
+      <w:lvlJc w:val="left"/>
+      <w:pPr>
+        <w:tabs>
+          <w:tab w:val="num" w:pos="5760"/>
+        </w:tabs>
+        <w:ind w:left="5760" w:hanging="360"/>
+      </w:pPr>
+      <w:rPr>
+        <w:rFonts w:ascii="Wingdings" w:hAnsi="Wingdings" w:hint="default"/>
+        <w:sz w:val="20"/>
+      </w:rPr>
+    </w:lvl>
+    <w:lvl w:ilvl="8" w:tentative="1">
+      <w:start w:val="1"/>
+      <w:numFmt w:val="bullet"/>
+      <w:lvlText w:val=""/>
+      <w:lvlJc w:val="left"/>
+      <w:pPr>
+        <w:tabs>
+          <w:tab w:val="num" w:pos="6480"/>
+        </w:tabs>
+        <w:ind w:left="6480" w:hanging="360"/>
+      </w:pPr>
+      <w:rPr>
+        <w:rFonts w:ascii="Wingdings" w:hAnsi="Wingdings" w:hint="default"/>
+        <w:sz w:val="20"/>
+      </w:rPr>
+    </w:lvl>
+  </w:abstractNum>
+  <w:abstractNum w:abstractNumId="6" w15:restartNumberingAfterBreak="0">
+    <w:nsid w:val="25F14DDE"/>
+    <w:multiLevelType w:val="multilevel"/>
+    <w:tmpl w:val="04101890"/>
+    <w:lvl w:ilvl="0">
+      <w:start w:val="1"/>
+      <w:numFmt w:val="bullet"/>
+      <w:lvlText w:val=""/>
+      <w:lvlJc w:val="left"/>
+      <w:pPr>
+        <w:tabs>
+          <w:tab w:val="num" w:pos="720"/>
+        </w:tabs>
+        <w:ind w:left="720" w:hanging="360"/>
+      </w:pPr>
+      <w:rPr>
+        <w:rFonts w:ascii="Symbol" w:hAnsi="Symbol" w:hint="default"/>
+        <w:sz w:val="20"/>
+      </w:rPr>
+    </w:lvl>
+    <w:lvl w:ilvl="1" w:tentative="1">
+      <w:start w:val="1"/>
+      <w:numFmt w:val="bullet"/>
+      <w:lvlText w:val="o"/>
+      <w:lvlJc w:val="left"/>
+      <w:pPr>
+        <w:tabs>
+          <w:tab w:val="num" w:pos="1440"/>
+        </w:tabs>
+        <w:ind w:left="1440" w:hanging="360"/>
+      </w:pPr>
+      <w:rPr>
+        <w:rFonts w:ascii="Courier New" w:hAnsi="Courier New" w:hint="default"/>
+        <w:sz w:val="20"/>
+      </w:rPr>
+    </w:lvl>
+    <w:lvl w:ilvl="2" w:tentative="1">
+      <w:start w:val="1"/>
+      <w:numFmt w:val="bullet"/>
+      <w:lvlText w:val=""/>
+      <w:lvlJc w:val="left"/>
+      <w:pPr>
+        <w:tabs>
+          <w:tab w:val="num" w:pos="2160"/>
+        </w:tabs>
+        <w:ind w:left="2160" w:hanging="360"/>
+      </w:pPr>
+      <w:rPr>
+        <w:rFonts w:ascii="Wingdings" w:hAnsi="Wingdings" w:hint="default"/>
+        <w:sz w:val="20"/>
+      </w:rPr>
+    </w:lvl>
+    <w:lvl w:ilvl="3" w:tentative="1">
+      <w:start w:val="1"/>
+      <w:numFmt w:val="bullet"/>
+      <w:lvlText w:val=""/>
+      <w:lvlJc w:val="left"/>
+      <w:pPr>
+        <w:tabs>
+          <w:tab w:val="num" w:pos="2880"/>
+        </w:tabs>
+        <w:ind w:left="2880" w:hanging="360"/>
+      </w:pPr>
+      <w:rPr>
+        <w:rFonts w:ascii="Wingdings" w:hAnsi="Wingdings" w:hint="default"/>
+        <w:sz w:val="20"/>
+      </w:rPr>
+    </w:lvl>
+    <w:lvl w:ilvl="4" w:tentative="1">
+      <w:start w:val="1"/>
+      <w:numFmt w:val="bullet"/>
+      <w:lvlText w:val=""/>
+      <w:lvlJc w:val="left"/>
+      <w:pPr>
+        <w:tabs>
+          <w:tab w:val="num" w:pos="3600"/>
+        </w:tabs>
+        <w:ind w:left="3600" w:hanging="360"/>
+      </w:pPr>
+      <w:rPr>
+        <w:rFonts w:ascii="Wingdings" w:hAnsi="Wingdings" w:hint="default"/>
+        <w:sz w:val="20"/>
+      </w:rPr>
+    </w:lvl>
+    <w:lvl w:ilvl="5" w:tentative="1">
+      <w:start w:val="1"/>
+      <w:numFmt w:val="bullet"/>
+      <w:lvlText w:val=""/>
+      <w:lvlJc w:val="left"/>
+      <w:pPr>
+        <w:tabs>
+          <w:tab w:val="num" w:pos="4320"/>
+        </w:tabs>
+        <w:ind w:left="4320" w:hanging="360"/>
+      </w:pPr>
+      <w:rPr>
+        <w:rFonts w:ascii="Wingdings" w:hAnsi="Wingdings" w:hint="default"/>
+        <w:sz w:val="20"/>
+      </w:rPr>
+    </w:lvl>
+    <w:lvl w:ilvl="6" w:tentative="1">
+      <w:start w:val="1"/>
+      <w:numFmt w:val="bullet"/>
+      <w:lvlText w:val=""/>
+      <w:lvlJc w:val="left"/>
+      <w:pPr>
+        <w:tabs>
+          <w:tab w:val="num" w:pos="5040"/>
+        </w:tabs>
+        <w:ind w:left="5040" w:hanging="360"/>
+      </w:pPr>
+      <w:rPr>
+        <w:rFonts w:ascii="Wingdings" w:hAnsi="Wingdings" w:hint="default"/>
+        <w:sz w:val="20"/>
+      </w:rPr>
+    </w:lvl>
+    <w:lvl w:ilvl="7" w:tentative="1">
+      <w:start w:val="1"/>
+      <w:numFmt w:val="bullet"/>
+      <w:lvlText w:val=""/>
+      <w:lvlJc w:val="left"/>
+      <w:pPr>
+        <w:tabs>
+          <w:tab w:val="num" w:pos="5760"/>
+        </w:tabs>
+        <w:ind w:left="5760" w:hanging="360"/>
+      </w:pPr>
+      <w:rPr>
+        <w:rFonts w:ascii="Wingdings" w:hAnsi="Wingdings" w:hint="default"/>
+        <w:sz w:val="20"/>
+      </w:rPr>
+    </w:lvl>
+    <w:lvl w:ilvl="8" w:tentative="1">
+      <w:start w:val="1"/>
+      <w:numFmt w:val="bullet"/>
+      <w:lvlText w:val=""/>
+      <w:lvlJc w:val="left"/>
+      <w:pPr>
+        <w:tabs>
+          <w:tab w:val="num" w:pos="6480"/>
+        </w:tabs>
+        <w:ind w:left="6480" w:hanging="360"/>
+      </w:pPr>
+      <w:rPr>
+        <w:rFonts w:ascii="Wingdings" w:hAnsi="Wingdings" w:hint="default"/>
+        <w:sz w:val="20"/>
+      </w:rPr>
+    </w:lvl>
+  </w:abstractNum>
+  <w:abstractNum w:abstractNumId="7" w15:restartNumberingAfterBreak="0">
+    <w:nsid w:val="2A007A4D"/>
+    <w:multiLevelType w:val="multilevel"/>
+    <w:tmpl w:val="5DC0E910"/>
+    <w:lvl w:ilvl="0">
+      <w:start w:val="1"/>
+      <w:numFmt w:val="decimal"/>
+      <w:lvlText w:val="%1."/>
+      <w:lvlJc w:val="left"/>
+      <w:pPr>
+        <w:tabs>
+          <w:tab w:val="num" w:pos="720"/>
+        </w:tabs>
+        <w:ind w:left="720" w:hanging="360"/>
+      </w:pPr>
+    </w:lvl>
+    <w:lvl w:ilvl="1">
+      <w:start w:val="1"/>
+      <w:numFmt w:val="bullet"/>
+      <w:lvlText w:val="o"/>
+      <w:lvlJc w:val="left"/>
+      <w:pPr>
+        <w:tabs>
+          <w:tab w:val="num" w:pos="1440"/>
+        </w:tabs>
+        <w:ind w:left="1440" w:hanging="360"/>
+      </w:pPr>
+      <w:rPr>
+        <w:rFonts w:ascii="Courier New" w:hAnsi="Courier New" w:hint="default"/>
+        <w:sz w:val="20"/>
+      </w:rPr>
+    </w:lvl>
+    <w:lvl w:ilvl="2" w:tentative="1">
+      <w:start w:val="1"/>
+      <w:numFmt w:val="decimal"/>
+      <w:lvlText w:val="%3."/>
+      <w:lvlJc w:val="left"/>
+      <w:pPr>
+        <w:tabs>
+          <w:tab w:val="num" w:pos="2160"/>
+        </w:tabs>
+        <w:ind w:left="2160" w:hanging="360"/>
+      </w:pPr>
+    </w:lvl>
+    <w:lvl w:ilvl="3" w:tentative="1">
+      <w:start w:val="1"/>
+      <w:numFmt w:val="decimal"/>
+      <w:lvlText w:val="%4."/>
+      <w:lvlJc w:val="left"/>
+      <w:pPr>
+        <w:tabs>
+          <w:tab w:val="num" w:pos="2880"/>
+        </w:tabs>
+        <w:ind w:left="2880" w:hanging="360"/>
+      </w:pPr>
+    </w:lvl>
+    <w:lvl w:ilvl="4" w:tentative="1">
+      <w:start w:val="1"/>
+      <w:numFmt w:val="decimal"/>
+      <w:lvlText w:val="%5."/>
+      <w:lvlJc w:val="left"/>
+      <w:pPr>
+        <w:tabs>
+          <w:tab w:val="num" w:pos="3600"/>
+        </w:tabs>
+        <w:ind w:left="3600" w:hanging="360"/>
+      </w:pPr>
+    </w:lvl>
+    <w:lvl w:ilvl="5" w:tentative="1">
+      <w:start w:val="1"/>
+      <w:numFmt w:val="decimal"/>
+      <w:lvlText w:val="%6."/>
+      <w:lvlJc w:val="left"/>
+      <w:pPr>
+        <w:tabs>
+          <w:tab w:val="num" w:pos="4320"/>
+        </w:tabs>
+        <w:ind w:left="4320" w:hanging="360"/>
+      </w:pPr>
+    </w:lvl>
+    <w:lvl w:ilvl="6" w:tentative="1">
+      <w:start w:val="1"/>
+      <w:numFmt w:val="decimal"/>
+      <w:lvlText w:val="%7."/>
+      <w:lvlJc w:val="left"/>
+      <w:pPr>
+        <w:tabs>
+          <w:tab w:val="num" w:pos="5040"/>
+        </w:tabs>
+        <w:ind w:left="5040" w:hanging="360"/>
+      </w:pPr>
+    </w:lvl>
+    <w:lvl w:ilvl="7" w:tentative="1">
+      <w:start w:val="1"/>
+      <w:numFmt w:val="decimal"/>
+      <w:lvlText w:val="%8."/>
+      <w:lvlJc w:val="left"/>
+      <w:pPr>
+        <w:tabs>
+          <w:tab w:val="num" w:pos="5760"/>
+        </w:tabs>
+        <w:ind w:left="5760" w:hanging="360"/>
+      </w:pPr>
+    </w:lvl>
+    <w:lvl w:ilvl="8" w:tentative="1">
+      <w:start w:val="1"/>
+      <w:numFmt w:val="decimal"/>
+      <w:lvlText w:val="%9."/>
+      <w:lvlJc w:val="left"/>
+      <w:pPr>
+        <w:tabs>
+          <w:tab w:val="num" w:pos="6480"/>
+        </w:tabs>
+        <w:ind w:left="6480" w:hanging="360"/>
+      </w:pPr>
+    </w:lvl>
+  </w:abstractNum>
+  <w:abstractNum w:abstractNumId="8" w15:restartNumberingAfterBreak="0">
     <w:nsid w:val="2B3B2339"/>
     <w:multiLevelType w:val="multilevel"/>
     <w:tmpl w:val="18D4EAA6"/>
@@ -3025,7 +5231,305 @@
       </w:pPr>
     </w:lvl>
   </w:abstractNum>
-  <w:abstractNum w:abstractNumId="2" w15:restartNumberingAfterBreak="0">
+  <w:abstractNum w:abstractNumId="9" w15:restartNumberingAfterBreak="0">
+    <w:nsid w:val="2BE81BDD"/>
+    <w:multiLevelType w:val="multilevel"/>
+    <w:tmpl w:val="2EE46FCC"/>
+    <w:lvl w:ilvl="0">
+      <w:start w:val="1"/>
+      <w:numFmt w:val="bullet"/>
+      <w:lvlText w:val=""/>
+      <w:lvlJc w:val="left"/>
+      <w:pPr>
+        <w:tabs>
+          <w:tab w:val="num" w:pos="720"/>
+        </w:tabs>
+        <w:ind w:left="720" w:hanging="360"/>
+      </w:pPr>
+      <w:rPr>
+        <w:rFonts w:ascii="Symbol" w:hAnsi="Symbol" w:hint="default"/>
+        <w:sz w:val="20"/>
+      </w:rPr>
+    </w:lvl>
+    <w:lvl w:ilvl="1" w:tentative="1">
+      <w:start w:val="1"/>
+      <w:numFmt w:val="bullet"/>
+      <w:lvlText w:val="o"/>
+      <w:lvlJc w:val="left"/>
+      <w:pPr>
+        <w:tabs>
+          <w:tab w:val="num" w:pos="1440"/>
+        </w:tabs>
+        <w:ind w:left="1440" w:hanging="360"/>
+      </w:pPr>
+      <w:rPr>
+        <w:rFonts w:ascii="Courier New" w:hAnsi="Courier New" w:hint="default"/>
+        <w:sz w:val="20"/>
+      </w:rPr>
+    </w:lvl>
+    <w:lvl w:ilvl="2" w:tentative="1">
+      <w:start w:val="1"/>
+      <w:numFmt w:val="bullet"/>
+      <w:lvlText w:val=""/>
+      <w:lvlJc w:val="left"/>
+      <w:pPr>
+        <w:tabs>
+          <w:tab w:val="num" w:pos="2160"/>
+        </w:tabs>
+        <w:ind w:left="2160" w:hanging="360"/>
+      </w:pPr>
+      <w:rPr>
+        <w:rFonts w:ascii="Wingdings" w:hAnsi="Wingdings" w:hint="default"/>
+        <w:sz w:val="20"/>
+      </w:rPr>
+    </w:lvl>
+    <w:lvl w:ilvl="3" w:tentative="1">
+      <w:start w:val="1"/>
+      <w:numFmt w:val="bullet"/>
+      <w:lvlText w:val=""/>
+      <w:lvlJc w:val="left"/>
+      <w:pPr>
+        <w:tabs>
+          <w:tab w:val="num" w:pos="2880"/>
+        </w:tabs>
+        <w:ind w:left="2880" w:hanging="360"/>
+      </w:pPr>
+      <w:rPr>
+        <w:rFonts w:ascii="Wingdings" w:hAnsi="Wingdings" w:hint="default"/>
+        <w:sz w:val="20"/>
+      </w:rPr>
+    </w:lvl>
+    <w:lvl w:ilvl="4" w:tentative="1">
+      <w:start w:val="1"/>
+      <w:numFmt w:val="bullet"/>
+      <w:lvlText w:val=""/>
+      <w:lvlJc w:val="left"/>
+      <w:pPr>
+        <w:tabs>
+          <w:tab w:val="num" w:pos="3600"/>
+        </w:tabs>
+        <w:ind w:left="3600" w:hanging="360"/>
+      </w:pPr>
+      <w:rPr>
+        <w:rFonts w:ascii="Wingdings" w:hAnsi="Wingdings" w:hint="default"/>
+        <w:sz w:val="20"/>
+      </w:rPr>
+    </w:lvl>
+    <w:lvl w:ilvl="5" w:tentative="1">
+      <w:start w:val="1"/>
+      <w:numFmt w:val="bullet"/>
+      <w:lvlText w:val=""/>
+      <w:lvlJc w:val="left"/>
+      <w:pPr>
+        <w:tabs>
+          <w:tab w:val="num" w:pos="4320"/>
+        </w:tabs>
+        <w:ind w:left="4320" w:hanging="360"/>
+      </w:pPr>
+      <w:rPr>
+        <w:rFonts w:ascii="Wingdings" w:hAnsi="Wingdings" w:hint="default"/>
+        <w:sz w:val="20"/>
+      </w:rPr>
+    </w:lvl>
+    <w:lvl w:ilvl="6" w:tentative="1">
+      <w:start w:val="1"/>
+      <w:numFmt w:val="bullet"/>
+      <w:lvlText w:val=""/>
+      <w:lvlJc w:val="left"/>
+      <w:pPr>
+        <w:tabs>
+          <w:tab w:val="num" w:pos="5040"/>
+        </w:tabs>
+        <w:ind w:left="5040" w:hanging="360"/>
+      </w:pPr>
+      <w:rPr>
+        <w:rFonts w:ascii="Wingdings" w:hAnsi="Wingdings" w:hint="default"/>
+        <w:sz w:val="20"/>
+      </w:rPr>
+    </w:lvl>
+    <w:lvl w:ilvl="7" w:tentative="1">
+      <w:start w:val="1"/>
+      <w:numFmt w:val="bullet"/>
+      <w:lvlText w:val=""/>
+      <w:lvlJc w:val="left"/>
+      <w:pPr>
+        <w:tabs>
+          <w:tab w:val="num" w:pos="5760"/>
+        </w:tabs>
+        <w:ind w:left="5760" w:hanging="360"/>
+      </w:pPr>
+      <w:rPr>
+        <w:rFonts w:ascii="Wingdings" w:hAnsi="Wingdings" w:hint="default"/>
+        <w:sz w:val="20"/>
+      </w:rPr>
+    </w:lvl>
+    <w:lvl w:ilvl="8" w:tentative="1">
+      <w:start w:val="1"/>
+      <w:numFmt w:val="bullet"/>
+      <w:lvlText w:val=""/>
+      <w:lvlJc w:val="left"/>
+      <w:pPr>
+        <w:tabs>
+          <w:tab w:val="num" w:pos="6480"/>
+        </w:tabs>
+        <w:ind w:left="6480" w:hanging="360"/>
+      </w:pPr>
+      <w:rPr>
+        <w:rFonts w:ascii="Wingdings" w:hAnsi="Wingdings" w:hint="default"/>
+        <w:sz w:val="20"/>
+      </w:rPr>
+    </w:lvl>
+  </w:abstractNum>
+  <w:abstractNum w:abstractNumId="10" w15:restartNumberingAfterBreak="0">
+    <w:nsid w:val="2E7F7A97"/>
+    <w:multiLevelType w:val="multilevel"/>
+    <w:tmpl w:val="65781056"/>
+    <w:lvl w:ilvl="0">
+      <w:start w:val="1"/>
+      <w:numFmt w:val="bullet"/>
+      <w:lvlText w:val=""/>
+      <w:lvlJc w:val="left"/>
+      <w:pPr>
+        <w:tabs>
+          <w:tab w:val="num" w:pos="720"/>
+        </w:tabs>
+        <w:ind w:left="720" w:hanging="360"/>
+      </w:pPr>
+      <w:rPr>
+        <w:rFonts w:ascii="Symbol" w:hAnsi="Symbol" w:hint="default"/>
+        <w:sz w:val="20"/>
+      </w:rPr>
+    </w:lvl>
+    <w:lvl w:ilvl="1" w:tentative="1">
+      <w:start w:val="1"/>
+      <w:numFmt w:val="bullet"/>
+      <w:lvlText w:val="o"/>
+      <w:lvlJc w:val="left"/>
+      <w:pPr>
+        <w:tabs>
+          <w:tab w:val="num" w:pos="1440"/>
+        </w:tabs>
+        <w:ind w:left="1440" w:hanging="360"/>
+      </w:pPr>
+      <w:rPr>
+        <w:rFonts w:ascii="Courier New" w:hAnsi="Courier New" w:hint="default"/>
+        <w:sz w:val="20"/>
+      </w:rPr>
+    </w:lvl>
+    <w:lvl w:ilvl="2" w:tentative="1">
+      <w:start w:val="1"/>
+      <w:numFmt w:val="bullet"/>
+      <w:lvlText w:val=""/>
+      <w:lvlJc w:val="left"/>
+      <w:pPr>
+        <w:tabs>
+          <w:tab w:val="num" w:pos="2160"/>
+        </w:tabs>
+        <w:ind w:left="2160" w:hanging="360"/>
+      </w:pPr>
+      <w:rPr>
+        <w:rFonts w:ascii="Wingdings" w:hAnsi="Wingdings" w:hint="default"/>
+        <w:sz w:val="20"/>
+      </w:rPr>
+    </w:lvl>
+    <w:lvl w:ilvl="3" w:tentative="1">
+      <w:start w:val="1"/>
+      <w:numFmt w:val="bullet"/>
+      <w:lvlText w:val=""/>
+      <w:lvlJc w:val="left"/>
+      <w:pPr>
+        <w:tabs>
+          <w:tab w:val="num" w:pos="2880"/>
+        </w:tabs>
+        <w:ind w:left="2880" w:hanging="360"/>
+      </w:pPr>
+      <w:rPr>
+        <w:rFonts w:ascii="Wingdings" w:hAnsi="Wingdings" w:hint="default"/>
+        <w:sz w:val="20"/>
+      </w:rPr>
+    </w:lvl>
+    <w:lvl w:ilvl="4" w:tentative="1">
+      <w:start w:val="1"/>
+      <w:numFmt w:val="bullet"/>
+      <w:lvlText w:val=""/>
+      <w:lvlJc w:val="left"/>
+      <w:pPr>
+        <w:tabs>
+          <w:tab w:val="num" w:pos="3600"/>
+        </w:tabs>
+        <w:ind w:left="3600" w:hanging="360"/>
+      </w:pPr>
+      <w:rPr>
+        <w:rFonts w:ascii="Wingdings" w:hAnsi="Wingdings" w:hint="default"/>
+        <w:sz w:val="20"/>
+      </w:rPr>
+    </w:lvl>
+    <w:lvl w:ilvl="5" w:tentative="1">
+      <w:start w:val="1"/>
+      <w:numFmt w:val="bullet"/>
+      <w:lvlText w:val=""/>
+      <w:lvlJc w:val="left"/>
+      <w:pPr>
+        <w:tabs>
+          <w:tab w:val="num" w:pos="4320"/>
+        </w:tabs>
+        <w:ind w:left="4320" w:hanging="360"/>
+      </w:pPr>
+      <w:rPr>
+        <w:rFonts w:ascii="Wingdings" w:hAnsi="Wingdings" w:hint="default"/>
+        <w:sz w:val="20"/>
+      </w:rPr>
+    </w:lvl>
+    <w:lvl w:ilvl="6" w:tentative="1">
+      <w:start w:val="1"/>
+      <w:numFmt w:val="bullet"/>
+      <w:lvlText w:val=""/>
+      <w:lvlJc w:val="left"/>
+      <w:pPr>
+        <w:tabs>
+          <w:tab w:val="num" w:pos="5040"/>
+        </w:tabs>
+        <w:ind w:left="5040" w:hanging="360"/>
+      </w:pPr>
+      <w:rPr>
+        <w:rFonts w:ascii="Wingdings" w:hAnsi="Wingdings" w:hint="default"/>
+        <w:sz w:val="20"/>
+      </w:rPr>
+    </w:lvl>
+    <w:lvl w:ilvl="7" w:tentative="1">
+      <w:start w:val="1"/>
+      <w:numFmt w:val="bullet"/>
+      <w:lvlText w:val=""/>
+      <w:lvlJc w:val="left"/>
+      <w:pPr>
+        <w:tabs>
+          <w:tab w:val="num" w:pos="5760"/>
+        </w:tabs>
+        <w:ind w:left="5760" w:hanging="360"/>
+      </w:pPr>
+      <w:rPr>
+        <w:rFonts w:ascii="Wingdings" w:hAnsi="Wingdings" w:hint="default"/>
+        <w:sz w:val="20"/>
+      </w:rPr>
+    </w:lvl>
+    <w:lvl w:ilvl="8" w:tentative="1">
+      <w:start w:val="1"/>
+      <w:numFmt w:val="bullet"/>
+      <w:lvlText w:val=""/>
+      <w:lvlJc w:val="left"/>
+      <w:pPr>
+        <w:tabs>
+          <w:tab w:val="num" w:pos="6480"/>
+        </w:tabs>
+        <w:ind w:left="6480" w:hanging="360"/>
+      </w:pPr>
+      <w:rPr>
+        <w:rFonts w:ascii="Wingdings" w:hAnsi="Wingdings" w:hint="default"/>
+        <w:sz w:val="20"/>
+      </w:rPr>
+    </w:lvl>
+  </w:abstractNum>
+  <w:abstractNum w:abstractNumId="11" w15:restartNumberingAfterBreak="0">
     <w:nsid w:val="35EA0A69"/>
     <w:multiLevelType w:val="multilevel"/>
     <w:tmpl w:val="125A7862"/>
@@ -3142,7 +5646,7 @@
       </w:pPr>
     </w:lvl>
   </w:abstractNum>
-  <w:abstractNum w:abstractNumId="3" w15:restartNumberingAfterBreak="0">
+  <w:abstractNum w:abstractNumId="12" w15:restartNumberingAfterBreak="0">
     <w:nsid w:val="3D343B35"/>
     <w:multiLevelType w:val="multilevel"/>
     <w:tmpl w:val="1BFCFBE6"/>
@@ -3255,7 +5759,7 @@
       </w:pPr>
     </w:lvl>
   </w:abstractNum>
-  <w:abstractNum w:abstractNumId="4" w15:restartNumberingAfterBreak="0">
+  <w:abstractNum w:abstractNumId="13" w15:restartNumberingAfterBreak="0">
     <w:nsid w:val="46E90F75"/>
     <w:multiLevelType w:val="multilevel"/>
     <w:tmpl w:val="F47E22C6"/>
@@ -3372,7 +5876,156 @@
       </w:pPr>
     </w:lvl>
   </w:abstractNum>
-  <w:abstractNum w:abstractNumId="5" w15:restartNumberingAfterBreak="0">
+  <w:abstractNum w:abstractNumId="14" w15:restartNumberingAfterBreak="0">
+    <w:nsid w:val="4EF0015B"/>
+    <w:multiLevelType w:val="multilevel"/>
+    <w:tmpl w:val="4282D666"/>
+    <w:lvl w:ilvl="0">
+      <w:start w:val="1"/>
+      <w:numFmt w:val="bullet"/>
+      <w:lvlText w:val=""/>
+      <w:lvlJc w:val="left"/>
+      <w:pPr>
+        <w:tabs>
+          <w:tab w:val="num" w:pos="720"/>
+        </w:tabs>
+        <w:ind w:left="720" w:hanging="360"/>
+      </w:pPr>
+      <w:rPr>
+        <w:rFonts w:ascii="Symbol" w:hAnsi="Symbol" w:hint="default"/>
+        <w:sz w:val="20"/>
+      </w:rPr>
+    </w:lvl>
+    <w:lvl w:ilvl="1" w:tentative="1">
+      <w:start w:val="1"/>
+      <w:numFmt w:val="bullet"/>
+      <w:lvlText w:val="o"/>
+      <w:lvlJc w:val="left"/>
+      <w:pPr>
+        <w:tabs>
+          <w:tab w:val="num" w:pos="1440"/>
+        </w:tabs>
+        <w:ind w:left="1440" w:hanging="360"/>
+      </w:pPr>
+      <w:rPr>
+        <w:rFonts w:ascii="Courier New" w:hAnsi="Courier New" w:hint="default"/>
+        <w:sz w:val="20"/>
+      </w:rPr>
+    </w:lvl>
+    <w:lvl w:ilvl="2" w:tentative="1">
+      <w:start w:val="1"/>
+      <w:numFmt w:val="bullet"/>
+      <w:lvlText w:val=""/>
+      <w:lvlJc w:val="left"/>
+      <w:pPr>
+        <w:tabs>
+          <w:tab w:val="num" w:pos="2160"/>
+        </w:tabs>
+        <w:ind w:left="2160" w:hanging="360"/>
+      </w:pPr>
+      <w:rPr>
+        <w:rFonts w:ascii="Wingdings" w:hAnsi="Wingdings" w:hint="default"/>
+        <w:sz w:val="20"/>
+      </w:rPr>
+    </w:lvl>
+    <w:lvl w:ilvl="3" w:tentative="1">
+      <w:start w:val="1"/>
+      <w:numFmt w:val="bullet"/>
+      <w:lvlText w:val=""/>
+      <w:lvlJc w:val="left"/>
+      <w:pPr>
+        <w:tabs>
+          <w:tab w:val="num" w:pos="2880"/>
+        </w:tabs>
+        <w:ind w:left="2880" w:hanging="360"/>
+      </w:pPr>
+      <w:rPr>
+        <w:rFonts w:ascii="Wingdings" w:hAnsi="Wingdings" w:hint="default"/>
+        <w:sz w:val="20"/>
+      </w:rPr>
+    </w:lvl>
+    <w:lvl w:ilvl="4" w:tentative="1">
+      <w:start w:val="1"/>
+      <w:numFmt w:val="bullet"/>
+      <w:lvlText w:val=""/>
+      <w:lvlJc w:val="left"/>
+      <w:pPr>
+        <w:tabs>
+          <w:tab w:val="num" w:pos="3600"/>
+        </w:tabs>
+        <w:ind w:left="3600" w:hanging="360"/>
+      </w:pPr>
+      <w:rPr>
+        <w:rFonts w:ascii="Wingdings" w:hAnsi="Wingdings" w:hint="default"/>
+        <w:sz w:val="20"/>
+      </w:rPr>
+    </w:lvl>
+    <w:lvl w:ilvl="5" w:tentative="1">
+      <w:start w:val="1"/>
+      <w:numFmt w:val="bullet"/>
+      <w:lvlText w:val=""/>
+      <w:lvlJc w:val="left"/>
+      <w:pPr>
+        <w:tabs>
+          <w:tab w:val="num" w:pos="4320"/>
+        </w:tabs>
+        <w:ind w:left="4320" w:hanging="360"/>
+      </w:pPr>
+      <w:rPr>
+        <w:rFonts w:ascii="Wingdings" w:hAnsi="Wingdings" w:hint="default"/>
+        <w:sz w:val="20"/>
+      </w:rPr>
+    </w:lvl>
+    <w:lvl w:ilvl="6" w:tentative="1">
+      <w:start w:val="1"/>
+      <w:numFmt w:val="bullet"/>
+      <w:lvlText w:val=""/>
+      <w:lvlJc w:val="left"/>
+      <w:pPr>
+        <w:tabs>
+          <w:tab w:val="num" w:pos="5040"/>
+        </w:tabs>
+        <w:ind w:left="5040" w:hanging="360"/>
+      </w:pPr>
+      <w:rPr>
+        <w:rFonts w:ascii="Wingdings" w:hAnsi="Wingdings" w:hint="default"/>
+        <w:sz w:val="20"/>
+      </w:rPr>
+    </w:lvl>
+    <w:lvl w:ilvl="7" w:tentative="1">
+      <w:start w:val="1"/>
+      <w:numFmt w:val="bullet"/>
+      <w:lvlText w:val=""/>
+      <w:lvlJc w:val="left"/>
+      <w:pPr>
+        <w:tabs>
+          <w:tab w:val="num" w:pos="5760"/>
+        </w:tabs>
+        <w:ind w:left="5760" w:hanging="360"/>
+      </w:pPr>
+      <w:rPr>
+        <w:rFonts w:ascii="Wingdings" w:hAnsi="Wingdings" w:hint="default"/>
+        <w:sz w:val="20"/>
+      </w:rPr>
+    </w:lvl>
+    <w:lvl w:ilvl="8" w:tentative="1">
+      <w:start w:val="1"/>
+      <w:numFmt w:val="bullet"/>
+      <w:lvlText w:val=""/>
+      <w:lvlJc w:val="left"/>
+      <w:pPr>
+        <w:tabs>
+          <w:tab w:val="num" w:pos="6480"/>
+        </w:tabs>
+        <w:ind w:left="6480" w:hanging="360"/>
+      </w:pPr>
+      <w:rPr>
+        <w:rFonts w:ascii="Wingdings" w:hAnsi="Wingdings" w:hint="default"/>
+        <w:sz w:val="20"/>
+      </w:rPr>
+    </w:lvl>
+  </w:abstractNum>
+  <w:abstractNum w:abstractNumId="15" w15:restartNumberingAfterBreak="0">
     <w:nsid w:val="4FFE16C8"/>
     <w:multiLevelType w:val="multilevel"/>
     <w:tmpl w:val="4016D7C4"/>
@@ -3485,7 +6138,7 @@
       </w:pPr>
     </w:lvl>
   </w:abstractNum>
-  <w:abstractNum w:abstractNumId="6" w15:restartNumberingAfterBreak="0">
+  <w:abstractNum w:abstractNumId="16" w15:restartNumberingAfterBreak="0">
     <w:nsid w:val="510731B2"/>
     <w:multiLevelType w:val="multilevel"/>
     <w:tmpl w:val="DE1C5BA4"/>
@@ -3602,7 +6255,418 @@
       </w:pPr>
     </w:lvl>
   </w:abstractNum>
-  <w:abstractNum w:abstractNumId="7" w15:restartNumberingAfterBreak="0">
+  <w:abstractNum w:abstractNumId="17" w15:restartNumberingAfterBreak="0">
+    <w:nsid w:val="54EB080A"/>
+    <w:multiLevelType w:val="multilevel"/>
+    <w:tmpl w:val="351CC1EC"/>
+    <w:lvl w:ilvl="0">
+      <w:start w:val="1"/>
+      <w:numFmt w:val="bullet"/>
+      <w:lvlText w:val=""/>
+      <w:lvlJc w:val="left"/>
+      <w:pPr>
+        <w:tabs>
+          <w:tab w:val="num" w:pos="720"/>
+        </w:tabs>
+        <w:ind w:left="720" w:hanging="360"/>
+      </w:pPr>
+      <w:rPr>
+        <w:rFonts w:ascii="Symbol" w:hAnsi="Symbol" w:hint="default"/>
+        <w:sz w:val="20"/>
+      </w:rPr>
+    </w:lvl>
+    <w:lvl w:ilvl="1" w:tentative="1">
+      <w:start w:val="1"/>
+      <w:numFmt w:val="bullet"/>
+      <w:lvlText w:val="o"/>
+      <w:lvlJc w:val="left"/>
+      <w:pPr>
+        <w:tabs>
+          <w:tab w:val="num" w:pos="1440"/>
+        </w:tabs>
+        <w:ind w:left="1440" w:hanging="360"/>
+      </w:pPr>
+      <w:rPr>
+        <w:rFonts w:ascii="Courier New" w:hAnsi="Courier New" w:hint="default"/>
+        <w:sz w:val="20"/>
+      </w:rPr>
+    </w:lvl>
+    <w:lvl w:ilvl="2" w:tentative="1">
+      <w:start w:val="1"/>
+      <w:numFmt w:val="bullet"/>
+      <w:lvlText w:val=""/>
+      <w:lvlJc w:val="left"/>
+      <w:pPr>
+        <w:tabs>
+          <w:tab w:val="num" w:pos="2160"/>
+        </w:tabs>
+        <w:ind w:left="2160" w:hanging="360"/>
+      </w:pPr>
+      <w:rPr>
+        <w:rFonts w:ascii="Wingdings" w:hAnsi="Wingdings" w:hint="default"/>
+        <w:sz w:val="20"/>
+      </w:rPr>
+    </w:lvl>
+    <w:lvl w:ilvl="3" w:tentative="1">
+      <w:start w:val="1"/>
+      <w:numFmt w:val="bullet"/>
+      <w:lvlText w:val=""/>
+      <w:lvlJc w:val="left"/>
+      <w:pPr>
+        <w:tabs>
+          <w:tab w:val="num" w:pos="2880"/>
+        </w:tabs>
+        <w:ind w:left="2880" w:hanging="360"/>
+      </w:pPr>
+      <w:rPr>
+        <w:rFonts w:ascii="Wingdings" w:hAnsi="Wingdings" w:hint="default"/>
+        <w:sz w:val="20"/>
+      </w:rPr>
+    </w:lvl>
+    <w:lvl w:ilvl="4" w:tentative="1">
+      <w:start w:val="1"/>
+      <w:numFmt w:val="bullet"/>
+      <w:lvlText w:val=""/>
+      <w:lvlJc w:val="left"/>
+      <w:pPr>
+        <w:tabs>
+          <w:tab w:val="num" w:pos="3600"/>
+        </w:tabs>
+        <w:ind w:left="3600" w:hanging="360"/>
+      </w:pPr>
+      <w:rPr>
+        <w:rFonts w:ascii="Wingdings" w:hAnsi="Wingdings" w:hint="default"/>
+        <w:sz w:val="20"/>
+      </w:rPr>
+    </w:lvl>
+    <w:lvl w:ilvl="5" w:tentative="1">
+      <w:start w:val="1"/>
+      <w:numFmt w:val="bullet"/>
+      <w:lvlText w:val=""/>
+      <w:lvlJc w:val="left"/>
+      <w:pPr>
+        <w:tabs>
+          <w:tab w:val="num" w:pos="4320"/>
+        </w:tabs>
+        <w:ind w:left="4320" w:hanging="360"/>
+      </w:pPr>
+      <w:rPr>
+        <w:rFonts w:ascii="Wingdings" w:hAnsi="Wingdings" w:hint="default"/>
+        <w:sz w:val="20"/>
+      </w:rPr>
+    </w:lvl>
+    <w:lvl w:ilvl="6" w:tentative="1">
+      <w:start w:val="1"/>
+      <w:numFmt w:val="bullet"/>
+      <w:lvlText w:val=""/>
+      <w:lvlJc w:val="left"/>
+      <w:pPr>
+        <w:tabs>
+          <w:tab w:val="num" w:pos="5040"/>
+        </w:tabs>
+        <w:ind w:left="5040" w:hanging="360"/>
+      </w:pPr>
+      <w:rPr>
+        <w:rFonts w:ascii="Wingdings" w:hAnsi="Wingdings" w:hint="default"/>
+        <w:sz w:val="20"/>
+      </w:rPr>
+    </w:lvl>
+    <w:lvl w:ilvl="7" w:tentative="1">
+      <w:start w:val="1"/>
+      <w:numFmt w:val="bullet"/>
+      <w:lvlText w:val=""/>
+      <w:lvlJc w:val="left"/>
+      <w:pPr>
+        <w:tabs>
+          <w:tab w:val="num" w:pos="5760"/>
+        </w:tabs>
+        <w:ind w:left="5760" w:hanging="360"/>
+      </w:pPr>
+      <w:rPr>
+        <w:rFonts w:ascii="Wingdings" w:hAnsi="Wingdings" w:hint="default"/>
+        <w:sz w:val="20"/>
+      </w:rPr>
+    </w:lvl>
+    <w:lvl w:ilvl="8" w:tentative="1">
+      <w:start w:val="1"/>
+      <w:numFmt w:val="bullet"/>
+      <w:lvlText w:val=""/>
+      <w:lvlJc w:val="left"/>
+      <w:pPr>
+        <w:tabs>
+          <w:tab w:val="num" w:pos="6480"/>
+        </w:tabs>
+        <w:ind w:left="6480" w:hanging="360"/>
+      </w:pPr>
+      <w:rPr>
+        <w:rFonts w:ascii="Wingdings" w:hAnsi="Wingdings" w:hint="default"/>
+        <w:sz w:val="20"/>
+      </w:rPr>
+    </w:lvl>
+  </w:abstractNum>
+  <w:abstractNum w:abstractNumId="18" w15:restartNumberingAfterBreak="0">
+    <w:nsid w:val="5CC00B0E"/>
+    <w:multiLevelType w:val="multilevel"/>
+    <w:tmpl w:val="71BEEF52"/>
+    <w:lvl w:ilvl="0">
+      <w:start w:val="1"/>
+      <w:numFmt w:val="bullet"/>
+      <w:lvlText w:val=""/>
+      <w:lvlJc w:val="left"/>
+      <w:pPr>
+        <w:tabs>
+          <w:tab w:val="num" w:pos="720"/>
+        </w:tabs>
+        <w:ind w:left="720" w:hanging="360"/>
+      </w:pPr>
+      <w:rPr>
+        <w:rFonts w:ascii="Symbol" w:hAnsi="Symbol" w:hint="default"/>
+        <w:sz w:val="20"/>
+      </w:rPr>
+    </w:lvl>
+    <w:lvl w:ilvl="1" w:tentative="1">
+      <w:start w:val="1"/>
+      <w:numFmt w:val="bullet"/>
+      <w:lvlText w:val="o"/>
+      <w:lvlJc w:val="left"/>
+      <w:pPr>
+        <w:tabs>
+          <w:tab w:val="num" w:pos="1440"/>
+        </w:tabs>
+        <w:ind w:left="1440" w:hanging="360"/>
+      </w:pPr>
+      <w:rPr>
+        <w:rFonts w:ascii="Courier New" w:hAnsi="Courier New" w:hint="default"/>
+        <w:sz w:val="20"/>
+      </w:rPr>
+    </w:lvl>
+    <w:lvl w:ilvl="2" w:tentative="1">
+      <w:start w:val="1"/>
+      <w:numFmt w:val="bullet"/>
+      <w:lvlText w:val=""/>
+      <w:lvlJc w:val="left"/>
+      <w:pPr>
+        <w:tabs>
+          <w:tab w:val="num" w:pos="2160"/>
+        </w:tabs>
+        <w:ind w:left="2160" w:hanging="360"/>
+      </w:pPr>
+      <w:rPr>
+        <w:rFonts w:ascii="Wingdings" w:hAnsi="Wingdings" w:hint="default"/>
+        <w:sz w:val="20"/>
+      </w:rPr>
+    </w:lvl>
+    <w:lvl w:ilvl="3" w:tentative="1">
+      <w:start w:val="1"/>
+      <w:numFmt w:val="bullet"/>
+      <w:lvlText w:val=""/>
+      <w:lvlJc w:val="left"/>
+      <w:pPr>
+        <w:tabs>
+          <w:tab w:val="num" w:pos="2880"/>
+        </w:tabs>
+        <w:ind w:left="2880" w:hanging="360"/>
+      </w:pPr>
+      <w:rPr>
+        <w:rFonts w:ascii="Wingdings" w:hAnsi="Wingdings" w:hint="default"/>
+        <w:sz w:val="20"/>
+      </w:rPr>
+    </w:lvl>
+    <w:lvl w:ilvl="4" w:tentative="1">
+      <w:start w:val="1"/>
+      <w:numFmt w:val="bullet"/>
+      <w:lvlText w:val=""/>
+      <w:lvlJc w:val="left"/>
+      <w:pPr>
+        <w:tabs>
+          <w:tab w:val="num" w:pos="3600"/>
+        </w:tabs>
+        <w:ind w:left="3600" w:hanging="360"/>
+      </w:pPr>
+      <w:rPr>
+        <w:rFonts w:ascii="Wingdings" w:hAnsi="Wingdings" w:hint="default"/>
+        <w:sz w:val="20"/>
+      </w:rPr>
+    </w:lvl>
+    <w:lvl w:ilvl="5" w:tentative="1">
+      <w:start w:val="1"/>
+      <w:numFmt w:val="bullet"/>
+      <w:lvlText w:val=""/>
+      <w:lvlJc w:val="left"/>
+      <w:pPr>
+        <w:tabs>
+          <w:tab w:val="num" w:pos="4320"/>
+        </w:tabs>
+        <w:ind w:left="4320" w:hanging="360"/>
+      </w:pPr>
+      <w:rPr>
+        <w:rFonts w:ascii="Wingdings" w:hAnsi="Wingdings" w:hint="default"/>
+        <w:sz w:val="20"/>
+      </w:rPr>
+    </w:lvl>
+    <w:lvl w:ilvl="6" w:tentative="1">
+      <w:start w:val="1"/>
+      <w:numFmt w:val="bullet"/>
+      <w:lvlText w:val=""/>
+      <w:lvlJc w:val="left"/>
+      <w:pPr>
+        <w:tabs>
+          <w:tab w:val="num" w:pos="5040"/>
+        </w:tabs>
+        <w:ind w:left="5040" w:hanging="360"/>
+      </w:pPr>
+      <w:rPr>
+        <w:rFonts w:ascii="Wingdings" w:hAnsi="Wingdings" w:hint="default"/>
+        <w:sz w:val="20"/>
+      </w:rPr>
+    </w:lvl>
+    <w:lvl w:ilvl="7" w:tentative="1">
+      <w:start w:val="1"/>
+      <w:numFmt w:val="bullet"/>
+      <w:lvlText w:val=""/>
+      <w:lvlJc w:val="left"/>
+      <w:pPr>
+        <w:tabs>
+          <w:tab w:val="num" w:pos="5760"/>
+        </w:tabs>
+        <w:ind w:left="5760" w:hanging="360"/>
+      </w:pPr>
+      <w:rPr>
+        <w:rFonts w:ascii="Wingdings" w:hAnsi="Wingdings" w:hint="default"/>
+        <w:sz w:val="20"/>
+      </w:rPr>
+    </w:lvl>
+    <w:lvl w:ilvl="8" w:tentative="1">
+      <w:start w:val="1"/>
+      <w:numFmt w:val="bullet"/>
+      <w:lvlText w:val=""/>
+      <w:lvlJc w:val="left"/>
+      <w:pPr>
+        <w:tabs>
+          <w:tab w:val="num" w:pos="6480"/>
+        </w:tabs>
+        <w:ind w:left="6480" w:hanging="360"/>
+      </w:pPr>
+      <w:rPr>
+        <w:rFonts w:ascii="Wingdings" w:hAnsi="Wingdings" w:hint="default"/>
+        <w:sz w:val="20"/>
+      </w:rPr>
+    </w:lvl>
+  </w:abstractNum>
+  <w:abstractNum w:abstractNumId="19" w15:restartNumberingAfterBreak="0">
+    <w:nsid w:val="5D2812C8"/>
+    <w:multiLevelType w:val="multilevel"/>
+    <w:tmpl w:val="6D1A0FC0"/>
+    <w:lvl w:ilvl="0">
+      <w:start w:val="3"/>
+      <w:numFmt w:val="decimal"/>
+      <w:lvlText w:val="%1."/>
+      <w:lvlJc w:val="left"/>
+      <w:pPr>
+        <w:tabs>
+          <w:tab w:val="num" w:pos="720"/>
+        </w:tabs>
+        <w:ind w:left="720" w:hanging="360"/>
+      </w:pPr>
+    </w:lvl>
+    <w:lvl w:ilvl="1" w:tentative="1">
+      <w:start w:val="1"/>
+      <w:numFmt w:val="decimal"/>
+      <w:lvlText w:val="%2."/>
+      <w:lvlJc w:val="left"/>
+      <w:pPr>
+        <w:tabs>
+          <w:tab w:val="num" w:pos="1440"/>
+        </w:tabs>
+        <w:ind w:left="1440" w:hanging="360"/>
+      </w:pPr>
+    </w:lvl>
+    <w:lvl w:ilvl="2" w:tentative="1">
+      <w:start w:val="1"/>
+      <w:numFmt w:val="decimal"/>
+      <w:lvlText w:val="%3."/>
+      <w:lvlJc w:val="left"/>
+      <w:pPr>
+        <w:tabs>
+          <w:tab w:val="num" w:pos="2160"/>
+        </w:tabs>
+        <w:ind w:left="2160" w:hanging="360"/>
+      </w:pPr>
+    </w:lvl>
+    <w:lvl w:ilvl="3" w:tentative="1">
+      <w:start w:val="1"/>
+      <w:numFmt w:val="decimal"/>
+      <w:lvlText w:val="%4."/>
+      <w:lvlJc w:val="left"/>
+      <w:pPr>
+        <w:tabs>
+          <w:tab w:val="num" w:pos="2880"/>
+        </w:tabs>
+        <w:ind w:left="2880" w:hanging="360"/>
+      </w:pPr>
+    </w:lvl>
+    <w:lvl w:ilvl="4" w:tentative="1">
+      <w:start w:val="1"/>
+      <w:numFmt w:val="decimal"/>
+      <w:lvlText w:val="%5."/>
+      <w:lvlJc w:val="left"/>
+      <w:pPr>
+        <w:tabs>
+          <w:tab w:val="num" w:pos="3600"/>
+        </w:tabs>
+        <w:ind w:left="3600" w:hanging="360"/>
+      </w:pPr>
+    </w:lvl>
+    <w:lvl w:ilvl="5" w:tentative="1">
+      <w:start w:val="1"/>
+      <w:numFmt w:val="decimal"/>
+      <w:lvlText w:val="%6."/>
+      <w:lvlJc w:val="left"/>
+      <w:pPr>
+        <w:tabs>
+          <w:tab w:val="num" w:pos="4320"/>
+        </w:tabs>
+        <w:ind w:left="4320" w:hanging="360"/>
+      </w:pPr>
+    </w:lvl>
+    <w:lvl w:ilvl="6" w:tentative="1">
+      <w:start w:val="1"/>
+      <w:numFmt w:val="decimal"/>
+      <w:lvlText w:val="%7."/>
+      <w:lvlJc w:val="left"/>
+      <w:pPr>
+        <w:tabs>
+          <w:tab w:val="num" w:pos="5040"/>
+        </w:tabs>
+        <w:ind w:left="5040" w:hanging="360"/>
+      </w:pPr>
+    </w:lvl>
+    <w:lvl w:ilvl="7" w:tentative="1">
+      <w:start w:val="1"/>
+      <w:numFmt w:val="decimal"/>
+      <w:lvlText w:val="%8."/>
+      <w:lvlJc w:val="left"/>
+      <w:pPr>
+        <w:tabs>
+          <w:tab w:val="num" w:pos="5760"/>
+        </w:tabs>
+        <w:ind w:left="5760" w:hanging="360"/>
+      </w:pPr>
+    </w:lvl>
+    <w:lvl w:ilvl="8" w:tentative="1">
+      <w:start w:val="1"/>
+      <w:numFmt w:val="decimal"/>
+      <w:lvlText w:val="%9."/>
+      <w:lvlJc w:val="left"/>
+      <w:pPr>
+        <w:tabs>
+          <w:tab w:val="num" w:pos="6480"/>
+        </w:tabs>
+        <w:ind w:left="6480" w:hanging="360"/>
+      </w:pPr>
+    </w:lvl>
+  </w:abstractNum>
+  <w:abstractNum w:abstractNumId="20" w15:restartNumberingAfterBreak="0">
     <w:nsid w:val="5DCC12A1"/>
     <w:multiLevelType w:val="multilevel"/>
     <w:tmpl w:val="E1F05BD4"/>
@@ -3715,7 +6779,7 @@
       </w:pPr>
     </w:lvl>
   </w:abstractNum>
-  <w:abstractNum w:abstractNumId="8" w15:restartNumberingAfterBreak="0">
+  <w:abstractNum w:abstractNumId="21" w15:restartNumberingAfterBreak="0">
     <w:nsid w:val="6AE46EA4"/>
     <w:multiLevelType w:val="multilevel"/>
     <w:tmpl w:val="96B082E4"/>
@@ -3828,7 +6892,269 @@
       </w:pPr>
     </w:lvl>
   </w:abstractNum>
-  <w:abstractNum w:abstractNumId="9" w15:restartNumberingAfterBreak="0">
+  <w:abstractNum w:abstractNumId="22" w15:restartNumberingAfterBreak="0">
+    <w:nsid w:val="70A54702"/>
+    <w:multiLevelType w:val="multilevel"/>
+    <w:tmpl w:val="A21C899E"/>
+    <w:lvl w:ilvl="0">
+      <w:start w:val="1"/>
+      <w:numFmt w:val="bullet"/>
+      <w:lvlText w:val=""/>
+      <w:lvlJc w:val="left"/>
+      <w:pPr>
+        <w:tabs>
+          <w:tab w:val="num" w:pos="720"/>
+        </w:tabs>
+        <w:ind w:left="720" w:hanging="360"/>
+      </w:pPr>
+      <w:rPr>
+        <w:rFonts w:ascii="Symbol" w:hAnsi="Symbol" w:hint="default"/>
+        <w:sz w:val="20"/>
+      </w:rPr>
+    </w:lvl>
+    <w:lvl w:ilvl="1" w:tentative="1">
+      <w:start w:val="1"/>
+      <w:numFmt w:val="bullet"/>
+      <w:lvlText w:val="o"/>
+      <w:lvlJc w:val="left"/>
+      <w:pPr>
+        <w:tabs>
+          <w:tab w:val="num" w:pos="1440"/>
+        </w:tabs>
+        <w:ind w:left="1440" w:hanging="360"/>
+      </w:pPr>
+      <w:rPr>
+        <w:rFonts w:ascii="Courier New" w:hAnsi="Courier New" w:hint="default"/>
+        <w:sz w:val="20"/>
+      </w:rPr>
+    </w:lvl>
+    <w:lvl w:ilvl="2" w:tentative="1">
+      <w:start w:val="1"/>
+      <w:numFmt w:val="bullet"/>
+      <w:lvlText w:val=""/>
+      <w:lvlJc w:val="left"/>
+      <w:pPr>
+        <w:tabs>
+          <w:tab w:val="num" w:pos="2160"/>
+        </w:tabs>
+        <w:ind w:left="2160" w:hanging="360"/>
+      </w:pPr>
+      <w:rPr>
+        <w:rFonts w:ascii="Wingdings" w:hAnsi="Wingdings" w:hint="default"/>
+        <w:sz w:val="20"/>
+      </w:rPr>
+    </w:lvl>
+    <w:lvl w:ilvl="3" w:tentative="1">
+      <w:start w:val="1"/>
+      <w:numFmt w:val="bullet"/>
+      <w:lvlText w:val=""/>
+      <w:lvlJc w:val="left"/>
+      <w:pPr>
+        <w:tabs>
+          <w:tab w:val="num" w:pos="2880"/>
+        </w:tabs>
+        <w:ind w:left="2880" w:hanging="360"/>
+      </w:pPr>
+      <w:rPr>
+        <w:rFonts w:ascii="Wingdings" w:hAnsi="Wingdings" w:hint="default"/>
+        <w:sz w:val="20"/>
+      </w:rPr>
+    </w:lvl>
+    <w:lvl w:ilvl="4" w:tentative="1">
+      <w:start w:val="1"/>
+      <w:numFmt w:val="bullet"/>
+      <w:lvlText w:val=""/>
+      <w:lvlJc w:val="left"/>
+      <w:pPr>
+        <w:tabs>
+          <w:tab w:val="num" w:pos="3600"/>
+        </w:tabs>
+        <w:ind w:left="3600" w:hanging="360"/>
+      </w:pPr>
+      <w:rPr>
+        <w:rFonts w:ascii="Wingdings" w:hAnsi="Wingdings" w:hint="default"/>
+        <w:sz w:val="20"/>
+      </w:rPr>
+    </w:lvl>
+    <w:lvl w:ilvl="5" w:tentative="1">
+      <w:start w:val="1"/>
+      <w:numFmt w:val="bullet"/>
+      <w:lvlText w:val=""/>
+      <w:lvlJc w:val="left"/>
+      <w:pPr>
+        <w:tabs>
+          <w:tab w:val="num" w:pos="4320"/>
+        </w:tabs>
+        <w:ind w:left="4320" w:hanging="360"/>
+      </w:pPr>
+      <w:rPr>
+        <w:rFonts w:ascii="Wingdings" w:hAnsi="Wingdings" w:hint="default"/>
+        <w:sz w:val="20"/>
+      </w:rPr>
+    </w:lvl>
+    <w:lvl w:ilvl="6" w:tentative="1">
+      <w:start w:val="1"/>
+      <w:numFmt w:val="bullet"/>
+      <w:lvlText w:val=""/>
+      <w:lvlJc w:val="left"/>
+      <w:pPr>
+        <w:tabs>
+          <w:tab w:val="num" w:pos="5040"/>
+        </w:tabs>
+        <w:ind w:left="5040" w:hanging="360"/>
+      </w:pPr>
+      <w:rPr>
+        <w:rFonts w:ascii="Wingdings" w:hAnsi="Wingdings" w:hint="default"/>
+        <w:sz w:val="20"/>
+      </w:rPr>
+    </w:lvl>
+    <w:lvl w:ilvl="7" w:tentative="1">
+      <w:start w:val="1"/>
+      <w:numFmt w:val="bullet"/>
+      <w:lvlText w:val=""/>
+      <w:lvlJc w:val="left"/>
+      <w:pPr>
+        <w:tabs>
+          <w:tab w:val="num" w:pos="5760"/>
+        </w:tabs>
+        <w:ind w:left="5760" w:hanging="360"/>
+      </w:pPr>
+      <w:rPr>
+        <w:rFonts w:ascii="Wingdings" w:hAnsi="Wingdings" w:hint="default"/>
+        <w:sz w:val="20"/>
+      </w:rPr>
+    </w:lvl>
+    <w:lvl w:ilvl="8" w:tentative="1">
+      <w:start w:val="1"/>
+      <w:numFmt w:val="bullet"/>
+      <w:lvlText w:val=""/>
+      <w:lvlJc w:val="left"/>
+      <w:pPr>
+        <w:tabs>
+          <w:tab w:val="num" w:pos="6480"/>
+        </w:tabs>
+        <w:ind w:left="6480" w:hanging="360"/>
+      </w:pPr>
+      <w:rPr>
+        <w:rFonts w:ascii="Wingdings" w:hAnsi="Wingdings" w:hint="default"/>
+        <w:sz w:val="20"/>
+      </w:rPr>
+    </w:lvl>
+  </w:abstractNum>
+  <w:abstractNum w:abstractNumId="23" w15:restartNumberingAfterBreak="0">
+    <w:nsid w:val="74675D86"/>
+    <w:multiLevelType w:val="multilevel"/>
+    <w:tmpl w:val="2A1CF6EC"/>
+    <w:lvl w:ilvl="0">
+      <w:start w:val="4"/>
+      <w:numFmt w:val="decimal"/>
+      <w:lvlText w:val="%1."/>
+      <w:lvlJc w:val="left"/>
+      <w:pPr>
+        <w:tabs>
+          <w:tab w:val="num" w:pos="720"/>
+        </w:tabs>
+        <w:ind w:left="720" w:hanging="360"/>
+      </w:pPr>
+    </w:lvl>
+    <w:lvl w:ilvl="1" w:tentative="1">
+      <w:start w:val="1"/>
+      <w:numFmt w:val="decimal"/>
+      <w:lvlText w:val="%2."/>
+      <w:lvlJc w:val="left"/>
+      <w:pPr>
+        <w:tabs>
+          <w:tab w:val="num" w:pos="1440"/>
+        </w:tabs>
+        <w:ind w:left="1440" w:hanging="360"/>
+      </w:pPr>
+    </w:lvl>
+    <w:lvl w:ilvl="2" w:tentative="1">
+      <w:start w:val="1"/>
+      <w:numFmt w:val="decimal"/>
+      <w:lvlText w:val="%3."/>
+      <w:lvlJc w:val="left"/>
+      <w:pPr>
+        <w:tabs>
+          <w:tab w:val="num" w:pos="2160"/>
+        </w:tabs>
+        <w:ind w:left="2160" w:hanging="360"/>
+      </w:pPr>
+    </w:lvl>
+    <w:lvl w:ilvl="3" w:tentative="1">
+      <w:start w:val="1"/>
+      <w:numFmt w:val="decimal"/>
+      <w:lvlText w:val="%4."/>
+      <w:lvlJc w:val="left"/>
+      <w:pPr>
+        <w:tabs>
+          <w:tab w:val="num" w:pos="2880"/>
+        </w:tabs>
+        <w:ind w:left="2880" w:hanging="360"/>
+      </w:pPr>
+    </w:lvl>
+    <w:lvl w:ilvl="4" w:tentative="1">
+      <w:start w:val="1"/>
+      <w:numFmt w:val="decimal"/>
+      <w:lvlText w:val="%5."/>
+      <w:lvlJc w:val="left"/>
+      <w:pPr>
+        <w:tabs>
+          <w:tab w:val="num" w:pos="3600"/>
+        </w:tabs>
+        <w:ind w:left="3600" w:hanging="360"/>
+      </w:pPr>
+    </w:lvl>
+    <w:lvl w:ilvl="5" w:tentative="1">
+      <w:start w:val="1"/>
+      <w:numFmt w:val="decimal"/>
+      <w:lvlText w:val="%6."/>
+      <w:lvlJc w:val="left"/>
+      <w:pPr>
+        <w:tabs>
+          <w:tab w:val="num" w:pos="4320"/>
+        </w:tabs>
+        <w:ind w:left="4320" w:hanging="360"/>
+      </w:pPr>
+    </w:lvl>
+    <w:lvl w:ilvl="6" w:tentative="1">
+      <w:start w:val="1"/>
+      <w:numFmt w:val="decimal"/>
+      <w:lvlText w:val="%7."/>
+      <w:lvlJc w:val="left"/>
+      <w:pPr>
+        <w:tabs>
+          <w:tab w:val="num" w:pos="5040"/>
+        </w:tabs>
+        <w:ind w:left="5040" w:hanging="360"/>
+      </w:pPr>
+    </w:lvl>
+    <w:lvl w:ilvl="7" w:tentative="1">
+      <w:start w:val="1"/>
+      <w:numFmt w:val="decimal"/>
+      <w:lvlText w:val="%8."/>
+      <w:lvlJc w:val="left"/>
+      <w:pPr>
+        <w:tabs>
+          <w:tab w:val="num" w:pos="5760"/>
+        </w:tabs>
+        <w:ind w:left="5760" w:hanging="360"/>
+      </w:pPr>
+    </w:lvl>
+    <w:lvl w:ilvl="8" w:tentative="1">
+      <w:start w:val="1"/>
+      <w:numFmt w:val="decimal"/>
+      <w:lvlText w:val="%9."/>
+      <w:lvlJc w:val="left"/>
+      <w:pPr>
+        <w:tabs>
+          <w:tab w:val="num" w:pos="6480"/>
+        </w:tabs>
+        <w:ind w:left="6480" w:hanging="360"/>
+      </w:pPr>
+    </w:lvl>
+  </w:abstractNum>
+  <w:abstractNum w:abstractNumId="24" w15:restartNumberingAfterBreak="0">
     <w:nsid w:val="746E744E"/>
     <w:multiLevelType w:val="multilevel"/>
     <w:tmpl w:val="4300B4BC"/>
@@ -3945,35 +7271,196 @@
       </w:pPr>
     </w:lvl>
   </w:abstractNum>
+  <w:abstractNum w:abstractNumId="25" w15:restartNumberingAfterBreak="0">
+    <w:nsid w:val="7CC448D3"/>
+    <w:multiLevelType w:val="multilevel"/>
+    <w:tmpl w:val="04126F88"/>
+    <w:lvl w:ilvl="0">
+      <w:start w:val="1"/>
+      <w:numFmt w:val="decimal"/>
+      <w:lvlText w:val="%1."/>
+      <w:lvlJc w:val="left"/>
+      <w:pPr>
+        <w:tabs>
+          <w:tab w:val="num" w:pos="720"/>
+        </w:tabs>
+        <w:ind w:left="720" w:hanging="360"/>
+      </w:pPr>
+    </w:lvl>
+    <w:lvl w:ilvl="1" w:tentative="1">
+      <w:start w:val="1"/>
+      <w:numFmt w:val="decimal"/>
+      <w:lvlText w:val="%2."/>
+      <w:lvlJc w:val="left"/>
+      <w:pPr>
+        <w:tabs>
+          <w:tab w:val="num" w:pos="1440"/>
+        </w:tabs>
+        <w:ind w:left="1440" w:hanging="360"/>
+      </w:pPr>
+    </w:lvl>
+    <w:lvl w:ilvl="2" w:tentative="1">
+      <w:start w:val="1"/>
+      <w:numFmt w:val="decimal"/>
+      <w:lvlText w:val="%3."/>
+      <w:lvlJc w:val="left"/>
+      <w:pPr>
+        <w:tabs>
+          <w:tab w:val="num" w:pos="2160"/>
+        </w:tabs>
+        <w:ind w:left="2160" w:hanging="360"/>
+      </w:pPr>
+    </w:lvl>
+    <w:lvl w:ilvl="3" w:tentative="1">
+      <w:start w:val="1"/>
+      <w:numFmt w:val="decimal"/>
+      <w:lvlText w:val="%4."/>
+      <w:lvlJc w:val="left"/>
+      <w:pPr>
+        <w:tabs>
+          <w:tab w:val="num" w:pos="2880"/>
+        </w:tabs>
+        <w:ind w:left="2880" w:hanging="360"/>
+      </w:pPr>
+    </w:lvl>
+    <w:lvl w:ilvl="4" w:tentative="1">
+      <w:start w:val="1"/>
+      <w:numFmt w:val="decimal"/>
+      <w:lvlText w:val="%5."/>
+      <w:lvlJc w:val="left"/>
+      <w:pPr>
+        <w:tabs>
+          <w:tab w:val="num" w:pos="3600"/>
+        </w:tabs>
+        <w:ind w:left="3600" w:hanging="360"/>
+      </w:pPr>
+    </w:lvl>
+    <w:lvl w:ilvl="5" w:tentative="1">
+      <w:start w:val="1"/>
+      <w:numFmt w:val="decimal"/>
+      <w:lvlText w:val="%6."/>
+      <w:lvlJc w:val="left"/>
+      <w:pPr>
+        <w:tabs>
+          <w:tab w:val="num" w:pos="4320"/>
+        </w:tabs>
+        <w:ind w:left="4320" w:hanging="360"/>
+      </w:pPr>
+    </w:lvl>
+    <w:lvl w:ilvl="6" w:tentative="1">
+      <w:start w:val="1"/>
+      <w:numFmt w:val="decimal"/>
+      <w:lvlText w:val="%7."/>
+      <w:lvlJc w:val="left"/>
+      <w:pPr>
+        <w:tabs>
+          <w:tab w:val="num" w:pos="5040"/>
+        </w:tabs>
+        <w:ind w:left="5040" w:hanging="360"/>
+      </w:pPr>
+    </w:lvl>
+    <w:lvl w:ilvl="7" w:tentative="1">
+      <w:start w:val="1"/>
+      <w:numFmt w:val="decimal"/>
+      <w:lvlText w:val="%8."/>
+      <w:lvlJc w:val="left"/>
+      <w:pPr>
+        <w:tabs>
+          <w:tab w:val="num" w:pos="5760"/>
+        </w:tabs>
+        <w:ind w:left="5760" w:hanging="360"/>
+      </w:pPr>
+    </w:lvl>
+    <w:lvl w:ilvl="8" w:tentative="1">
+      <w:start w:val="1"/>
+      <w:numFmt w:val="decimal"/>
+      <w:lvlText w:val="%9."/>
+      <w:lvlJc w:val="left"/>
+      <w:pPr>
+        <w:tabs>
+          <w:tab w:val="num" w:pos="6480"/>
+        </w:tabs>
+        <w:ind w:left="6480" w:hanging="360"/>
+      </w:pPr>
+    </w:lvl>
+  </w:abstractNum>
   <w:num w:numId="1" w16cid:durableId="2104690857">
-    <w:abstractNumId w:val="5"/>
+    <w:abstractNumId w:val="15"/>
   </w:num>
   <w:num w:numId="2" w16cid:durableId="2123258070">
+    <w:abstractNumId w:val="21"/>
+  </w:num>
+  <w:num w:numId="3" w16cid:durableId="369841525">
+    <w:abstractNumId w:val="20"/>
+  </w:num>
+  <w:num w:numId="4" w16cid:durableId="539049725">
+    <w:abstractNumId w:val="12"/>
+  </w:num>
+  <w:num w:numId="5" w16cid:durableId="1392533720">
     <w:abstractNumId w:val="8"/>
   </w:num>
-  <w:num w:numId="3" w16cid:durableId="369841525">
-    <w:abstractNumId w:val="7"/>
-  </w:num>
-  <w:num w:numId="4" w16cid:durableId="539049725">
-    <w:abstractNumId w:val="3"/>
-  </w:num>
-  <w:num w:numId="5" w16cid:durableId="1392533720">
-    <w:abstractNumId w:val="1"/>
-  </w:num>
   <w:num w:numId="6" w16cid:durableId="1289239261">
-    <w:abstractNumId w:val="6"/>
+    <w:abstractNumId w:val="16"/>
   </w:num>
   <w:num w:numId="7" w16cid:durableId="147526336">
     <w:abstractNumId w:val="0"/>
   </w:num>
   <w:num w:numId="8" w16cid:durableId="1724602759">
+    <w:abstractNumId w:val="24"/>
+  </w:num>
+  <w:num w:numId="9" w16cid:durableId="1978296444">
+    <w:abstractNumId w:val="13"/>
+  </w:num>
+  <w:num w:numId="10" w16cid:durableId="1593276652">
+    <w:abstractNumId w:val="11"/>
+  </w:num>
+  <w:num w:numId="11" w16cid:durableId="1299340595">
+    <w:abstractNumId w:val="1"/>
+  </w:num>
+  <w:num w:numId="12" w16cid:durableId="1255169423">
+    <w:abstractNumId w:val="14"/>
+  </w:num>
+  <w:num w:numId="13" w16cid:durableId="1584339390">
+    <w:abstractNumId w:val="3"/>
+  </w:num>
+  <w:num w:numId="14" w16cid:durableId="543446941">
+    <w:abstractNumId w:val="25"/>
+  </w:num>
+  <w:num w:numId="15" w16cid:durableId="1319841734">
+    <w:abstractNumId w:val="19"/>
+  </w:num>
+  <w:num w:numId="16" w16cid:durableId="651180134">
+    <w:abstractNumId w:val="23"/>
+  </w:num>
+  <w:num w:numId="17" w16cid:durableId="577179633">
+    <w:abstractNumId w:val="4"/>
+  </w:num>
+  <w:num w:numId="18" w16cid:durableId="1224217493">
+    <w:abstractNumId w:val="2"/>
+  </w:num>
+  <w:num w:numId="19" w16cid:durableId="2127503259">
+    <w:abstractNumId w:val="17"/>
+  </w:num>
+  <w:num w:numId="20" w16cid:durableId="1600328648">
+    <w:abstractNumId w:val="6"/>
+  </w:num>
+  <w:num w:numId="21" w16cid:durableId="657274081">
+    <w:abstractNumId w:val="5"/>
+  </w:num>
+  <w:num w:numId="22" w16cid:durableId="229924747">
+    <w:abstractNumId w:val="10"/>
+  </w:num>
+  <w:num w:numId="23" w16cid:durableId="768114348">
     <w:abstractNumId w:val="9"/>
   </w:num>
-  <w:num w:numId="9" w16cid:durableId="1978296444">
-    <w:abstractNumId w:val="4"/>
+  <w:num w:numId="24" w16cid:durableId="114298485">
+    <w:abstractNumId w:val="22"/>
   </w:num>
-  <w:num w:numId="10" w16cid:durableId="1593276652">
-    <w:abstractNumId w:val="2"/>
+  <w:num w:numId="25" w16cid:durableId="1360231247">
+    <w:abstractNumId w:val="7"/>
+  </w:num>
+  <w:num w:numId="26" w16cid:durableId="1869755400">
+    <w:abstractNumId w:val="18"/>
   </w:num>
 </w:numbering>
 </file>
@@ -5041,6 +8528,16 @@
       <w:ind w:left="240"/>
     </w:pPr>
   </w:style>
+  <w:style w:type="paragraph" w:styleId="NormalWeb">
+    <w:name w:val="Normal (Web)"/>
+    <w:basedOn w:val="Normal"/>
+    <w:uiPriority w:val="99"/>
+    <w:unhideWhenUsed/>
+    <w:rsid w:val="004F7C88"/>
+    <w:pPr>
+      <w:spacing w:before="100" w:beforeAutospacing="1" w:after="100" w:afterAutospacing="1" w:line="240" w:lineRule="auto"/>
+    </w:pPr>
+  </w:style>
 </w:styles>
 </file>
 
@@ -5355,6 +8852,27 @@
     <w:pitch w:val="variable"/>
     <w:sig w:usb0="E0002EFF" w:usb1="C000785B" w:usb2="00000009" w:usb3="00000000" w:csb0="000001FF" w:csb1="00000000"/>
   </w:font>
+  <w:font w:name="Symbol">
+    <w:panose1 w:val="05050102010706020507"/>
+    <w:charset w:val="02"/>
+    <w:family w:val="roman"/>
+    <w:pitch w:val="variable"/>
+    <w:sig w:usb0="00000000" w:usb1="10000000" w:usb2="00000000" w:usb3="00000000" w:csb0="80000000" w:csb1="00000000"/>
+  </w:font>
+  <w:font w:name="Courier New">
+    <w:panose1 w:val="02070309020205020404"/>
+    <w:charset w:val="00"/>
+    <w:family w:val="modern"/>
+    <w:pitch w:val="fixed"/>
+    <w:sig w:usb0="E0002EFF" w:usb1="C0007843" w:usb2="00000009" w:usb3="00000000" w:csb0="000001FF" w:csb1="00000000"/>
+  </w:font>
+  <w:font w:name="Wingdings">
+    <w:panose1 w:val="05000000000000000000"/>
+    <w:charset w:val="02"/>
+    <w:family w:val="auto"/>
+    <w:pitch w:val="variable"/>
+    <w:sig w:usb0="00000000" w:usb1="10000000" w:usb2="00000000" w:usb3="00000000" w:csb0="80000000" w:csb1="00000000"/>
+  </w:font>
   <w:font w:name="Calibri">
     <w:panose1 w:val="020F0502020204030204"/>
     <w:charset w:val="00"/>
@@ -5397,7 +8915,7 @@
   </w:compat>
   <w:rsids>
     <w:rsidRoot w:val="00F04BFD"/>
-    <w:rsid w:val="007D6391"/>
+    <w:rsid w:val="000421D5"/>
     <w:rsid w:val="00F04BFD"/>
     <w:rsid w:val="00F61A83"/>
   </w:rsids>

--- a/documentation/0681407_healeyCoteMarieAndree_documentation.docx
+++ b/documentation/0681407_healeyCoteMarieAndree_documentation.docx
@@ -3127,7 +3127,7 @@
       </w:pPr>
       <w:r>
         <w:rPr>
-          <w:rFonts w:cstheme="majorHAnsi"/>
+          <w:rFonts w:asciiTheme="majorHAnsi" w:hAnsiTheme="majorHAnsi" w:cstheme="majorHAnsi"/>
         </w:rPr>
         <w:br w:type="page"/>
       </w:r>
@@ -8915,7 +8915,7 @@
   </w:compat>
   <w:rsids>
     <w:rsidRoot w:val="00F04BFD"/>
-    <w:rsid w:val="000421D5"/>
+    <w:rsid w:val="004C4D62"/>
     <w:rsid w:val="00F04BFD"/>
     <w:rsid w:val="00F61A83"/>
   </w:rsids>
